--- a/TryHackMe/cryptofailures/bielzonho/writeup.docx
+++ b/TryHackMe/cryptofailures/bielzonho/writeup.docx
@@ -1,11 +1,11 @@
 
 <file path=word/document.xml><?xml version="1.0" encoding="utf-8"?>
-<w:document xmlns:wpc="http://schemas.microsoft.com/office/word/2010/wordprocessingCanvas" xmlns:cx="http://schemas.microsoft.com/office/drawing/2014/chartex" xmlns:cx1="http://schemas.microsoft.com/office/drawing/2015/9/8/chartex" xmlns:cx2="http://schemas.microsoft.com/office/drawing/2015/10/21/chartex" xmlns:cx3="http://schemas.microsoft.com/office/drawing/2016/5/9/chartex" xmlns:cx4="http://schemas.microsoft.com/office/drawing/2016/5/10/chartex" xmlns:cx5="http://schemas.microsoft.com/office/drawing/2016/5/11/chartex" xmlns:cx6="http://schemas.microsoft.com/office/drawing/2016/5/12/chartex" xmlns:cx7="http://schemas.microsoft.com/office/drawing/2016/5/13/chartex" xmlns:cx8="http://schemas.microsoft.com/office/drawing/2016/5/14/chartex" xmlns:mc="http://schemas.openxmlformats.org/markup-compatibility/2006" xmlns:aink="http://schemas.microsoft.com/office/drawing/2016/ink" xmlns:am3d="http://schemas.microsoft.com/office/drawing/2017/model3d" xmlns:o="urn:schemas-microsoft-com:office:office" xmlns:oel="http://schemas.microsoft.com/office/2019/extlst" xmlns:r="http://schemas.openxmlformats.org/officeDocument/2006/relationships" xmlns:m="http://schemas.openxmlformats.org/officeDocument/2006/math" xmlns:v="urn:schemas-microsoft-com:vml" xmlns:wp14="http://schemas.microsoft.com/office/word/2010/wordprocessingDrawing" xmlns:wp="http://schemas.openxmlformats.org/drawingml/2006/wordprocessingDrawing" xmlns:w10="urn:schemas-microsoft-com:office:word" xmlns:w="http://schemas.openxmlformats.org/wordprocessingml/2006/main" xmlns:w14="http://schemas.microsoft.com/office/word/2010/wordml" xmlns:w15="http://schemas.microsoft.com/office/word/2012/wordml" xmlns:w16cex="http://schemas.microsoft.com/office/word/2018/wordml/cex" xmlns:w16cid="http://schemas.microsoft.com/office/word/2016/wordml/cid" xmlns:w16="http://schemas.microsoft.com/office/word/2018/wordml" xmlns:w16du="http://schemas.microsoft.com/office/word/2023/wordml/word16du" xmlns:w16sdtdh="http://schemas.microsoft.com/office/word/2020/wordml/sdtdatahash" xmlns:w16sdtfl="http://schemas.microsoft.com/office/word/2024/wordml/sdtformatlock" xmlns:w16se="http://schemas.microsoft.com/office/word/2015/wordml/symex" xmlns:wpg="http://schemas.microsoft.com/office/word/2010/wordprocessingGroup" xmlns:wpi="http://schemas.microsoft.com/office/word/2010/wordprocessingInk" xmlns:wne="http://schemas.microsoft.com/office/word/2006/wordml" xmlns:wps="http://schemas.microsoft.com/office/word/2010/wordprocessingShape" xmlns:a="http://schemas.openxmlformats.org/drawingml/2006/main" xmlns:pic="http://schemas.openxmlformats.org/drawingml/2006/picture" xmlns:a14="http://schemas.microsoft.com/office/drawing/2010/main" mc:Ignorable="w14 w15 w16se w16cid w16 w16cex w16sdtdh w16sdtfl w16du wp14">
+<w:document xmlns:wpc="http://schemas.microsoft.com/office/word/2010/wordprocessingCanvas" xmlns:cx="http://schemas.microsoft.com/office/drawing/2014/chartex" xmlns:cx1="http://schemas.microsoft.com/office/drawing/2015/9/8/chartex" xmlns:cx2="http://schemas.microsoft.com/office/drawing/2015/10/21/chartex" xmlns:cx3="http://schemas.microsoft.com/office/drawing/2016/5/9/chartex" xmlns:cx4="http://schemas.microsoft.com/office/drawing/2016/5/10/chartex" xmlns:cx5="http://schemas.microsoft.com/office/drawing/2016/5/11/chartex" xmlns:cx6="http://schemas.microsoft.com/office/drawing/2016/5/12/chartex" xmlns:cx7="http://schemas.microsoft.com/office/drawing/2016/5/13/chartex" xmlns:cx8="http://schemas.microsoft.com/office/drawing/2016/5/14/chartex" xmlns:mc="http://schemas.openxmlformats.org/markup-compatibility/2006" xmlns:aink="http://schemas.microsoft.com/office/drawing/2016/ink" xmlns:am3d="http://schemas.microsoft.com/office/drawing/2017/model3d" xmlns:o="urn:schemas-microsoft-com:office:office" xmlns:oel="http://schemas.microsoft.com/office/2019/extlst" xmlns:r="http://schemas.openxmlformats.org/officeDocument/2006/relationships" xmlns:m="http://schemas.openxmlformats.org/officeDocument/2006/math" xmlns:v="urn:schemas-microsoft-com:vml" xmlns:wp14="http://schemas.microsoft.com/office/word/2010/wordprocessingDrawing" xmlns:wp="http://schemas.openxmlformats.org/drawingml/2006/wordprocessingDrawing" xmlns:w10="urn:schemas-microsoft-com:office:word" xmlns:w="http://schemas.openxmlformats.org/wordprocessingml/2006/main" xmlns:w14="http://schemas.microsoft.com/office/word/2010/wordml" xmlns:w15="http://schemas.microsoft.com/office/word/2012/wordml" xmlns:w16cex="http://schemas.microsoft.com/office/word/2018/wordml/cex" xmlns:w16cid="http://schemas.microsoft.com/office/word/2016/wordml/cid" xmlns:w16="http://schemas.microsoft.com/office/word/2018/wordml" xmlns:w16du="http://schemas.microsoft.com/office/word/2023/wordml/word16du" xmlns:w16sdtdh="http://schemas.microsoft.com/office/word/2020/wordml/sdtdatahash" xmlns:w16sdtfl="http://schemas.microsoft.com/office/word/2024/wordml/sdtformatlock" xmlns:w16se="http://schemas.microsoft.com/office/word/2015/wordml/symex" xmlns:wpg="http://schemas.microsoft.com/office/word/2010/wordprocessingGroup" xmlns:wpi="http://schemas.microsoft.com/office/word/2010/wordprocessingInk" xmlns:wne="http://schemas.microsoft.com/office/word/2006/wordml" xmlns:wps="http://schemas.microsoft.com/office/word/2010/wordprocessingShape" mc:Ignorable="w14 w15 w16se w16cid w16 w16cex w16sdtdh w16sdtfl w16du wp14">
   <w:body>
     <w:p>
       <w:pPr>
         <w:rPr>
-          <w:rFonts w:ascii="Arial" w:hAnsi="Arial" w:eastAsia="Arial" w:cs="Arial"/>
+          <w:rFonts w:ascii="Arial" w:eastAsia="Arial" w:hAnsi="Arial" w:cs="Arial"/>
           <w:sz w:val="24"/>
           <w:szCs w:val="24"/>
         </w:rPr>
@@ -61,7 +61,7 @@
       <w:pPr>
         <w:jc w:val="center"/>
         <w:rPr>
-          <w:rFonts w:ascii="Arial" w:hAnsi="Arial" w:eastAsia="Arial" w:cs="Arial"/>
+          <w:rFonts w:ascii="Arial" w:eastAsia="Arial" w:hAnsi="Arial" w:cs="Arial"/>
           <w:color w:val="000000" w:themeColor="text1"/>
           <w:sz w:val="72"/>
           <w:szCs w:val="72"/>
@@ -69,7 +69,7 @@
       </w:pPr>
       <w:r>
         <w:rPr>
-          <w:rFonts w:ascii="Arial" w:hAnsi="Arial" w:eastAsia="Arial" w:cs="Arial"/>
+          <w:rFonts w:ascii="Arial" w:eastAsia="Arial" w:hAnsi="Arial" w:cs="Arial"/>
           <w:color w:val="000000" w:themeColor="text1"/>
           <w:sz w:val="72"/>
           <w:szCs w:val="72"/>
@@ -81,54 +81,69 @@
       <w:pPr>
         <w:jc w:val="center"/>
         <w:rPr>
-          <w:rFonts w:ascii="Arial" w:hAnsi="Arial" w:eastAsia="Arial" w:cs="Arial"/>
+          <w:rFonts w:ascii="Arial" w:eastAsia="Arial" w:hAnsi="Arial" w:cs="Arial"/>
           <w:color w:val="000000" w:themeColor="text1"/>
           <w:sz w:val="32"/>
           <w:szCs w:val="32"/>
         </w:rPr>
       </w:pPr>
-      <w:r>
-        <w:rPr>
-          <w:rFonts w:ascii="Arial" w:hAnsi="Arial" w:eastAsia="Arial" w:cs="Arial"/>
-          <w:color w:val="000000" w:themeColor="text1" w:themeTint="FF" w:themeShade="FF"/>
+      <w:proofErr w:type="spellStart"/>
+      <w:r>
+        <w:rPr>
+          <w:rFonts w:ascii="Arial" w:eastAsia="Arial" w:hAnsi="Arial" w:cs="Arial"/>
+          <w:color w:val="000000" w:themeColor="text1"/>
           <w:sz w:val="32"/>
           <w:szCs w:val="32"/>
         </w:rPr>
         <w:t>Crypto</w:t>
       </w:r>
-      <w:r>
-        <w:rPr>
-          <w:rFonts w:ascii="Arial" w:hAnsi="Arial" w:eastAsia="Arial" w:cs="Arial"/>
-          <w:color w:val="000000" w:themeColor="text1" w:themeTint="FF" w:themeShade="FF"/>
+      <w:proofErr w:type="spellEnd"/>
+      <w:r>
+        <w:rPr>
+          <w:rFonts w:ascii="Arial" w:eastAsia="Arial" w:hAnsi="Arial" w:cs="Arial"/>
+          <w:color w:val="000000" w:themeColor="text1"/>
           <w:sz w:val="32"/>
           <w:szCs w:val="32"/>
         </w:rPr>
-        <w:t xml:space="preserve"> Failures</w:t>
-      </w:r>
-      <w:r>
-        <w:rPr>
-          <w:rFonts w:ascii="Arial" w:hAnsi="Arial" w:eastAsia="Arial" w:cs="Arial"/>
-          <w:color w:val="000000" w:themeColor="text1" w:themeTint="FF" w:themeShade="FF"/>
+        <w:t xml:space="preserve"> </w:t>
+      </w:r>
+      <w:proofErr w:type="spellStart"/>
+      <w:r>
+        <w:rPr>
+          <w:rFonts w:ascii="Arial" w:eastAsia="Arial" w:hAnsi="Arial" w:cs="Arial"/>
+          <w:color w:val="000000" w:themeColor="text1"/>
           <w:sz w:val="32"/>
           <w:szCs w:val="32"/>
         </w:rPr>
-        <w:t xml:space="preserve"> – </w:t>
-      </w:r>
-      <w:r>
-        <w:rPr>
-          <w:rFonts w:ascii="Arial" w:hAnsi="Arial" w:eastAsia="Arial" w:cs="Arial"/>
-          <w:color w:val="000000" w:themeColor="text1" w:themeTint="FF" w:themeShade="FF"/>
+        <w:t>Failures</w:t>
+      </w:r>
+      <w:proofErr w:type="spellEnd"/>
+      <w:r>
+        <w:rPr>
+          <w:rFonts w:ascii="Arial" w:eastAsia="Arial" w:hAnsi="Arial" w:cs="Arial"/>
+          <w:color w:val="000000" w:themeColor="text1"/>
           <w:sz w:val="32"/>
           <w:szCs w:val="32"/>
         </w:rPr>
+        <w:t xml:space="preserve"> – </w:t>
+      </w:r>
+      <w:proofErr w:type="spellStart"/>
+      <w:r>
+        <w:rPr>
+          <w:rFonts w:ascii="Arial" w:eastAsia="Arial" w:hAnsi="Arial" w:cs="Arial"/>
+          <w:color w:val="000000" w:themeColor="text1"/>
+          <w:sz w:val="32"/>
+          <w:szCs w:val="32"/>
+        </w:rPr>
         <w:t>TryHackMe</w:t>
       </w:r>
+      <w:proofErr w:type="spellEnd"/>
     </w:p>
     <w:p>
       <w:pPr>
         <w:jc w:val="center"/>
         <w:rPr>
-          <w:rFonts w:ascii="Arial" w:hAnsi="Arial" w:eastAsia="Arial" w:cs="Arial"/>
+          <w:rFonts w:ascii="Arial" w:eastAsia="Arial" w:hAnsi="Arial" w:cs="Arial"/>
           <w:color w:val="000000" w:themeColor="text1"/>
           <w:sz w:val="24"/>
           <w:szCs w:val="24"/>
@@ -140,10 +155,10 @@
         <w:tblStyle w:val="Tabelacomgrade"/>
         <w:tblW w:w="0" w:type="auto"/>
         <w:tblBorders>
-          <w:top w:val="single" w:color="auto" w:sz="6" w:space="0"/>
-          <w:left w:val="single" w:color="auto" w:sz="6" w:space="0"/>
-          <w:bottom w:val="single" w:color="auto" w:sz="6" w:space="0"/>
-          <w:right w:val="single" w:color="auto" w:sz="6" w:space="0"/>
+          <w:top w:val="single" w:sz="6" w:space="0" w:color="auto"/>
+          <w:left w:val="single" w:sz="6" w:space="0" w:color="auto"/>
+          <w:bottom w:val="single" w:sz="6" w:space="0" w:color="auto"/>
+          <w:right w:val="single" w:sz="6" w:space="0" w:color="auto"/>
         </w:tblBorders>
         <w:tblLayout w:type="fixed"/>
         <w:tblLook w:val="0000" w:firstRow="0" w:lastRow="0" w:firstColumn="0" w:lastColumn="0" w:noHBand="0" w:noVBand="0"/>
@@ -161,10 +176,10 @@
             <w:tcW w:w="8471" w:type="dxa"/>
             <w:gridSpan w:val="2"/>
             <w:tcBorders>
-              <w:top w:val="single" w:color="000000" w:themeColor="text1" w:sz="6" w:space="0"/>
-              <w:left w:val="single" w:color="000000" w:themeColor="text1" w:sz="6" w:space="0"/>
-              <w:bottom w:val="single" w:color="000000" w:themeColor="text1" w:sz="6" w:space="0"/>
-              <w:right w:val="single" w:color="000000" w:themeColor="text1" w:sz="6" w:space="0"/>
+              <w:top w:val="single" w:sz="6" w:space="0" w:color="000000" w:themeColor="text1"/>
+              <w:left w:val="single" w:sz="6" w:space="0" w:color="000000" w:themeColor="text1"/>
+              <w:bottom w:val="single" w:sz="6" w:space="0" w:color="000000" w:themeColor="text1"/>
+              <w:right w:val="single" w:sz="6" w:space="0" w:color="000000" w:themeColor="text1"/>
             </w:tcBorders>
             <w:shd w:val="clear" w:color="auto" w:fill="C1E4F5" w:themeFill="accent1" w:themeFillTint="33"/>
             <w:tcMar>
@@ -177,14 +192,14 @@
             <w:pPr>
               <w:jc w:val="center"/>
               <w:rPr>
-                <w:rFonts w:ascii="Arial" w:hAnsi="Arial" w:eastAsia="Arial" w:cs="Arial"/>
+                <w:rFonts w:ascii="Arial" w:eastAsia="Arial" w:hAnsi="Arial" w:cs="Arial"/>
                 <w:sz w:val="24"/>
                 <w:szCs w:val="24"/>
               </w:rPr>
             </w:pPr>
             <w:r>
               <w:rPr>
-                <w:rFonts w:ascii="Arial" w:hAnsi="Arial" w:eastAsia="Arial" w:cs="Arial"/>
+                <w:rFonts w:ascii="Arial" w:eastAsia="Arial" w:hAnsi="Arial" w:cs="Arial"/>
                 <w:b/>
                 <w:bCs/>
                 <w:sz w:val="24"/>
@@ -203,10 +218,10 @@
           <w:tcPr>
             <w:tcW w:w="4235" w:type="dxa"/>
             <w:tcBorders>
-              <w:top w:val="single" w:color="000000" w:themeColor="text1" w:sz="6" w:space="0"/>
-              <w:left w:val="single" w:color="000000" w:themeColor="text1" w:sz="6" w:space="0"/>
-              <w:bottom w:val="single" w:color="000000" w:themeColor="text1" w:sz="6" w:space="0"/>
-              <w:right w:val="single" w:color="000000" w:themeColor="text1" w:sz="6" w:space="0"/>
+              <w:top w:val="single" w:sz="6" w:space="0" w:color="000000" w:themeColor="text1"/>
+              <w:left w:val="single" w:sz="6" w:space="0" w:color="000000" w:themeColor="text1"/>
+              <w:bottom w:val="single" w:sz="6" w:space="0" w:color="000000" w:themeColor="text1"/>
+              <w:right w:val="single" w:sz="6" w:space="0" w:color="000000" w:themeColor="text1"/>
             </w:tcBorders>
             <w:tcMar>
               <w:left w:w="105" w:type="dxa"/>
@@ -217,14 +232,14 @@
           <w:p>
             <w:pPr>
               <w:rPr>
-                <w:rFonts w:ascii="Arial" w:hAnsi="Arial" w:eastAsia="Arial" w:cs="Arial"/>
+                <w:rFonts w:ascii="Arial" w:eastAsia="Arial" w:hAnsi="Arial" w:cs="Arial"/>
                 <w:sz w:val="24"/>
                 <w:szCs w:val="24"/>
               </w:rPr>
             </w:pPr>
             <w:r>
               <w:rPr>
-                <w:rFonts w:ascii="Arial" w:hAnsi="Arial" w:eastAsia="Arial" w:cs="Arial"/>
+                <w:rFonts w:ascii="Arial" w:eastAsia="Arial" w:hAnsi="Arial" w:cs="Arial"/>
                 <w:b/>
                 <w:bCs/>
                 <w:sz w:val="24"/>
@@ -238,10 +253,10 @@
           <w:tcPr>
             <w:tcW w:w="4236" w:type="dxa"/>
             <w:tcBorders>
-              <w:top w:val="single" w:color="000000" w:themeColor="text1" w:sz="6" w:space="0"/>
-              <w:left w:val="single" w:color="000000" w:themeColor="text1" w:sz="6" w:space="0"/>
-              <w:bottom w:val="single" w:color="000000" w:themeColor="text1" w:sz="6" w:space="0"/>
-              <w:right w:val="single" w:color="000000" w:themeColor="text1" w:sz="6" w:space="0"/>
+              <w:top w:val="single" w:sz="6" w:space="0" w:color="000000" w:themeColor="text1"/>
+              <w:left w:val="single" w:sz="6" w:space="0" w:color="000000" w:themeColor="text1"/>
+              <w:bottom w:val="single" w:sz="6" w:space="0" w:color="000000" w:themeColor="text1"/>
+              <w:right w:val="single" w:sz="6" w:space="0" w:color="000000" w:themeColor="text1"/>
             </w:tcBorders>
             <w:tcMar>
               <w:left w:w="105" w:type="dxa"/>
@@ -252,38 +267,42 @@
           <w:p>
             <w:pPr>
               <w:rPr>
-                <w:rFonts w:ascii="Arial" w:hAnsi="Arial" w:eastAsia="Arial" w:cs="Arial"/>
+                <w:rFonts w:ascii="Arial" w:eastAsia="Arial" w:hAnsi="Arial" w:cs="Arial"/>
                 <w:sz w:val="24"/>
                 <w:szCs w:val="24"/>
               </w:rPr>
             </w:pPr>
-            <w:r>
-              <w:rPr>
-                <w:rFonts w:ascii="Arial" w:hAnsi="Arial" w:eastAsia="Arial" w:cs="Arial"/>
+            <w:proofErr w:type="spellStart"/>
+            <w:r>
+              <w:rPr>
+                <w:rFonts w:ascii="Arial" w:eastAsia="Arial" w:hAnsi="Arial" w:cs="Arial"/>
                 <w:sz w:val="24"/>
                 <w:szCs w:val="24"/>
               </w:rPr>
               <w:t>Crypto</w:t>
             </w:r>
-            <w:r>
-              <w:rPr>
-                <w:rFonts w:ascii="Arial" w:hAnsi="Arial" w:eastAsia="Arial" w:cs="Arial"/>
+            <w:proofErr w:type="spellEnd"/>
+            <w:r>
+              <w:rPr>
+                <w:rFonts w:ascii="Arial" w:eastAsia="Arial" w:hAnsi="Arial" w:cs="Arial"/>
                 <w:sz w:val="24"/>
                 <w:szCs w:val="24"/>
               </w:rPr>
               <w:t xml:space="preserve"> </w:t>
             </w:r>
-            <w:r>
-              <w:rPr>
-                <w:rFonts w:ascii="Arial" w:hAnsi="Arial" w:eastAsia="Arial" w:cs="Arial"/>
+            <w:proofErr w:type="spellStart"/>
+            <w:r>
+              <w:rPr>
+                <w:rFonts w:ascii="Arial" w:eastAsia="Arial" w:hAnsi="Arial" w:cs="Arial"/>
                 <w:sz w:val="24"/>
                 <w:szCs w:val="24"/>
               </w:rPr>
               <w:t>Failures</w:t>
             </w:r>
-            <w:r>
-              <w:rPr>
-                <w:rFonts w:ascii="Arial" w:hAnsi="Arial" w:eastAsia="Arial" w:cs="Arial"/>
+            <w:proofErr w:type="spellEnd"/>
+            <w:r>
+              <w:rPr>
+                <w:rFonts w:ascii="Arial" w:eastAsia="Arial" w:hAnsi="Arial" w:cs="Arial"/>
                 <w:sz w:val="24"/>
                 <w:szCs w:val="24"/>
               </w:rPr>
@@ -291,20 +310,30 @@
             </w:r>
             <w:r>
               <w:rPr>
-                <w:rFonts w:ascii="Arial" w:hAnsi="Arial" w:eastAsia="Arial" w:cs="Arial"/>
-                <w:sz w:val="24"/>
-                <w:szCs w:val="24"/>
-              </w:rPr>
-              <w:t xml:space="preserve">                      </w:t>
-            </w:r>
-            <w:r>
-              <w:rPr>
-                <w:rFonts w:ascii="Arial" w:hAnsi="Arial" w:eastAsia="Arial" w:cs="Arial"/>
-                <w:sz w:val="24"/>
-                <w:szCs w:val="24"/>
-              </w:rPr>
-              <w:t>Gabriel Giardino Sprotte</w:t>
-            </w:r>
+                <w:rFonts w:ascii="Arial" w:eastAsia="Arial" w:hAnsi="Arial" w:cs="Arial"/>
+                <w:sz w:val="24"/>
+                <w:szCs w:val="24"/>
+              </w:rPr>
+              <w:t xml:space="preserve"> </w:t>
+            </w:r>
+            <w:r>
+              <w:rPr>
+                <w:rFonts w:ascii="Arial" w:eastAsia="Arial" w:hAnsi="Arial" w:cs="Arial"/>
+                <w:sz w:val="24"/>
+                <w:szCs w:val="24"/>
+              </w:rPr>
+              <w:t xml:space="preserve">Gabriel Giardino </w:t>
+            </w:r>
+            <w:proofErr w:type="spellStart"/>
+            <w:r>
+              <w:rPr>
+                <w:rFonts w:ascii="Arial" w:eastAsia="Arial" w:hAnsi="Arial" w:cs="Arial"/>
+                <w:sz w:val="24"/>
+                <w:szCs w:val="24"/>
+              </w:rPr>
+              <w:t>Sprotte</w:t>
+            </w:r>
+            <w:proofErr w:type="spellEnd"/>
           </w:p>
         </w:tc>
       </w:tr>
@@ -316,10 +345,10 @@
           <w:tcPr>
             <w:tcW w:w="4235" w:type="dxa"/>
             <w:tcBorders>
-              <w:top w:val="single" w:color="000000" w:themeColor="text1" w:sz="6" w:space="0"/>
-              <w:left w:val="single" w:color="000000" w:themeColor="text1" w:sz="6" w:space="0"/>
-              <w:bottom w:val="single" w:color="000000" w:themeColor="text1" w:sz="6" w:space="0"/>
-              <w:right w:val="single" w:color="000000" w:themeColor="text1" w:sz="6" w:space="0"/>
+              <w:top w:val="single" w:sz="6" w:space="0" w:color="000000" w:themeColor="text1"/>
+              <w:left w:val="single" w:sz="6" w:space="0" w:color="000000" w:themeColor="text1"/>
+              <w:bottom w:val="single" w:sz="6" w:space="0" w:color="000000" w:themeColor="text1"/>
+              <w:right w:val="single" w:sz="6" w:space="0" w:color="000000" w:themeColor="text1"/>
             </w:tcBorders>
             <w:tcMar>
               <w:left w:w="105" w:type="dxa"/>
@@ -330,14 +359,14 @@
           <w:p>
             <w:pPr>
               <w:rPr>
-                <w:rFonts w:ascii="Arial" w:hAnsi="Arial" w:eastAsia="Arial" w:cs="Arial"/>
+                <w:rFonts w:ascii="Arial" w:eastAsia="Arial" w:hAnsi="Arial" w:cs="Arial"/>
                 <w:sz w:val="24"/>
                 <w:szCs w:val="24"/>
               </w:rPr>
             </w:pPr>
             <w:r>
               <w:rPr>
-                <w:rFonts w:ascii="Arial" w:hAnsi="Arial" w:eastAsia="Arial" w:cs="Arial"/>
+                <w:rFonts w:ascii="Arial" w:eastAsia="Arial" w:hAnsi="Arial" w:cs="Arial"/>
                 <w:b/>
                 <w:bCs/>
                 <w:sz w:val="24"/>
@@ -351,10 +380,10 @@
           <w:tcPr>
             <w:tcW w:w="4236" w:type="dxa"/>
             <w:tcBorders>
-              <w:top w:val="single" w:color="000000" w:themeColor="text1" w:sz="6" w:space="0"/>
-              <w:left w:val="single" w:color="000000" w:themeColor="text1" w:sz="6" w:space="0"/>
-              <w:bottom w:val="single" w:color="000000" w:themeColor="text1" w:sz="6" w:space="0"/>
-              <w:right w:val="single" w:color="000000" w:themeColor="text1" w:sz="6" w:space="0"/>
+              <w:top w:val="single" w:sz="6" w:space="0" w:color="000000" w:themeColor="text1"/>
+              <w:left w:val="single" w:sz="6" w:space="0" w:color="000000" w:themeColor="text1"/>
+              <w:bottom w:val="single" w:sz="6" w:space="0" w:color="000000" w:themeColor="text1"/>
+              <w:right w:val="single" w:sz="6" w:space="0" w:color="000000" w:themeColor="text1"/>
             </w:tcBorders>
             <w:tcMar>
               <w:left w:w="105" w:type="dxa"/>
@@ -365,14 +394,14 @@
           <w:p>
             <w:pPr>
               <w:rPr>
-                <w:rFonts w:ascii="Arial" w:hAnsi="Arial" w:eastAsia="Arial" w:cs="Arial"/>
+                <w:rFonts w:ascii="Arial" w:eastAsia="Arial" w:hAnsi="Arial" w:cs="Arial"/>
                 <w:sz w:val="24"/>
                 <w:szCs w:val="24"/>
               </w:rPr>
             </w:pPr>
             <w:r>
               <w:rPr>
-                <w:rFonts w:ascii="Arial" w:hAnsi="Arial" w:eastAsia="Arial" w:cs="Arial"/>
+                <w:rFonts w:ascii="Arial" w:eastAsia="Arial" w:hAnsi="Arial" w:cs="Arial"/>
                 <w:sz w:val="24"/>
                 <w:szCs w:val="24"/>
               </w:rPr>
@@ -389,10 +418,10 @@
           <w:tcPr>
             <w:tcW w:w="4235" w:type="dxa"/>
             <w:tcBorders>
-              <w:top w:val="single" w:color="000000" w:themeColor="text1" w:sz="6" w:space="0"/>
-              <w:left w:val="single" w:color="000000" w:themeColor="text1" w:sz="6" w:space="0"/>
-              <w:bottom w:val="single" w:color="000000" w:themeColor="text1" w:sz="6" w:space="0"/>
-              <w:right w:val="single" w:color="000000" w:themeColor="text1" w:sz="6" w:space="0"/>
+              <w:top w:val="single" w:sz="6" w:space="0" w:color="000000" w:themeColor="text1"/>
+              <w:left w:val="single" w:sz="6" w:space="0" w:color="000000" w:themeColor="text1"/>
+              <w:bottom w:val="single" w:sz="6" w:space="0" w:color="000000" w:themeColor="text1"/>
+              <w:right w:val="single" w:sz="6" w:space="0" w:color="000000" w:themeColor="text1"/>
             </w:tcBorders>
             <w:tcMar>
               <w:left w:w="105" w:type="dxa"/>
@@ -403,14 +432,14 @@
           <w:p>
             <w:pPr>
               <w:rPr>
-                <w:rFonts w:ascii="Arial" w:hAnsi="Arial" w:eastAsia="Arial" w:cs="Arial"/>
+                <w:rFonts w:ascii="Arial" w:eastAsia="Arial" w:hAnsi="Arial" w:cs="Arial"/>
                 <w:sz w:val="24"/>
                 <w:szCs w:val="24"/>
               </w:rPr>
             </w:pPr>
             <w:r>
               <w:rPr>
-                <w:rFonts w:ascii="Arial" w:hAnsi="Arial" w:eastAsia="Arial" w:cs="Arial"/>
+                <w:rFonts w:ascii="Arial" w:eastAsia="Arial" w:hAnsi="Arial" w:cs="Arial"/>
                 <w:b/>
                 <w:bCs/>
                 <w:sz w:val="24"/>
@@ -424,10 +453,10 @@
           <w:tcPr>
             <w:tcW w:w="4236" w:type="dxa"/>
             <w:tcBorders>
-              <w:top w:val="single" w:color="000000" w:themeColor="text1" w:sz="6" w:space="0"/>
-              <w:left w:val="single" w:color="000000" w:themeColor="text1" w:sz="6" w:space="0"/>
-              <w:bottom w:val="single" w:color="000000" w:themeColor="text1" w:sz="6" w:space="0"/>
-              <w:right w:val="single" w:color="000000" w:themeColor="text1" w:sz="6" w:space="0"/>
+              <w:top w:val="single" w:sz="6" w:space="0" w:color="000000" w:themeColor="text1"/>
+              <w:left w:val="single" w:sz="6" w:space="0" w:color="000000" w:themeColor="text1"/>
+              <w:bottom w:val="single" w:sz="6" w:space="0" w:color="000000" w:themeColor="text1"/>
+              <w:right w:val="single" w:sz="6" w:space="0" w:color="000000" w:themeColor="text1"/>
             </w:tcBorders>
             <w:tcMar>
               <w:left w:w="105" w:type="dxa"/>
@@ -438,14 +467,14 @@
           <w:p>
             <w:pPr>
               <w:rPr>
-                <w:rFonts w:ascii="Arial" w:hAnsi="Arial" w:eastAsia="Arial" w:cs="Arial"/>
+                <w:rFonts w:ascii="Arial" w:eastAsia="Arial" w:hAnsi="Arial" w:cs="Arial"/>
                 <w:sz w:val="24"/>
                 <w:szCs w:val="24"/>
               </w:rPr>
             </w:pPr>
             <w:r>
               <w:rPr>
-                <w:rFonts w:ascii="Arial" w:hAnsi="Arial" w:eastAsia="Arial" w:cs="Arial"/>
+                <w:rFonts w:ascii="Arial" w:eastAsia="Arial" w:hAnsi="Arial" w:cs="Arial"/>
                 <w:sz w:val="24"/>
                 <w:szCs w:val="24"/>
               </w:rPr>
@@ -453,7 +482,7 @@
             </w:r>
             <w:r>
               <w:rPr>
-                <w:rFonts w:ascii="Arial" w:hAnsi="Arial" w:eastAsia="Arial" w:cs="Arial"/>
+                <w:rFonts w:ascii="Arial" w:eastAsia="Arial" w:hAnsi="Arial" w:cs="Arial"/>
                 <w:sz w:val="24"/>
                 <w:szCs w:val="24"/>
               </w:rPr>
@@ -470,10 +499,10 @@
           <w:tcPr>
             <w:tcW w:w="4235" w:type="dxa"/>
             <w:tcBorders>
-              <w:top w:val="single" w:color="000000" w:themeColor="text1" w:sz="6" w:space="0"/>
-              <w:left w:val="single" w:color="000000" w:themeColor="text1" w:sz="6" w:space="0"/>
-              <w:bottom w:val="single" w:color="000000" w:themeColor="text1" w:sz="6" w:space="0"/>
-              <w:right w:val="single" w:color="000000" w:themeColor="text1" w:sz="6" w:space="0"/>
+              <w:top w:val="single" w:sz="6" w:space="0" w:color="000000" w:themeColor="text1"/>
+              <w:left w:val="single" w:sz="6" w:space="0" w:color="000000" w:themeColor="text1"/>
+              <w:bottom w:val="single" w:sz="6" w:space="0" w:color="000000" w:themeColor="text1"/>
+              <w:right w:val="single" w:sz="6" w:space="0" w:color="000000" w:themeColor="text1"/>
             </w:tcBorders>
             <w:tcMar>
               <w:left w:w="105" w:type="dxa"/>
@@ -484,14 +513,14 @@
           <w:p>
             <w:pPr>
               <w:rPr>
-                <w:rFonts w:ascii="Arial" w:hAnsi="Arial" w:eastAsia="Arial" w:cs="Arial"/>
+                <w:rFonts w:ascii="Arial" w:eastAsia="Arial" w:hAnsi="Arial" w:cs="Arial"/>
                 <w:sz w:val="24"/>
                 <w:szCs w:val="24"/>
               </w:rPr>
             </w:pPr>
             <w:r>
               <w:rPr>
-                <w:rFonts w:ascii="Arial" w:hAnsi="Arial" w:eastAsia="Arial" w:cs="Arial"/>
+                <w:rFonts w:ascii="Arial" w:eastAsia="Arial" w:hAnsi="Arial" w:cs="Arial"/>
                 <w:b/>
                 <w:bCs/>
                 <w:sz w:val="24"/>
@@ -505,10 +534,10 @@
           <w:tcPr>
             <w:tcW w:w="4236" w:type="dxa"/>
             <w:tcBorders>
-              <w:top w:val="single" w:color="000000" w:themeColor="text1" w:sz="6" w:space="0"/>
-              <w:left w:val="single" w:color="000000" w:themeColor="text1" w:sz="6" w:space="0"/>
-              <w:bottom w:val="single" w:color="000000" w:themeColor="text1" w:sz="6" w:space="0"/>
-              <w:right w:val="single" w:color="000000" w:themeColor="text1" w:sz="6" w:space="0"/>
+              <w:top w:val="single" w:sz="6" w:space="0" w:color="000000" w:themeColor="text1"/>
+              <w:left w:val="single" w:sz="6" w:space="0" w:color="000000" w:themeColor="text1"/>
+              <w:bottom w:val="single" w:sz="6" w:space="0" w:color="000000" w:themeColor="text1"/>
+              <w:right w:val="single" w:sz="6" w:space="0" w:color="000000" w:themeColor="text1"/>
             </w:tcBorders>
             <w:tcMar>
               <w:left w:w="105" w:type="dxa"/>
@@ -519,16 +548,16 @@
           <w:p>
             <w:pPr>
               <w:rPr>
-                <w:rFonts w:ascii="Arial" w:hAnsi="Arial" w:eastAsia="Arial" w:cs="Arial"/>
+                <w:rFonts w:ascii="Arial" w:eastAsia="Arial" w:hAnsi="Arial" w:cs="Arial"/>
                 <w:sz w:val="24"/>
                 <w:szCs w:val="24"/>
               </w:rPr>
             </w:pPr>
-            <w:hyperlink r:id="R0ee04a721f294720">
+            <w:hyperlink r:id="rId8">
               <w:r>
                 <w:rPr>
                   <w:rStyle w:val="Hyperlink"/>
-                  <w:rFonts w:ascii="Arial" w:hAnsi="Arial" w:eastAsia="Arial" w:cs="Arial"/>
+                  <w:rFonts w:ascii="Arial" w:eastAsia="Arial" w:hAnsi="Arial" w:cs="Arial"/>
                   <w:sz w:val="24"/>
                   <w:szCs w:val="24"/>
                 </w:rPr>
@@ -537,7 +566,7 @@
             </w:hyperlink>
             <w:r>
               <w:rPr>
-                <w:rFonts w:ascii="Arial" w:hAnsi="Arial" w:eastAsia="Arial" w:cs="Arial"/>
+                <w:rFonts w:ascii="Arial" w:eastAsia="Arial" w:hAnsi="Arial" w:cs="Arial"/>
                 <w:sz w:val="24"/>
                 <w:szCs w:val="24"/>
               </w:rPr>
@@ -551,7 +580,7 @@
       <w:pPr>
         <w:jc w:val="center"/>
         <w:rPr>
-          <w:rFonts w:ascii="Arial" w:hAnsi="Arial" w:eastAsia="Arial" w:cs="Arial"/>
+          <w:rFonts w:ascii="Arial" w:eastAsia="Arial" w:hAnsi="Arial" w:cs="Arial"/>
           <w:color w:val="000000" w:themeColor="text1"/>
           <w:sz w:val="24"/>
           <w:szCs w:val="24"/>
@@ -563,10 +592,10 @@
         <w:tblStyle w:val="Tabelacomgrade"/>
         <w:tblW w:w="0" w:type="auto"/>
         <w:tblBorders>
-          <w:top w:val="single" w:color="auto" w:sz="6" w:space="0"/>
-          <w:left w:val="single" w:color="auto" w:sz="6" w:space="0"/>
-          <w:bottom w:val="single" w:color="auto" w:sz="6" w:space="0"/>
-          <w:right w:val="single" w:color="auto" w:sz="6" w:space="0"/>
+          <w:top w:val="single" w:sz="6" w:space="0" w:color="auto"/>
+          <w:left w:val="single" w:sz="6" w:space="0" w:color="auto"/>
+          <w:bottom w:val="single" w:sz="6" w:space="0" w:color="auto"/>
+          <w:right w:val="single" w:sz="6" w:space="0" w:color="auto"/>
         </w:tblBorders>
         <w:tblLayout w:type="fixed"/>
         <w:tblLook w:val="0000" w:firstRow="0" w:lastRow="0" w:firstColumn="0" w:lastColumn="0" w:noHBand="0" w:noVBand="0"/>
@@ -584,10 +613,10 @@
           <w:tcPr>
             <w:tcW w:w="2820" w:type="dxa"/>
             <w:tcBorders>
-              <w:top w:val="single" w:color="000000" w:themeColor="text1" w:sz="6" w:space="0"/>
-              <w:left w:val="single" w:color="000000" w:themeColor="text1" w:sz="6" w:space="0"/>
-              <w:bottom w:val="single" w:color="000000" w:themeColor="text1" w:sz="6" w:space="0"/>
-              <w:right w:val="single" w:color="000000" w:themeColor="text1" w:sz="6" w:space="0"/>
+              <w:top w:val="single" w:sz="6" w:space="0" w:color="000000" w:themeColor="text1"/>
+              <w:left w:val="single" w:sz="6" w:space="0" w:color="000000" w:themeColor="text1"/>
+              <w:bottom w:val="single" w:sz="6" w:space="0" w:color="000000" w:themeColor="text1"/>
+              <w:right w:val="single" w:sz="6" w:space="0" w:color="000000" w:themeColor="text1"/>
             </w:tcBorders>
             <w:tcMar>
               <w:left w:w="105" w:type="dxa"/>
@@ -598,14 +627,14 @@
           <w:p>
             <w:pPr>
               <w:rPr>
-                <w:rFonts w:ascii="Arial" w:hAnsi="Arial" w:eastAsia="Arial" w:cs="Arial"/>
+                <w:rFonts w:ascii="Arial" w:eastAsia="Arial" w:hAnsi="Arial" w:cs="Arial"/>
                 <w:sz w:val="24"/>
                 <w:szCs w:val="24"/>
               </w:rPr>
             </w:pPr>
             <w:r>
               <w:rPr>
-                <w:rFonts w:ascii="Arial" w:hAnsi="Arial" w:eastAsia="Arial" w:cs="Arial"/>
+                <w:rFonts w:ascii="Arial" w:eastAsia="Arial" w:hAnsi="Arial" w:cs="Arial"/>
                 <w:b/>
                 <w:bCs/>
                 <w:sz w:val="24"/>
@@ -619,10 +648,10 @@
           <w:tcPr>
             <w:tcW w:w="2820" w:type="dxa"/>
             <w:tcBorders>
-              <w:top w:val="single" w:color="000000" w:themeColor="text1" w:sz="6" w:space="0"/>
-              <w:left w:val="single" w:color="000000" w:themeColor="text1" w:sz="6" w:space="0"/>
-              <w:bottom w:val="single" w:color="000000" w:themeColor="text1" w:sz="6" w:space="0"/>
-              <w:right w:val="single" w:color="000000" w:themeColor="text1" w:sz="6" w:space="0"/>
+              <w:top w:val="single" w:sz="6" w:space="0" w:color="000000" w:themeColor="text1"/>
+              <w:left w:val="single" w:sz="6" w:space="0" w:color="000000" w:themeColor="text1"/>
+              <w:bottom w:val="single" w:sz="6" w:space="0" w:color="000000" w:themeColor="text1"/>
+              <w:right w:val="single" w:sz="6" w:space="0" w:color="000000" w:themeColor="text1"/>
             </w:tcBorders>
             <w:tcMar>
               <w:left w:w="105" w:type="dxa"/>
@@ -633,29 +662,39 @@
           <w:p>
             <w:pPr>
               <w:rPr>
-                <w:rFonts w:ascii="Arial" w:hAnsi="Arial" w:eastAsia="Arial" w:cs="Arial"/>
+                <w:rFonts w:ascii="Arial" w:eastAsia="Arial" w:hAnsi="Arial" w:cs="Arial"/>
                 <w:sz w:val="24"/>
                 <w:szCs w:val="24"/>
               </w:rPr>
             </w:pPr>
             <w:r>
               <w:rPr>
-                <w:rFonts w:ascii="Arial" w:hAnsi="Arial" w:eastAsia="Arial" w:cs="Arial"/>
-                <w:sz w:val="24"/>
-                <w:szCs w:val="24"/>
-              </w:rPr>
-              <w:t>Gabriel Giardino Sprotte</w:t>
-            </w:r>
+                <w:rFonts w:ascii="Arial" w:eastAsia="Arial" w:hAnsi="Arial" w:cs="Arial"/>
+                <w:sz w:val="24"/>
+                <w:szCs w:val="24"/>
+              </w:rPr>
+              <w:t xml:space="preserve">Gabriel Giardino </w:t>
+            </w:r>
+            <w:proofErr w:type="spellStart"/>
+            <w:r>
+              <w:rPr>
+                <w:rFonts w:ascii="Arial" w:eastAsia="Arial" w:hAnsi="Arial" w:cs="Arial"/>
+                <w:sz w:val="24"/>
+                <w:szCs w:val="24"/>
+              </w:rPr>
+              <w:t>Sprotte</w:t>
+            </w:r>
+            <w:proofErr w:type="spellEnd"/>
           </w:p>
         </w:tc>
         <w:tc>
           <w:tcPr>
             <w:tcW w:w="2820" w:type="dxa"/>
             <w:tcBorders>
-              <w:top w:val="single" w:color="000000" w:themeColor="text1" w:sz="6" w:space="0"/>
-              <w:left w:val="single" w:color="000000" w:themeColor="text1" w:sz="6" w:space="0"/>
-              <w:bottom w:val="single" w:color="000000" w:themeColor="text1" w:sz="6" w:space="0"/>
-              <w:right w:val="single" w:color="000000" w:themeColor="text1" w:sz="6" w:space="0"/>
+              <w:top w:val="single" w:sz="6" w:space="0" w:color="000000" w:themeColor="text1"/>
+              <w:left w:val="single" w:sz="6" w:space="0" w:color="000000" w:themeColor="text1"/>
+              <w:bottom w:val="single" w:sz="6" w:space="0" w:color="000000" w:themeColor="text1"/>
+              <w:right w:val="single" w:sz="6" w:space="0" w:color="000000" w:themeColor="text1"/>
             </w:tcBorders>
             <w:tcMar>
               <w:left w:w="105" w:type="dxa"/>
@@ -666,14 +705,14 @@
           <w:p>
             <w:pPr>
               <w:rPr>
-                <w:rFonts w:ascii="Arial" w:hAnsi="Arial" w:eastAsia="Arial" w:cs="Arial"/>
+                <w:rFonts w:ascii="Arial" w:eastAsia="Arial" w:hAnsi="Arial" w:cs="Arial"/>
                 <w:sz w:val="24"/>
                 <w:szCs w:val="24"/>
               </w:rPr>
             </w:pPr>
             <w:r>
               <w:rPr>
-                <w:rFonts w:ascii="Arial" w:hAnsi="Arial" w:eastAsia="Arial" w:cs="Arial"/>
+                <w:rFonts w:ascii="Arial" w:eastAsia="Arial" w:hAnsi="Arial" w:cs="Arial"/>
                 <w:sz w:val="24"/>
                 <w:szCs w:val="24"/>
               </w:rPr>
@@ -690,10 +729,10 @@
           <w:tcPr>
             <w:tcW w:w="2820" w:type="dxa"/>
             <w:tcBorders>
-              <w:top w:val="single" w:color="000000" w:themeColor="text1" w:sz="6" w:space="0"/>
-              <w:left w:val="single" w:color="000000" w:themeColor="text1" w:sz="6" w:space="0"/>
-              <w:bottom w:val="single" w:color="000000" w:themeColor="text1" w:sz="6" w:space="0"/>
-              <w:right w:val="single" w:color="000000" w:themeColor="text1" w:sz="6" w:space="0"/>
+              <w:top w:val="single" w:sz="6" w:space="0" w:color="000000" w:themeColor="text1"/>
+              <w:left w:val="single" w:sz="6" w:space="0" w:color="000000" w:themeColor="text1"/>
+              <w:bottom w:val="single" w:sz="6" w:space="0" w:color="000000" w:themeColor="text1"/>
+              <w:right w:val="single" w:sz="6" w:space="0" w:color="000000" w:themeColor="text1"/>
             </w:tcBorders>
             <w:tcMar>
               <w:left w:w="105" w:type="dxa"/>
@@ -704,14 +743,14 @@
           <w:p>
             <w:pPr>
               <w:rPr>
-                <w:rFonts w:ascii="Arial" w:hAnsi="Arial" w:eastAsia="Arial" w:cs="Arial"/>
+                <w:rFonts w:ascii="Arial" w:eastAsia="Arial" w:hAnsi="Arial" w:cs="Arial"/>
                 <w:sz w:val="24"/>
                 <w:szCs w:val="24"/>
               </w:rPr>
             </w:pPr>
             <w:r>
               <w:rPr>
-                <w:rFonts w:ascii="Arial" w:hAnsi="Arial" w:eastAsia="Arial" w:cs="Arial"/>
+                <w:rFonts w:ascii="Arial" w:eastAsia="Arial" w:hAnsi="Arial" w:cs="Arial"/>
                 <w:b/>
                 <w:bCs/>
                 <w:sz w:val="24"/>
@@ -725,10 +764,10 @@
           <w:tcPr>
             <w:tcW w:w="2820" w:type="dxa"/>
             <w:tcBorders>
-              <w:top w:val="single" w:color="000000" w:themeColor="text1" w:sz="6" w:space="0"/>
-              <w:left w:val="single" w:color="000000" w:themeColor="text1" w:sz="6" w:space="0"/>
-              <w:bottom w:val="single" w:color="000000" w:themeColor="text1" w:sz="6" w:space="0"/>
-              <w:right w:val="single" w:color="000000" w:themeColor="text1" w:sz="6" w:space="0"/>
+              <w:top w:val="single" w:sz="6" w:space="0" w:color="000000" w:themeColor="text1"/>
+              <w:left w:val="single" w:sz="6" w:space="0" w:color="000000" w:themeColor="text1"/>
+              <w:bottom w:val="single" w:sz="6" w:space="0" w:color="000000" w:themeColor="text1"/>
+              <w:right w:val="single" w:sz="6" w:space="0" w:color="000000" w:themeColor="text1"/>
             </w:tcBorders>
             <w:tcMar>
               <w:left w:w="105" w:type="dxa"/>
@@ -739,18 +778,18 @@
           <w:p>
             <w:pPr>
               <w:rPr>
-                <w:rFonts w:ascii="Arial" w:hAnsi="Arial" w:eastAsia="Arial" w:cs="Arial"/>
+                <w:rFonts w:ascii="Arial" w:eastAsia="Arial" w:hAnsi="Arial" w:cs="Arial"/>
                 <w:sz w:val="24"/>
                 <w:szCs w:val="24"/>
               </w:rPr>
             </w:pPr>
             <w:r>
               <w:rPr>
-                <w:rFonts w:ascii="Arial" w:hAnsi="Arial" w:eastAsia="Arial" w:cs="Arial"/>
-                <w:sz w:val="24"/>
-                <w:szCs w:val="24"/>
-              </w:rPr>
-              <w:t>Nome do revisor</w:t>
+                <w:rFonts w:ascii="Arial" w:eastAsia="Arial" w:hAnsi="Arial" w:cs="Arial"/>
+                <w:sz w:val="24"/>
+                <w:szCs w:val="24"/>
+              </w:rPr>
+              <w:t>Larissa Gomes</w:t>
             </w:r>
           </w:p>
         </w:tc>
@@ -758,10 +797,10 @@
           <w:tcPr>
             <w:tcW w:w="2820" w:type="dxa"/>
             <w:tcBorders>
-              <w:top w:val="single" w:color="000000" w:themeColor="text1" w:sz="6" w:space="0"/>
-              <w:left w:val="single" w:color="000000" w:themeColor="text1" w:sz="6" w:space="0"/>
-              <w:bottom w:val="single" w:color="000000" w:themeColor="text1" w:sz="6" w:space="0"/>
-              <w:right w:val="single" w:color="000000" w:themeColor="text1" w:sz="6" w:space="0"/>
+              <w:top w:val="single" w:sz="6" w:space="0" w:color="000000" w:themeColor="text1"/>
+              <w:left w:val="single" w:sz="6" w:space="0" w:color="000000" w:themeColor="text1"/>
+              <w:bottom w:val="single" w:sz="6" w:space="0" w:color="000000" w:themeColor="text1"/>
+              <w:right w:val="single" w:sz="6" w:space="0" w:color="000000" w:themeColor="text1"/>
             </w:tcBorders>
             <w:tcMar>
               <w:left w:w="105" w:type="dxa"/>
@@ -772,14 +811,14 @@
           <w:p>
             <w:pPr>
               <w:rPr>
-                <w:rFonts w:ascii="Arial" w:hAnsi="Arial" w:eastAsia="Arial" w:cs="Arial"/>
+                <w:rFonts w:ascii="Arial" w:eastAsia="Arial" w:hAnsi="Arial" w:cs="Arial"/>
                 <w:sz w:val="24"/>
                 <w:szCs w:val="24"/>
               </w:rPr>
             </w:pPr>
             <w:r>
               <w:rPr>
-                <w:rFonts w:ascii="Arial" w:hAnsi="Arial" w:eastAsia="Arial" w:cs="Arial"/>
+                <w:rFonts w:ascii="Arial" w:eastAsia="Arial" w:hAnsi="Arial" w:cs="Arial"/>
                 <w:sz w:val="24"/>
                 <w:szCs w:val="24"/>
               </w:rPr>
@@ -796,10 +835,10 @@
           <w:tcPr>
             <w:tcW w:w="2820" w:type="dxa"/>
             <w:tcBorders>
-              <w:top w:val="single" w:color="000000" w:themeColor="text1" w:sz="6" w:space="0"/>
-              <w:left w:val="single" w:color="000000" w:themeColor="text1" w:sz="6" w:space="0"/>
-              <w:bottom w:val="single" w:color="000000" w:themeColor="text1" w:sz="6" w:space="0"/>
-              <w:right w:val="single" w:color="000000" w:themeColor="text1" w:sz="6" w:space="0"/>
+              <w:top w:val="single" w:sz="6" w:space="0" w:color="000000" w:themeColor="text1"/>
+              <w:left w:val="single" w:sz="6" w:space="0" w:color="000000" w:themeColor="text1"/>
+              <w:bottom w:val="single" w:sz="6" w:space="0" w:color="000000" w:themeColor="text1"/>
+              <w:right w:val="single" w:sz="6" w:space="0" w:color="000000" w:themeColor="text1"/>
             </w:tcBorders>
             <w:tcMar>
               <w:left w:w="105" w:type="dxa"/>
@@ -810,14 +849,14 @@
           <w:p>
             <w:pPr>
               <w:rPr>
-                <w:rFonts w:ascii="Arial" w:hAnsi="Arial" w:eastAsia="Arial" w:cs="Arial"/>
+                <w:rFonts w:ascii="Arial" w:eastAsia="Arial" w:hAnsi="Arial" w:cs="Arial"/>
                 <w:sz w:val="24"/>
                 <w:szCs w:val="24"/>
               </w:rPr>
             </w:pPr>
             <w:r>
               <w:rPr>
-                <w:rFonts w:ascii="Arial" w:hAnsi="Arial" w:eastAsia="Arial" w:cs="Arial"/>
+                <w:rFonts w:ascii="Arial" w:eastAsia="Arial" w:hAnsi="Arial" w:cs="Arial"/>
                 <w:b/>
                 <w:bCs/>
                 <w:sz w:val="24"/>
@@ -831,10 +870,10 @@
           <w:tcPr>
             <w:tcW w:w="2820" w:type="dxa"/>
             <w:tcBorders>
-              <w:top w:val="single" w:color="000000" w:themeColor="text1" w:sz="6" w:space="0"/>
-              <w:left w:val="single" w:color="000000" w:themeColor="text1" w:sz="6" w:space="0"/>
-              <w:bottom w:val="single" w:color="000000" w:themeColor="text1" w:sz="6" w:space="0"/>
-              <w:right w:val="single" w:color="000000" w:themeColor="text1" w:sz="6" w:space="0"/>
+              <w:top w:val="single" w:sz="6" w:space="0" w:color="000000" w:themeColor="text1"/>
+              <w:left w:val="single" w:sz="6" w:space="0" w:color="000000" w:themeColor="text1"/>
+              <w:bottom w:val="single" w:sz="6" w:space="0" w:color="000000" w:themeColor="text1"/>
+              <w:right w:val="single" w:sz="6" w:space="0" w:color="000000" w:themeColor="text1"/>
             </w:tcBorders>
             <w:tcMar>
               <w:left w:w="105" w:type="dxa"/>
@@ -845,18 +884,18 @@
           <w:p>
             <w:pPr>
               <w:rPr>
-                <w:rFonts w:ascii="Arial" w:hAnsi="Arial" w:eastAsia="Arial" w:cs="Arial"/>
+                <w:rFonts w:ascii="Arial" w:eastAsia="Arial" w:hAnsi="Arial" w:cs="Arial"/>
                 <w:sz w:val="24"/>
                 <w:szCs w:val="24"/>
               </w:rPr>
             </w:pPr>
             <w:r>
               <w:rPr>
-                <w:rFonts w:ascii="Arial" w:hAnsi="Arial" w:eastAsia="Arial" w:cs="Arial"/>
-                <w:sz w:val="24"/>
-                <w:szCs w:val="24"/>
-              </w:rPr>
-              <w:t>Nome do aprovador</w:t>
+                <w:rFonts w:ascii="Arial" w:eastAsia="Arial" w:hAnsi="Arial" w:cs="Arial"/>
+                <w:sz w:val="24"/>
+                <w:szCs w:val="24"/>
+              </w:rPr>
+              <w:t>Larissa Gomes</w:t>
             </w:r>
           </w:p>
         </w:tc>
@@ -864,10 +903,10 @@
           <w:tcPr>
             <w:tcW w:w="2820" w:type="dxa"/>
             <w:tcBorders>
-              <w:top w:val="single" w:color="000000" w:themeColor="text1" w:sz="6" w:space="0"/>
-              <w:left w:val="single" w:color="000000" w:themeColor="text1" w:sz="6" w:space="0"/>
-              <w:bottom w:val="single" w:color="000000" w:themeColor="text1" w:sz="6" w:space="0"/>
-              <w:right w:val="single" w:color="000000" w:themeColor="text1" w:sz="6" w:space="0"/>
+              <w:top w:val="single" w:sz="6" w:space="0" w:color="000000" w:themeColor="text1"/>
+              <w:left w:val="single" w:sz="6" w:space="0" w:color="000000" w:themeColor="text1"/>
+              <w:bottom w:val="single" w:sz="6" w:space="0" w:color="000000" w:themeColor="text1"/>
+              <w:right w:val="single" w:sz="6" w:space="0" w:color="000000" w:themeColor="text1"/>
             </w:tcBorders>
             <w:tcMar>
               <w:left w:w="105" w:type="dxa"/>
@@ -878,14 +917,14 @@
           <w:p>
             <w:pPr>
               <w:rPr>
-                <w:rFonts w:ascii="Arial" w:hAnsi="Arial" w:eastAsia="Arial" w:cs="Arial"/>
+                <w:rFonts w:ascii="Arial" w:eastAsia="Arial" w:hAnsi="Arial" w:cs="Arial"/>
                 <w:sz w:val="24"/>
                 <w:szCs w:val="24"/>
               </w:rPr>
             </w:pPr>
             <w:r>
               <w:rPr>
-                <w:rFonts w:ascii="Arial" w:hAnsi="Arial" w:eastAsia="Arial" w:cs="Arial"/>
+                <w:rFonts w:ascii="Arial" w:eastAsia="Arial" w:hAnsi="Arial" w:cs="Arial"/>
                 <w:sz w:val="24"/>
                 <w:szCs w:val="24"/>
               </w:rPr>
@@ -899,7 +938,7 @@
       <w:pPr>
         <w:jc w:val="center"/>
         <w:rPr>
-          <w:rFonts w:ascii="Arial" w:hAnsi="Arial" w:eastAsia="Arial" w:cs="Arial"/>
+          <w:rFonts w:ascii="Arial" w:eastAsia="Arial" w:hAnsi="Arial" w:cs="Arial"/>
           <w:color w:val="000000" w:themeColor="text1"/>
           <w:sz w:val="24"/>
           <w:szCs w:val="24"/>
@@ -911,10 +950,10 @@
         <w:tblStyle w:val="Tabelacomgrade"/>
         <w:tblW w:w="0" w:type="auto"/>
         <w:tblBorders>
-          <w:top w:val="single" w:color="auto" w:sz="6" w:space="0"/>
-          <w:left w:val="single" w:color="auto" w:sz="6" w:space="0"/>
-          <w:bottom w:val="single" w:color="auto" w:sz="6" w:space="0"/>
-          <w:right w:val="single" w:color="auto" w:sz="6" w:space="0"/>
+          <w:top w:val="single" w:sz="6" w:space="0" w:color="auto"/>
+          <w:left w:val="single" w:sz="6" w:space="0" w:color="auto"/>
+          <w:bottom w:val="single" w:sz="6" w:space="0" w:color="auto"/>
+          <w:right w:val="single" w:sz="6" w:space="0" w:color="auto"/>
         </w:tblBorders>
         <w:tblLayout w:type="fixed"/>
         <w:tblLook w:val="0000" w:firstRow="0" w:lastRow="0" w:firstColumn="0" w:lastColumn="0" w:noHBand="0" w:noVBand="0"/>
@@ -933,10 +972,10 @@
             <w:tcW w:w="8451" w:type="dxa"/>
             <w:gridSpan w:val="3"/>
             <w:tcBorders>
-              <w:top w:val="single" w:color="000000" w:themeColor="text1" w:sz="6" w:space="0"/>
-              <w:left w:val="single" w:color="000000" w:themeColor="text1" w:sz="6" w:space="0"/>
-              <w:bottom w:val="single" w:color="000000" w:themeColor="text1" w:sz="6" w:space="0"/>
-              <w:right w:val="single" w:color="000000" w:themeColor="text1" w:sz="6" w:space="0"/>
+              <w:top w:val="single" w:sz="6" w:space="0" w:color="000000" w:themeColor="text1"/>
+              <w:left w:val="single" w:sz="6" w:space="0" w:color="000000" w:themeColor="text1"/>
+              <w:bottom w:val="single" w:sz="6" w:space="0" w:color="000000" w:themeColor="text1"/>
+              <w:right w:val="single" w:sz="6" w:space="0" w:color="000000" w:themeColor="text1"/>
             </w:tcBorders>
             <w:tcMar>
               <w:left w:w="105" w:type="dxa"/>
@@ -948,14 +987,14 @@
             <w:pPr>
               <w:jc w:val="center"/>
               <w:rPr>
-                <w:rFonts w:ascii="Arial" w:hAnsi="Arial" w:eastAsia="Arial" w:cs="Arial"/>
+                <w:rFonts w:ascii="Arial" w:eastAsia="Arial" w:hAnsi="Arial" w:cs="Arial"/>
                 <w:sz w:val="24"/>
                 <w:szCs w:val="24"/>
               </w:rPr>
             </w:pPr>
             <w:r>
               <w:rPr>
-                <w:rFonts w:ascii="Arial" w:hAnsi="Arial" w:eastAsia="Arial" w:cs="Arial"/>
+                <w:rFonts w:ascii="Arial" w:eastAsia="Arial" w:hAnsi="Arial" w:cs="Arial"/>
                 <w:b/>
                 <w:bCs/>
                 <w:sz w:val="24"/>
@@ -974,10 +1013,10 @@
           <w:tcPr>
             <w:tcW w:w="2817" w:type="dxa"/>
             <w:tcBorders>
-              <w:top w:val="single" w:color="000000" w:themeColor="text1" w:sz="6" w:space="0"/>
-              <w:left w:val="single" w:color="000000" w:themeColor="text1" w:sz="6" w:space="0"/>
-              <w:bottom w:val="single" w:color="000000" w:themeColor="text1" w:sz="6" w:space="0"/>
-              <w:right w:val="single" w:color="000000" w:themeColor="text1" w:sz="6" w:space="0"/>
+              <w:top w:val="single" w:sz="6" w:space="0" w:color="000000" w:themeColor="text1"/>
+              <w:left w:val="single" w:sz="6" w:space="0" w:color="000000" w:themeColor="text1"/>
+              <w:bottom w:val="single" w:sz="6" w:space="0" w:color="000000" w:themeColor="text1"/>
+              <w:right w:val="single" w:sz="6" w:space="0" w:color="000000" w:themeColor="text1"/>
             </w:tcBorders>
             <w:tcMar>
               <w:left w:w="105" w:type="dxa"/>
@@ -988,14 +1027,14 @@
           <w:p>
             <w:pPr>
               <w:rPr>
-                <w:rFonts w:ascii="Arial" w:hAnsi="Arial" w:eastAsia="Arial" w:cs="Arial"/>
+                <w:rFonts w:ascii="Arial" w:eastAsia="Arial" w:hAnsi="Arial" w:cs="Arial"/>
                 <w:sz w:val="24"/>
                 <w:szCs w:val="24"/>
               </w:rPr>
             </w:pPr>
             <w:r>
               <w:rPr>
-                <w:rFonts w:ascii="Arial" w:hAnsi="Arial" w:eastAsia="Arial" w:cs="Arial"/>
+                <w:rFonts w:ascii="Arial" w:eastAsia="Arial" w:hAnsi="Arial" w:cs="Arial"/>
                 <w:b/>
                 <w:bCs/>
                 <w:sz w:val="24"/>
@@ -1009,10 +1048,10 @@
           <w:tcPr>
             <w:tcW w:w="2817" w:type="dxa"/>
             <w:tcBorders>
-              <w:top w:val="single" w:color="000000" w:themeColor="text1" w:sz="6" w:space="0"/>
-              <w:left w:val="single" w:color="000000" w:themeColor="text1" w:sz="6" w:space="0"/>
-              <w:bottom w:val="single" w:color="000000" w:themeColor="text1" w:sz="6" w:space="0"/>
-              <w:right w:val="single" w:color="000000" w:themeColor="text1" w:sz="6" w:space="0"/>
+              <w:top w:val="single" w:sz="6" w:space="0" w:color="000000" w:themeColor="text1"/>
+              <w:left w:val="single" w:sz="6" w:space="0" w:color="000000" w:themeColor="text1"/>
+              <w:bottom w:val="single" w:sz="6" w:space="0" w:color="000000" w:themeColor="text1"/>
+              <w:right w:val="single" w:sz="6" w:space="0" w:color="000000" w:themeColor="text1"/>
             </w:tcBorders>
             <w:tcMar>
               <w:left w:w="105" w:type="dxa"/>
@@ -1023,14 +1062,14 @@
           <w:p>
             <w:pPr>
               <w:rPr>
-                <w:rFonts w:ascii="Arial" w:hAnsi="Arial" w:eastAsia="Arial" w:cs="Arial"/>
+                <w:rFonts w:ascii="Arial" w:eastAsia="Arial" w:hAnsi="Arial" w:cs="Arial"/>
                 <w:sz w:val="24"/>
                 <w:szCs w:val="24"/>
               </w:rPr>
             </w:pPr>
             <w:r>
               <w:rPr>
-                <w:rFonts w:ascii="Arial" w:hAnsi="Arial" w:eastAsia="Arial" w:cs="Arial"/>
+                <w:rFonts w:ascii="Arial" w:eastAsia="Arial" w:hAnsi="Arial" w:cs="Arial"/>
                 <w:b/>
                 <w:bCs/>
                 <w:sz w:val="24"/>
@@ -1044,10 +1083,10 @@
           <w:tcPr>
             <w:tcW w:w="2817" w:type="dxa"/>
             <w:tcBorders>
-              <w:top w:val="single" w:color="000000" w:themeColor="text1" w:sz="6" w:space="0"/>
-              <w:left w:val="single" w:color="000000" w:themeColor="text1" w:sz="6" w:space="0"/>
-              <w:bottom w:val="single" w:color="000000" w:themeColor="text1" w:sz="6" w:space="0"/>
-              <w:right w:val="single" w:color="000000" w:themeColor="text1" w:sz="6" w:space="0"/>
+              <w:top w:val="single" w:sz="6" w:space="0" w:color="000000" w:themeColor="text1"/>
+              <w:left w:val="single" w:sz="6" w:space="0" w:color="000000" w:themeColor="text1"/>
+              <w:bottom w:val="single" w:sz="6" w:space="0" w:color="000000" w:themeColor="text1"/>
+              <w:right w:val="single" w:sz="6" w:space="0" w:color="000000" w:themeColor="text1"/>
             </w:tcBorders>
             <w:tcMar>
               <w:left w:w="105" w:type="dxa"/>
@@ -1058,14 +1097,14 @@
           <w:p>
             <w:pPr>
               <w:rPr>
-                <w:rFonts w:ascii="Arial" w:hAnsi="Arial" w:eastAsia="Arial" w:cs="Arial"/>
+                <w:rFonts w:ascii="Arial" w:eastAsia="Arial" w:hAnsi="Arial" w:cs="Arial"/>
                 <w:sz w:val="24"/>
                 <w:szCs w:val="24"/>
               </w:rPr>
             </w:pPr>
             <w:r>
               <w:rPr>
-                <w:rFonts w:ascii="Arial" w:hAnsi="Arial" w:eastAsia="Arial" w:cs="Arial"/>
+                <w:rFonts w:ascii="Arial" w:eastAsia="Arial" w:hAnsi="Arial" w:cs="Arial"/>
                 <w:b/>
                 <w:bCs/>
                 <w:sz w:val="24"/>
@@ -1084,10 +1123,10 @@
           <w:tcPr>
             <w:tcW w:w="2817" w:type="dxa"/>
             <w:tcBorders>
-              <w:top w:val="single" w:color="000000" w:themeColor="text1" w:sz="6" w:space="0"/>
-              <w:left w:val="single" w:color="000000" w:themeColor="text1" w:sz="6" w:space="0"/>
-              <w:bottom w:val="single" w:color="000000" w:themeColor="text1" w:sz="6" w:space="0"/>
-              <w:right w:val="single" w:color="000000" w:themeColor="text1" w:sz="6" w:space="0"/>
+              <w:top w:val="single" w:sz="6" w:space="0" w:color="000000" w:themeColor="text1"/>
+              <w:left w:val="single" w:sz="6" w:space="0" w:color="000000" w:themeColor="text1"/>
+              <w:bottom w:val="single" w:sz="6" w:space="0" w:color="000000" w:themeColor="text1"/>
+              <w:right w:val="single" w:sz="6" w:space="0" w:color="000000" w:themeColor="text1"/>
             </w:tcBorders>
             <w:tcMar>
               <w:left w:w="105" w:type="dxa"/>
@@ -1098,14 +1137,14 @@
           <w:p>
             <w:pPr>
               <w:rPr>
-                <w:rFonts w:ascii="Arial" w:hAnsi="Arial" w:eastAsia="Arial" w:cs="Arial"/>
+                <w:rFonts w:ascii="Arial" w:eastAsia="Arial" w:hAnsi="Arial" w:cs="Arial"/>
                 <w:sz w:val="24"/>
                 <w:szCs w:val="24"/>
               </w:rPr>
             </w:pPr>
             <w:r>
               <w:rPr>
-                <w:rFonts w:ascii="Arial" w:hAnsi="Arial" w:eastAsia="Arial" w:cs="Arial"/>
+                <w:rFonts w:ascii="Arial" w:eastAsia="Arial" w:hAnsi="Arial" w:cs="Arial"/>
                 <w:b/>
                 <w:bCs/>
                 <w:sz w:val="24"/>
@@ -1119,10 +1158,10 @@
           <w:tcPr>
             <w:tcW w:w="2817" w:type="dxa"/>
             <w:tcBorders>
-              <w:top w:val="single" w:color="000000" w:themeColor="text1" w:sz="6" w:space="0"/>
-              <w:left w:val="single" w:color="000000" w:themeColor="text1" w:sz="6" w:space="0"/>
-              <w:bottom w:val="single" w:color="000000" w:themeColor="text1" w:sz="6" w:space="0"/>
-              <w:right w:val="single" w:color="000000" w:themeColor="text1" w:sz="6" w:space="0"/>
+              <w:top w:val="single" w:sz="6" w:space="0" w:color="000000" w:themeColor="text1"/>
+              <w:left w:val="single" w:sz="6" w:space="0" w:color="000000" w:themeColor="text1"/>
+              <w:bottom w:val="single" w:sz="6" w:space="0" w:color="000000" w:themeColor="text1"/>
+              <w:right w:val="single" w:sz="6" w:space="0" w:color="000000" w:themeColor="text1"/>
             </w:tcBorders>
             <w:tcMar>
               <w:left w:w="105" w:type="dxa"/>
@@ -1133,14 +1172,14 @@
           <w:p>
             <w:pPr>
               <w:rPr>
-                <w:rFonts w:ascii="Arial" w:hAnsi="Arial" w:eastAsia="Arial" w:cs="Arial"/>
+                <w:rFonts w:ascii="Arial" w:eastAsia="Arial" w:hAnsi="Arial" w:cs="Arial"/>
                 <w:sz w:val="24"/>
                 <w:szCs w:val="24"/>
               </w:rPr>
             </w:pPr>
             <w:r>
               <w:rPr>
-                <w:rFonts w:ascii="Arial" w:hAnsi="Arial" w:eastAsia="Arial" w:cs="Arial"/>
+                <w:rFonts w:ascii="Arial" w:eastAsia="Arial" w:hAnsi="Arial" w:cs="Arial"/>
                 <w:sz w:val="24"/>
                 <w:szCs w:val="24"/>
               </w:rPr>
@@ -1148,7 +1187,7 @@
             </w:r>
             <w:r>
               <w:rPr>
-                <w:rFonts w:ascii="Arial" w:hAnsi="Arial" w:eastAsia="Arial" w:cs="Arial"/>
+                <w:rFonts w:ascii="Arial" w:eastAsia="Arial" w:hAnsi="Arial" w:cs="Arial"/>
                 <w:sz w:val="24"/>
                 <w:szCs w:val="24"/>
               </w:rPr>
@@ -1160,10 +1199,10 @@
           <w:tcPr>
             <w:tcW w:w="2817" w:type="dxa"/>
             <w:tcBorders>
-              <w:top w:val="single" w:color="000000" w:themeColor="text1" w:sz="6" w:space="0"/>
-              <w:left w:val="single" w:color="000000" w:themeColor="text1" w:sz="6" w:space="0"/>
-              <w:bottom w:val="single" w:color="000000" w:themeColor="text1" w:sz="6" w:space="0"/>
-              <w:right w:val="single" w:color="000000" w:themeColor="text1" w:sz="6" w:space="0"/>
+              <w:top w:val="single" w:sz="6" w:space="0" w:color="000000" w:themeColor="text1"/>
+              <w:left w:val="single" w:sz="6" w:space="0" w:color="000000" w:themeColor="text1"/>
+              <w:bottom w:val="single" w:sz="6" w:space="0" w:color="000000" w:themeColor="text1"/>
+              <w:right w:val="single" w:sz="6" w:space="0" w:color="000000" w:themeColor="text1"/>
             </w:tcBorders>
             <w:tcMar>
               <w:left w:w="105" w:type="dxa"/>
@@ -1174,14 +1213,14 @@
           <w:p>
             <w:pPr>
               <w:rPr>
-                <w:rFonts w:ascii="Arial" w:hAnsi="Arial" w:eastAsia="Arial" w:cs="Arial"/>
+                <w:rFonts w:ascii="Arial" w:eastAsia="Arial" w:hAnsi="Arial" w:cs="Arial"/>
                 <w:sz w:val="24"/>
                 <w:szCs w:val="24"/>
               </w:rPr>
             </w:pPr>
             <w:r>
               <w:rPr>
-                <w:rFonts w:ascii="Arial" w:hAnsi="Arial" w:eastAsia="Arial" w:cs="Arial"/>
+                <w:rFonts w:ascii="Arial" w:eastAsia="Arial" w:hAnsi="Arial" w:cs="Arial"/>
                 <w:sz w:val="24"/>
                 <w:szCs w:val="24"/>
               </w:rPr>
@@ -1198,10 +1237,10 @@
           <w:tcPr>
             <w:tcW w:w="2817" w:type="dxa"/>
             <w:tcBorders>
-              <w:top w:val="single" w:color="000000" w:themeColor="text1" w:sz="6" w:space="0"/>
-              <w:left w:val="single" w:color="000000" w:themeColor="text1" w:sz="6" w:space="0"/>
-              <w:bottom w:val="single" w:color="000000" w:themeColor="text1" w:sz="6" w:space="0"/>
-              <w:right w:val="single" w:color="000000" w:themeColor="text1" w:sz="6" w:space="0"/>
+              <w:top w:val="single" w:sz="6" w:space="0" w:color="000000" w:themeColor="text1"/>
+              <w:left w:val="single" w:sz="6" w:space="0" w:color="000000" w:themeColor="text1"/>
+              <w:bottom w:val="single" w:sz="6" w:space="0" w:color="000000" w:themeColor="text1"/>
+              <w:right w:val="single" w:sz="6" w:space="0" w:color="000000" w:themeColor="text1"/>
             </w:tcBorders>
             <w:tcMar>
               <w:left w:w="105" w:type="dxa"/>
@@ -1212,14 +1251,14 @@
           <w:p>
             <w:pPr>
               <w:rPr>
-                <w:rFonts w:ascii="Arial" w:hAnsi="Arial" w:eastAsia="Arial" w:cs="Arial"/>
+                <w:rFonts w:ascii="Arial" w:eastAsia="Arial" w:hAnsi="Arial" w:cs="Arial"/>
                 <w:sz w:val="24"/>
                 <w:szCs w:val="24"/>
               </w:rPr>
             </w:pPr>
             <w:r>
               <w:rPr>
-                <w:rFonts w:ascii="Arial" w:hAnsi="Arial" w:eastAsia="Arial" w:cs="Arial"/>
+                <w:rFonts w:ascii="Arial" w:eastAsia="Arial" w:hAnsi="Arial" w:cs="Arial"/>
                 <w:b/>
                 <w:bCs/>
                 <w:sz w:val="24"/>
@@ -1233,10 +1272,10 @@
           <w:tcPr>
             <w:tcW w:w="2817" w:type="dxa"/>
             <w:tcBorders>
-              <w:top w:val="single" w:color="000000" w:themeColor="text1" w:sz="6" w:space="0"/>
-              <w:left w:val="single" w:color="000000" w:themeColor="text1" w:sz="6" w:space="0"/>
-              <w:bottom w:val="single" w:color="000000" w:themeColor="text1" w:sz="6" w:space="0"/>
-              <w:right w:val="single" w:color="000000" w:themeColor="text1" w:sz="6" w:space="0"/>
+              <w:top w:val="single" w:sz="6" w:space="0" w:color="000000" w:themeColor="text1"/>
+              <w:left w:val="single" w:sz="6" w:space="0" w:color="000000" w:themeColor="text1"/>
+              <w:bottom w:val="single" w:sz="6" w:space="0" w:color="000000" w:themeColor="text1"/>
+              <w:right w:val="single" w:sz="6" w:space="0" w:color="000000" w:themeColor="text1"/>
             </w:tcBorders>
             <w:tcMar>
               <w:left w:w="105" w:type="dxa"/>
@@ -1247,18 +1286,18 @@
           <w:p>
             <w:pPr>
               <w:rPr>
-                <w:rFonts w:ascii="Arial" w:hAnsi="Arial" w:eastAsia="Arial" w:cs="Arial"/>
+                <w:rFonts w:ascii="Arial" w:eastAsia="Arial" w:hAnsi="Arial" w:cs="Arial"/>
                 <w:sz w:val="24"/>
                 <w:szCs w:val="24"/>
               </w:rPr>
             </w:pPr>
             <w:r>
               <w:rPr>
-                <w:rFonts w:ascii="Arial" w:hAnsi="Arial" w:eastAsia="Arial" w:cs="Arial"/>
-                <w:sz w:val="24"/>
-                <w:szCs w:val="24"/>
-              </w:rPr>
-              <w:t>DD/MM/AAAA</w:t>
+                <w:rFonts w:ascii="Arial" w:eastAsia="Arial" w:hAnsi="Arial" w:cs="Arial"/>
+                <w:sz w:val="24"/>
+                <w:szCs w:val="24"/>
+              </w:rPr>
+              <w:t>21/03/2026</w:t>
             </w:r>
           </w:p>
         </w:tc>
@@ -1266,10 +1305,10 @@
           <w:tcPr>
             <w:tcW w:w="2817" w:type="dxa"/>
             <w:tcBorders>
-              <w:top w:val="single" w:color="000000" w:themeColor="text1" w:sz="6" w:space="0"/>
-              <w:left w:val="single" w:color="000000" w:themeColor="text1" w:sz="6" w:space="0"/>
-              <w:bottom w:val="single" w:color="000000" w:themeColor="text1" w:sz="6" w:space="0"/>
-              <w:right w:val="single" w:color="000000" w:themeColor="text1" w:sz="6" w:space="0"/>
+              <w:top w:val="single" w:sz="6" w:space="0" w:color="000000" w:themeColor="text1"/>
+              <w:left w:val="single" w:sz="6" w:space="0" w:color="000000" w:themeColor="text1"/>
+              <w:bottom w:val="single" w:sz="6" w:space="0" w:color="000000" w:themeColor="text1"/>
+              <w:right w:val="single" w:sz="6" w:space="0" w:color="000000" w:themeColor="text1"/>
             </w:tcBorders>
             <w:tcMar>
               <w:left w:w="105" w:type="dxa"/>
@@ -1280,14 +1319,14 @@
           <w:p>
             <w:pPr>
               <w:rPr>
-                <w:rFonts w:ascii="Arial" w:hAnsi="Arial" w:eastAsia="Arial" w:cs="Arial"/>
+                <w:rFonts w:ascii="Arial" w:eastAsia="Arial" w:hAnsi="Arial" w:cs="Arial"/>
                 <w:sz w:val="24"/>
                 <w:szCs w:val="24"/>
               </w:rPr>
             </w:pPr>
             <w:r>
               <w:rPr>
-                <w:rFonts w:ascii="Arial" w:hAnsi="Arial" w:eastAsia="Arial" w:cs="Arial"/>
+                <w:rFonts w:ascii="Arial" w:eastAsia="Arial" w:hAnsi="Arial" w:cs="Arial"/>
                 <w:sz w:val="24"/>
                 <w:szCs w:val="24"/>
               </w:rPr>
@@ -1304,10 +1343,10 @@
           <w:tcPr>
             <w:tcW w:w="2817" w:type="dxa"/>
             <w:tcBorders>
-              <w:top w:val="single" w:color="000000" w:themeColor="text1" w:sz="6" w:space="0"/>
-              <w:left w:val="single" w:color="000000" w:themeColor="text1" w:sz="6" w:space="0"/>
-              <w:bottom w:val="single" w:color="000000" w:themeColor="text1" w:sz="6" w:space="0"/>
-              <w:right w:val="single" w:color="000000" w:themeColor="text1" w:sz="6" w:space="0"/>
+              <w:top w:val="single" w:sz="6" w:space="0" w:color="000000" w:themeColor="text1"/>
+              <w:left w:val="single" w:sz="6" w:space="0" w:color="000000" w:themeColor="text1"/>
+              <w:bottom w:val="single" w:sz="6" w:space="0" w:color="000000" w:themeColor="text1"/>
+              <w:right w:val="single" w:sz="6" w:space="0" w:color="000000" w:themeColor="text1"/>
             </w:tcBorders>
             <w:tcMar>
               <w:left w:w="105" w:type="dxa"/>
@@ -1318,14 +1357,14 @@
           <w:p>
             <w:pPr>
               <w:rPr>
-                <w:rFonts w:ascii="Arial" w:hAnsi="Arial" w:eastAsia="Arial" w:cs="Arial"/>
+                <w:rFonts w:ascii="Arial" w:eastAsia="Arial" w:hAnsi="Arial" w:cs="Arial"/>
                 <w:sz w:val="24"/>
                 <w:szCs w:val="24"/>
               </w:rPr>
             </w:pPr>
             <w:r>
               <w:rPr>
-                <w:rFonts w:ascii="Arial" w:hAnsi="Arial" w:eastAsia="Arial" w:cs="Arial"/>
+                <w:rFonts w:ascii="Arial" w:eastAsia="Arial" w:hAnsi="Arial" w:cs="Arial"/>
                 <w:b/>
                 <w:bCs/>
                 <w:sz w:val="24"/>
@@ -1339,10 +1378,10 @@
           <w:tcPr>
             <w:tcW w:w="2817" w:type="dxa"/>
             <w:tcBorders>
-              <w:top w:val="single" w:color="000000" w:themeColor="text1" w:sz="6" w:space="0"/>
-              <w:left w:val="single" w:color="000000" w:themeColor="text1" w:sz="6" w:space="0"/>
-              <w:bottom w:val="single" w:color="000000" w:themeColor="text1" w:sz="6" w:space="0"/>
-              <w:right w:val="single" w:color="000000" w:themeColor="text1" w:sz="6" w:space="0"/>
+              <w:top w:val="single" w:sz="6" w:space="0" w:color="000000" w:themeColor="text1"/>
+              <w:left w:val="single" w:sz="6" w:space="0" w:color="000000" w:themeColor="text1"/>
+              <w:bottom w:val="single" w:sz="6" w:space="0" w:color="000000" w:themeColor="text1"/>
+              <w:right w:val="single" w:sz="6" w:space="0" w:color="000000" w:themeColor="text1"/>
             </w:tcBorders>
             <w:tcMar>
               <w:left w:w="105" w:type="dxa"/>
@@ -1353,18 +1392,18 @@
           <w:p>
             <w:pPr>
               <w:rPr>
-                <w:rFonts w:ascii="Arial" w:hAnsi="Arial" w:eastAsia="Arial" w:cs="Arial"/>
+                <w:rFonts w:ascii="Arial" w:eastAsia="Arial" w:hAnsi="Arial" w:cs="Arial"/>
                 <w:sz w:val="24"/>
                 <w:szCs w:val="24"/>
               </w:rPr>
             </w:pPr>
             <w:r>
               <w:rPr>
-                <w:rFonts w:ascii="Arial" w:hAnsi="Arial" w:eastAsia="Arial" w:cs="Arial"/>
-                <w:sz w:val="24"/>
-                <w:szCs w:val="24"/>
-              </w:rPr>
-              <w:t>DD/MM/AAAA</w:t>
+                <w:rFonts w:ascii="Arial" w:eastAsia="Arial" w:hAnsi="Arial" w:cs="Arial"/>
+                <w:sz w:val="24"/>
+                <w:szCs w:val="24"/>
+              </w:rPr>
+              <w:t>21/03/2026</w:t>
             </w:r>
           </w:p>
         </w:tc>
@@ -1372,10 +1411,10 @@
           <w:tcPr>
             <w:tcW w:w="2817" w:type="dxa"/>
             <w:tcBorders>
-              <w:top w:val="single" w:color="000000" w:themeColor="text1" w:sz="6" w:space="0"/>
-              <w:left w:val="single" w:color="000000" w:themeColor="text1" w:sz="6" w:space="0"/>
-              <w:bottom w:val="single" w:color="000000" w:themeColor="text1" w:sz="6" w:space="0"/>
-              <w:right w:val="single" w:color="000000" w:themeColor="text1" w:sz="6" w:space="0"/>
+              <w:top w:val="single" w:sz="6" w:space="0" w:color="000000" w:themeColor="text1"/>
+              <w:left w:val="single" w:sz="6" w:space="0" w:color="000000" w:themeColor="text1"/>
+              <w:bottom w:val="single" w:sz="6" w:space="0" w:color="000000" w:themeColor="text1"/>
+              <w:right w:val="single" w:sz="6" w:space="0" w:color="000000" w:themeColor="text1"/>
             </w:tcBorders>
             <w:tcMar>
               <w:left w:w="105" w:type="dxa"/>
@@ -1386,14 +1425,14 @@
           <w:p>
             <w:pPr>
               <w:rPr>
-                <w:rFonts w:ascii="Arial" w:hAnsi="Arial" w:eastAsia="Arial" w:cs="Arial"/>
+                <w:rFonts w:ascii="Arial" w:eastAsia="Arial" w:hAnsi="Arial" w:cs="Arial"/>
                 <w:sz w:val="24"/>
                 <w:szCs w:val="24"/>
               </w:rPr>
             </w:pPr>
             <w:r>
               <w:rPr>
-                <w:rFonts w:ascii="Arial" w:hAnsi="Arial" w:eastAsia="Arial" w:cs="Arial"/>
+                <w:rFonts w:ascii="Arial" w:eastAsia="Arial" w:hAnsi="Arial" w:cs="Arial"/>
                 <w:sz w:val="24"/>
                 <w:szCs w:val="24"/>
               </w:rPr>
@@ -1406,7 +1445,7 @@
     <w:p>
       <w:pPr>
         <w:rPr>
-          <w:rFonts w:ascii="Arial" w:hAnsi="Arial" w:eastAsia="Arial" w:cs="Arial"/>
+          <w:rFonts w:ascii="Arial" w:eastAsia="Arial" w:hAnsi="Arial" w:cs="Arial"/>
           <w:sz w:val="24"/>
           <w:szCs w:val="24"/>
         </w:rPr>
@@ -1415,7 +1454,24 @@
     <w:p>
       <w:pPr>
         <w:rPr>
-          <w:rFonts w:ascii="Arial" w:hAnsi="Arial" w:eastAsia="Arial" w:cs="Arial"/>
+          <w:rFonts w:ascii="Arial" w:eastAsia="Arial" w:hAnsi="Arial" w:cs="Arial"/>
+          <w:sz w:val="24"/>
+          <w:szCs w:val="24"/>
+        </w:rPr>
+      </w:pPr>
+      <w:r>
+        <w:rPr>
+          <w:rFonts w:ascii="Arial" w:eastAsia="Arial" w:hAnsi="Arial" w:cs="Arial"/>
+          <w:sz w:val="24"/>
+          <w:szCs w:val="24"/>
+        </w:rPr>
+        <w:br w:type="page"/>
+      </w:r>
+    </w:p>
+    <w:p>
+      <w:pPr>
+        <w:rPr>
+          <w:rFonts w:ascii="Arial" w:eastAsia="Arial" w:hAnsi="Arial" w:cs="Arial"/>
           <w:sz w:val="24"/>
           <w:szCs w:val="24"/>
         </w:rPr>
@@ -1425,12 +1481,12 @@
       <w:tblPr>
         <w:tblW w:w="8494" w:type="dxa"/>
         <w:tblBorders>
-          <w:top w:val="single" w:color="000000" w:sz="4" w:space="0"/>
-          <w:left w:val="single" w:color="000000" w:sz="4" w:space="0"/>
-          <w:bottom w:val="single" w:color="000000" w:sz="4" w:space="0"/>
-          <w:right w:val="single" w:color="000000" w:sz="4" w:space="0"/>
-          <w:insideH w:val="single" w:color="000000" w:sz="4" w:space="0"/>
-          <w:insideV w:val="single" w:color="000000" w:sz="4" w:space="0"/>
+          <w:top w:val="single" w:sz="4" w:space="0" w:color="000000"/>
+          <w:left w:val="single" w:sz="4" w:space="0" w:color="000000"/>
+          <w:bottom w:val="single" w:sz="4" w:space="0" w:color="000000"/>
+          <w:right w:val="single" w:sz="4" w:space="0" w:color="000000"/>
+          <w:insideH w:val="single" w:sz="4" w:space="0" w:color="000000"/>
+          <w:insideV w:val="single" w:sz="4" w:space="0" w:color="000000"/>
         </w:tblBorders>
         <w:tblLayout w:type="fixed"/>
         <w:tblLook w:val="0400" w:firstRow="0" w:lastRow="0" w:firstColumn="0" w:lastColumn="0" w:noHBand="0" w:noVBand="1"/>
@@ -1448,14 +1504,13 @@
             <w:tcW w:w="8494" w:type="dxa"/>
             <w:gridSpan w:val="2"/>
             <w:shd w:val="clear" w:color="auto" w:fill="C1E4F5" w:themeFill="accent1" w:themeFillTint="33"/>
-            <w:tcMar/>
             <w:vAlign w:val="center"/>
           </w:tcPr>
           <w:p>
             <w:pPr>
               <w:jc w:val="center"/>
               <w:rPr>
-                <w:rFonts w:ascii="Arial" w:hAnsi="Arial" w:eastAsia="Arial" w:cs="Arial"/>
+                <w:rFonts w:ascii="Arial" w:eastAsia="Arial" w:hAnsi="Arial" w:cs="Arial"/>
                 <w:color w:val="000000" w:themeColor="text1"/>
                 <w:sz w:val="24"/>
                 <w:szCs w:val="24"/>
@@ -1463,7 +1518,7 @@
             </w:pPr>
             <w:r>
               <w:rPr>
-                <w:rFonts w:ascii="Arial" w:hAnsi="Arial" w:eastAsia="Arial" w:cs="Arial"/>
+                <w:rFonts w:ascii="Arial" w:eastAsia="Arial" w:hAnsi="Arial" w:cs="Arial"/>
                 <w:b/>
                 <w:bCs/>
                 <w:color w:val="000000" w:themeColor="text1"/>
@@ -1482,13 +1537,12 @@
         <w:tc>
           <w:tcPr>
             <w:tcW w:w="4247" w:type="dxa"/>
-            <w:tcMar/>
             <w:vAlign w:val="center"/>
           </w:tcPr>
           <w:p>
             <w:pPr>
               <w:rPr>
-                <w:rFonts w:ascii="Arial" w:hAnsi="Arial" w:eastAsia="Arial" w:cs="Arial"/>
+                <w:rFonts w:ascii="Arial" w:eastAsia="Arial" w:hAnsi="Arial" w:cs="Arial"/>
                 <w:color w:val="000000" w:themeColor="text1"/>
                 <w:sz w:val="24"/>
                 <w:szCs w:val="24"/>
@@ -1496,7 +1550,7 @@
             </w:pPr>
             <w:r>
               <w:rPr>
-                <w:rFonts w:ascii="Arial" w:hAnsi="Arial" w:eastAsia="Arial" w:cs="Arial"/>
+                <w:rFonts w:ascii="Arial" w:eastAsia="Arial" w:hAnsi="Arial" w:cs="Arial"/>
                 <w:b/>
                 <w:bCs/>
                 <w:color w:val="000000" w:themeColor="text1"/>
@@ -1510,22 +1564,13 @@
         <w:tc>
           <w:tcPr>
             <w:tcW w:w="4247" w:type="dxa"/>
-            <w:tcMar/>
             <w:vAlign w:val="center"/>
           </w:tcPr>
           <w:p>
-            <w:pPr>
-              <w:pStyle w:val="Normal"/>
-              <w:suppressLineNumbers w:val="0"/>
-              <w:bidi w:val="0"/>
-              <w:spacing w:before="0" w:beforeAutospacing="off" w:after="160" w:afterAutospacing="off" w:line="259" w:lineRule="auto"/>
-              <w:ind w:left="0" w:right="0"/>
-              <w:jc w:val="left"/>
-            </w:pPr>
-            <w:r>
-              <w:rPr>
-                <w:rFonts w:ascii="Arial" w:hAnsi="Arial" w:eastAsia="Arial" w:cs="Arial"/>
-                <w:color w:val="000000" w:themeColor="text1" w:themeTint="FF" w:themeShade="FF"/>
+            <w:r>
+              <w:rPr>
+                <w:rFonts w:ascii="Arial" w:eastAsia="Arial" w:hAnsi="Arial" w:cs="Arial"/>
+                <w:color w:val="000000" w:themeColor="text1"/>
                 <w:sz w:val="24"/>
                 <w:szCs w:val="24"/>
               </w:rPr>
@@ -1541,13 +1586,12 @@
         <w:tc>
           <w:tcPr>
             <w:tcW w:w="4247" w:type="dxa"/>
-            <w:tcMar/>
             <w:vAlign w:val="center"/>
           </w:tcPr>
           <w:p>
             <w:pPr>
               <w:rPr>
-                <w:rFonts w:ascii="Arial" w:hAnsi="Arial" w:eastAsia="Arial" w:cs="Arial"/>
+                <w:rFonts w:ascii="Arial" w:eastAsia="Arial" w:hAnsi="Arial" w:cs="Arial"/>
                 <w:color w:val="000000" w:themeColor="text1"/>
                 <w:sz w:val="24"/>
                 <w:szCs w:val="24"/>
@@ -1555,7 +1599,7 @@
             </w:pPr>
             <w:r>
               <w:rPr>
-                <w:rFonts w:ascii="Arial" w:hAnsi="Arial" w:eastAsia="Arial" w:cs="Arial"/>
+                <w:rFonts w:ascii="Arial" w:eastAsia="Arial" w:hAnsi="Arial" w:cs="Arial"/>
                 <w:b/>
                 <w:bCs/>
                 <w:color w:val="000000" w:themeColor="text1"/>
@@ -1569,13 +1613,12 @@
         <w:tc>
           <w:tcPr>
             <w:tcW w:w="4247" w:type="dxa"/>
-            <w:tcMar/>
             <w:vAlign w:val="center"/>
           </w:tcPr>
           <w:p>
             <w:pPr>
               <w:rPr>
-                <w:rFonts w:ascii="Arial" w:hAnsi="Arial" w:eastAsia="Arial" w:cs="Arial"/>
+                <w:rFonts w:ascii="Arial" w:eastAsia="Arial" w:hAnsi="Arial" w:cs="Arial"/>
                 <w:color w:val="000000" w:themeColor="text1"/>
                 <w:sz w:val="24"/>
                 <w:szCs w:val="24"/>
@@ -1583,7 +1626,7 @@
             </w:pPr>
             <w:r>
               <w:rPr>
-                <w:rFonts w:ascii="Arial" w:hAnsi="Arial" w:eastAsia="Arial" w:cs="Arial"/>
+                <w:rFonts w:ascii="Arial" w:eastAsia="Arial" w:hAnsi="Arial" w:cs="Arial"/>
                 <w:color w:val="000000" w:themeColor="text1"/>
                 <w:sz w:val="24"/>
                 <w:szCs w:val="24"/>
@@ -1600,13 +1643,12 @@
         <w:tc>
           <w:tcPr>
             <w:tcW w:w="4247" w:type="dxa"/>
-            <w:tcMar/>
             <w:vAlign w:val="center"/>
           </w:tcPr>
           <w:p>
             <w:pPr>
               <w:rPr>
-                <w:rFonts w:ascii="Arial" w:hAnsi="Arial" w:eastAsia="Arial" w:cs="Arial"/>
+                <w:rFonts w:ascii="Arial" w:eastAsia="Arial" w:hAnsi="Arial" w:cs="Arial"/>
                 <w:color w:val="000000" w:themeColor="text1"/>
                 <w:sz w:val="24"/>
                 <w:szCs w:val="24"/>
@@ -1614,7 +1656,7 @@
             </w:pPr>
             <w:r>
               <w:rPr>
-                <w:rFonts w:ascii="Arial" w:hAnsi="Arial" w:eastAsia="Arial" w:cs="Arial"/>
+                <w:rFonts w:ascii="Arial" w:eastAsia="Arial" w:hAnsi="Arial" w:cs="Arial"/>
                 <w:b/>
                 <w:bCs/>
                 <w:color w:val="000000" w:themeColor="text1"/>
@@ -1628,13 +1670,12 @@
         <w:tc>
           <w:tcPr>
             <w:tcW w:w="4247" w:type="dxa"/>
-            <w:tcMar/>
             <w:vAlign w:val="center"/>
           </w:tcPr>
           <w:p>
             <w:pPr>
               <w:rPr>
-                <w:rFonts w:ascii="Arial" w:hAnsi="Arial" w:eastAsia="Arial" w:cs="Arial"/>
+                <w:rFonts w:ascii="Arial" w:eastAsia="Arial" w:hAnsi="Arial" w:cs="Arial"/>
                 <w:color w:val="000000" w:themeColor="text1"/>
                 <w:sz w:val="24"/>
                 <w:szCs w:val="24"/>
@@ -1642,7 +1683,7 @@
             </w:pPr>
             <w:r>
               <w:rPr>
-                <w:rFonts w:ascii="Arial" w:hAnsi="Arial" w:eastAsia="Arial" w:cs="Arial"/>
+                <w:rFonts w:ascii="Arial" w:eastAsia="Arial" w:hAnsi="Arial" w:cs="Arial"/>
                 <w:color w:val="000000" w:themeColor="text1"/>
                 <w:sz w:val="24"/>
                 <w:szCs w:val="24"/>
@@ -1659,13 +1700,12 @@
         <w:tc>
           <w:tcPr>
             <w:tcW w:w="4247" w:type="dxa"/>
-            <w:tcMar/>
             <w:vAlign w:val="center"/>
           </w:tcPr>
           <w:p>
             <w:pPr>
               <w:rPr>
-                <w:rFonts w:ascii="Arial" w:hAnsi="Arial" w:eastAsia="Arial" w:cs="Arial"/>
+                <w:rFonts w:ascii="Arial" w:eastAsia="Arial" w:hAnsi="Arial" w:cs="Arial"/>
                 <w:color w:val="000000" w:themeColor="text1"/>
                 <w:sz w:val="24"/>
                 <w:szCs w:val="24"/>
@@ -1673,7 +1713,7 @@
             </w:pPr>
             <w:r>
               <w:rPr>
-                <w:rFonts w:ascii="Arial" w:hAnsi="Arial" w:eastAsia="Arial" w:cs="Arial"/>
+                <w:rFonts w:ascii="Arial" w:eastAsia="Arial" w:hAnsi="Arial" w:cs="Arial"/>
                 <w:b/>
                 <w:bCs/>
                 <w:color w:val="000000" w:themeColor="text1"/>
@@ -1687,27 +1727,28 @@
         <w:tc>
           <w:tcPr>
             <w:tcW w:w="4247" w:type="dxa"/>
-            <w:tcMar/>
             <w:vAlign w:val="center"/>
           </w:tcPr>
           <w:p>
             <w:pPr>
               <w:rPr>
-                <w:rFonts w:ascii="Arial" w:hAnsi="Arial" w:eastAsia="Arial" w:cs="Arial"/>
+                <w:rFonts w:ascii="Arial" w:eastAsia="Arial" w:hAnsi="Arial" w:cs="Arial"/>
                 <w:color w:val="000000" w:themeColor="text1"/>
                 <w:sz w:val="24"/>
                 <w:szCs w:val="24"/>
               </w:rPr>
             </w:pPr>
-            <w:r>
-              <w:rPr>
-                <w:rFonts w:ascii="Arial" w:hAnsi="Arial" w:eastAsia="Arial" w:cs="Arial"/>
+            <w:proofErr w:type="spellStart"/>
+            <w:r>
+              <w:rPr>
+                <w:rFonts w:ascii="Arial" w:eastAsia="Arial" w:hAnsi="Arial" w:cs="Arial"/>
                 <w:color w:val="000000" w:themeColor="text1"/>
                 <w:sz w:val="24"/>
                 <w:szCs w:val="24"/>
               </w:rPr>
               <w:t>Tryhackme</w:t>
             </w:r>
+            <w:proofErr w:type="spellEnd"/>
           </w:p>
         </w:tc>
       </w:tr>
@@ -1718,13 +1759,12 @@
         <w:tc>
           <w:tcPr>
             <w:tcW w:w="4247" w:type="dxa"/>
-            <w:tcMar/>
             <w:vAlign w:val="center"/>
           </w:tcPr>
           <w:p>
             <w:pPr>
               <w:rPr>
-                <w:rFonts w:ascii="Arial" w:hAnsi="Arial" w:eastAsia="Arial" w:cs="Arial"/>
+                <w:rFonts w:ascii="Arial" w:eastAsia="Arial" w:hAnsi="Arial" w:cs="Arial"/>
                 <w:color w:val="000000" w:themeColor="text1"/>
                 <w:sz w:val="24"/>
                 <w:szCs w:val="24"/>
@@ -1732,7 +1772,7 @@
             </w:pPr>
             <w:r>
               <w:rPr>
-                <w:rFonts w:ascii="Arial" w:hAnsi="Arial" w:eastAsia="Arial" w:cs="Arial"/>
+                <w:rFonts w:ascii="Arial" w:eastAsia="Arial" w:hAnsi="Arial" w:cs="Arial"/>
                 <w:b/>
                 <w:bCs/>
                 <w:color w:val="000000" w:themeColor="text1"/>
@@ -1746,27 +1786,28 @@
         <w:tc>
           <w:tcPr>
             <w:tcW w:w="4247" w:type="dxa"/>
-            <w:tcMar/>
             <w:vAlign w:val="center"/>
           </w:tcPr>
           <w:p>
             <w:pPr>
               <w:rPr>
-                <w:rFonts w:ascii="Arial" w:hAnsi="Arial" w:eastAsia="Arial" w:cs="Arial"/>
+                <w:rFonts w:ascii="Arial" w:eastAsia="Arial" w:hAnsi="Arial" w:cs="Arial"/>
                 <w:color w:val="000000" w:themeColor="text1"/>
                 <w:sz w:val="24"/>
                 <w:szCs w:val="24"/>
               </w:rPr>
             </w:pPr>
-            <w:r>
-              <w:rPr>
-                <w:rFonts w:ascii="Arial" w:hAnsi="Arial" w:eastAsia="Arial" w:cs="Arial"/>
+            <w:proofErr w:type="spellStart"/>
+            <w:r>
+              <w:rPr>
+                <w:rFonts w:ascii="Arial" w:eastAsia="Arial" w:hAnsi="Arial" w:cs="Arial"/>
                 <w:color w:val="000000" w:themeColor="text1"/>
                 <w:sz w:val="24"/>
                 <w:szCs w:val="24"/>
               </w:rPr>
               <w:t>Red</w:t>
             </w:r>
+            <w:proofErr w:type="spellEnd"/>
           </w:p>
         </w:tc>
       </w:tr>
@@ -1784,7 +1825,7 @@
         </w:pBdr>
         <w:spacing w:before="240" w:after="0"/>
         <w:rPr>
-          <w:rFonts w:ascii="Arial" w:hAnsi="Arial" w:eastAsia="Arial" w:cs="Arial"/>
+          <w:rFonts w:ascii="Arial" w:eastAsia="Arial" w:hAnsi="Arial" w:cs="Arial"/>
           <w:b/>
           <w:color w:val="000000"/>
           <w:sz w:val="32"/>
@@ -1805,7 +1846,7 @@
         </w:pBdr>
         <w:spacing w:before="240" w:after="0"/>
         <w:rPr>
-          <w:rFonts w:ascii="Arial" w:hAnsi="Arial" w:eastAsia="Arial" w:cs="Arial"/>
+          <w:rFonts w:ascii="Arial" w:eastAsia="Arial" w:hAnsi="Arial" w:cs="Arial"/>
           <w:b/>
           <w:color w:val="000000"/>
           <w:sz w:val="32"/>
@@ -1814,10 +1855,10 @@
       </w:pPr>
       <w:r>
         <w:rPr>
-          <w:rFonts w:ascii="Arial" w:hAnsi="Arial" w:eastAsia="Arial" w:cs="Arial"/>
-          <w:b w:val="1"/>
-          <w:bCs w:val="1"/>
-          <w:color w:val="000000" w:themeColor="text1" w:themeTint="FF" w:themeShade="FF"/>
+          <w:rFonts w:ascii="Arial" w:eastAsia="Arial" w:hAnsi="Arial" w:cs="Arial"/>
+          <w:b/>
+          <w:bCs/>
+          <w:color w:val="000000" w:themeColor="text1"/>
           <w:sz w:val="32"/>
           <w:szCs w:val="32"/>
         </w:rPr>
@@ -1827,7 +1868,7 @@
     <w:p>
       <w:pPr>
         <w:rPr>
-          <w:rFonts w:ascii="Arial" w:hAnsi="Arial" w:eastAsia="Arial" w:cs="Arial"/>
+          <w:rFonts w:ascii="Arial" w:eastAsia="Arial" w:hAnsi="Arial" w:cs="Arial"/>
           <w:b/>
           <w:sz w:val="24"/>
           <w:szCs w:val="24"/>
@@ -1847,48 +1888,445 @@
           <w:pPr>
             <w:pStyle w:val="Sumrio1"/>
             <w:tabs>
-              <w:tab w:val="right" w:leader="dot" w:pos="8490"/>
+              <w:tab w:val="right" w:leader="dot" w:pos="8494"/>
             </w:tabs>
-            <w:bidi w:val="0"/>
             <w:rPr>
-              <w:rStyle w:val="Hyperlink"/>
+              <w:rFonts w:asciiTheme="minorHAnsi" w:eastAsiaTheme="minorEastAsia" w:hAnsiTheme="minorHAnsi" w:cstheme="minorBidi"/>
+              <w:noProof/>
+              <w:kern w:val="2"/>
+              <w:sz w:val="24"/>
+              <w:szCs w:val="24"/>
+              <w14:ligatures w14:val="standardContextual"/>
             </w:rPr>
           </w:pPr>
           <w:r>
             <w:fldChar w:fldCharType="begin"/>
           </w:r>
           <w:r>
-            <w:instrText xml:space="preserve">TOC \o "1-9" \z \u \h</w:instrText>
+            <w:instrText>TOC \o "1-9" \z \u \h</w:instrText>
           </w:r>
           <w:r>
             <w:fldChar w:fldCharType="separate"/>
           </w:r>
-          <w:hyperlink w:anchor="_Toc1044849095">
+          <w:hyperlink w:anchor="_Toc225002376" w:history="1">
             <w:r>
               <w:rPr>
                 <w:rStyle w:val="Hyperlink"/>
+                <w:noProof/>
               </w:rPr>
               <w:t>Contextualização</w:t>
             </w:r>
             <w:r>
+              <w:rPr>
+                <w:noProof/>
+                <w:webHidden/>
+              </w:rPr>
               <w:tab/>
             </w:r>
             <w:r>
+              <w:rPr>
+                <w:noProof/>
+                <w:webHidden/>
+              </w:rPr>
               <w:fldChar w:fldCharType="begin"/>
             </w:r>
             <w:r>
-              <w:instrText xml:space="preserve">PAGEREF _Toc1044849095 \h</w:instrText>
-            </w:r>
-            <w:r>
+              <w:rPr>
+                <w:noProof/>
+                <w:webHidden/>
+              </w:rPr>
+              <w:instrText xml:space="preserve"> PAGEREF _Toc225002376 \h </w:instrText>
+            </w:r>
+            <w:r>
+              <w:rPr>
+                <w:noProof/>
+                <w:webHidden/>
+              </w:rPr>
+            </w:r>
+            <w:r>
+              <w:rPr>
+                <w:noProof/>
+                <w:webHidden/>
+              </w:rPr>
               <w:fldChar w:fldCharType="separate"/>
             </w:r>
             <w:r>
               <w:rPr>
+                <w:noProof/>
+                <w:webHidden/>
+              </w:rPr>
+              <w:t>3</w:t>
+            </w:r>
+            <w:r>
+              <w:rPr>
+                <w:noProof/>
+                <w:webHidden/>
+              </w:rPr>
+              <w:fldChar w:fldCharType="end"/>
+            </w:r>
+          </w:hyperlink>
+        </w:p>
+        <w:p>
+          <w:pPr>
+            <w:pStyle w:val="Sumrio1"/>
+            <w:tabs>
+              <w:tab w:val="right" w:leader="dot" w:pos="8494"/>
+            </w:tabs>
+            <w:rPr>
+              <w:rFonts w:asciiTheme="minorHAnsi" w:eastAsiaTheme="minorEastAsia" w:hAnsiTheme="minorHAnsi" w:cstheme="minorBidi"/>
+              <w:noProof/>
+              <w:kern w:val="2"/>
+              <w:sz w:val="24"/>
+              <w:szCs w:val="24"/>
+              <w14:ligatures w14:val="standardContextual"/>
+            </w:rPr>
+          </w:pPr>
+          <w:hyperlink w:anchor="_Toc225002377" w:history="1">
+            <w:r>
+              <w:rPr>
                 <w:rStyle w:val="Hyperlink"/>
-              </w:rPr>
-              <w:t>2</w:t>
-            </w:r>
-            <w:r>
+                <w:noProof/>
+              </w:rPr>
+              <w:t>Desenvolvimento</w:t>
+            </w:r>
+            <w:r>
+              <w:rPr>
+                <w:noProof/>
+                <w:webHidden/>
+              </w:rPr>
+              <w:tab/>
+            </w:r>
+            <w:r>
+              <w:rPr>
+                <w:noProof/>
+                <w:webHidden/>
+              </w:rPr>
+              <w:fldChar w:fldCharType="begin"/>
+            </w:r>
+            <w:r>
+              <w:rPr>
+                <w:noProof/>
+                <w:webHidden/>
+              </w:rPr>
+              <w:instrText xml:space="preserve"> PAGEREF _Toc225002377 \h </w:instrText>
+            </w:r>
+            <w:r>
+              <w:rPr>
+                <w:noProof/>
+                <w:webHidden/>
+              </w:rPr>
+            </w:r>
+            <w:r>
+              <w:rPr>
+                <w:noProof/>
+                <w:webHidden/>
+              </w:rPr>
+              <w:fldChar w:fldCharType="separate"/>
+            </w:r>
+            <w:r>
+              <w:rPr>
+                <w:noProof/>
+                <w:webHidden/>
+              </w:rPr>
+              <w:t>3</w:t>
+            </w:r>
+            <w:r>
+              <w:rPr>
+                <w:noProof/>
+                <w:webHidden/>
+              </w:rPr>
+              <w:fldChar w:fldCharType="end"/>
+            </w:r>
+          </w:hyperlink>
+        </w:p>
+        <w:p>
+          <w:pPr>
+            <w:pStyle w:val="Sumrio2"/>
+            <w:tabs>
+              <w:tab w:val="right" w:leader="dot" w:pos="8494"/>
+            </w:tabs>
+            <w:rPr>
+              <w:rFonts w:asciiTheme="minorHAnsi" w:eastAsiaTheme="minorEastAsia" w:hAnsiTheme="minorHAnsi" w:cstheme="minorBidi"/>
+              <w:noProof/>
+              <w:kern w:val="2"/>
+              <w:sz w:val="24"/>
+              <w:szCs w:val="24"/>
+              <w14:ligatures w14:val="standardContextual"/>
+            </w:rPr>
+          </w:pPr>
+          <w:hyperlink w:anchor="_Toc225002378" w:history="1">
+            <w:r>
+              <w:rPr>
+                <w:rStyle w:val="Hyperlink"/>
+                <w:noProof/>
+              </w:rPr>
+              <w:t>Pergunta 1</w:t>
+            </w:r>
+            <w:r>
+              <w:rPr>
+                <w:noProof/>
+                <w:webHidden/>
+              </w:rPr>
+              <w:tab/>
+            </w:r>
+            <w:r>
+              <w:rPr>
+                <w:noProof/>
+                <w:webHidden/>
+              </w:rPr>
+              <w:fldChar w:fldCharType="begin"/>
+            </w:r>
+            <w:r>
+              <w:rPr>
+                <w:noProof/>
+                <w:webHidden/>
+              </w:rPr>
+              <w:instrText xml:space="preserve"> PAGEREF _Toc225002378 \h </w:instrText>
+            </w:r>
+            <w:r>
+              <w:rPr>
+                <w:noProof/>
+                <w:webHidden/>
+              </w:rPr>
+            </w:r>
+            <w:r>
+              <w:rPr>
+                <w:noProof/>
+                <w:webHidden/>
+              </w:rPr>
+              <w:fldChar w:fldCharType="separate"/>
+            </w:r>
+            <w:r>
+              <w:rPr>
+                <w:noProof/>
+                <w:webHidden/>
+              </w:rPr>
+              <w:t>3</w:t>
+            </w:r>
+            <w:r>
+              <w:rPr>
+                <w:noProof/>
+                <w:webHidden/>
+              </w:rPr>
+              <w:fldChar w:fldCharType="end"/>
+            </w:r>
+          </w:hyperlink>
+        </w:p>
+        <w:p>
+          <w:pPr>
+            <w:pStyle w:val="Sumrio2"/>
+            <w:tabs>
+              <w:tab w:val="right" w:leader="dot" w:pos="8494"/>
+            </w:tabs>
+            <w:rPr>
+              <w:rFonts w:asciiTheme="minorHAnsi" w:eastAsiaTheme="minorEastAsia" w:hAnsiTheme="minorHAnsi" w:cstheme="minorBidi"/>
+              <w:noProof/>
+              <w:kern w:val="2"/>
+              <w:sz w:val="24"/>
+              <w:szCs w:val="24"/>
+              <w14:ligatures w14:val="standardContextual"/>
+            </w:rPr>
+          </w:pPr>
+          <w:hyperlink w:anchor="_Toc225002379" w:history="1">
+            <w:r>
+              <w:rPr>
+                <w:rStyle w:val="Hyperlink"/>
+                <w:noProof/>
+              </w:rPr>
+              <w:t>Pergunta 2</w:t>
+            </w:r>
+            <w:r>
+              <w:rPr>
+                <w:noProof/>
+                <w:webHidden/>
+              </w:rPr>
+              <w:tab/>
+            </w:r>
+            <w:r>
+              <w:rPr>
+                <w:noProof/>
+                <w:webHidden/>
+              </w:rPr>
+              <w:fldChar w:fldCharType="begin"/>
+            </w:r>
+            <w:r>
+              <w:rPr>
+                <w:noProof/>
+                <w:webHidden/>
+              </w:rPr>
+              <w:instrText xml:space="preserve"> PAGEREF _Toc225002379 \h </w:instrText>
+            </w:r>
+            <w:r>
+              <w:rPr>
+                <w:noProof/>
+                <w:webHidden/>
+              </w:rPr>
+            </w:r>
+            <w:r>
+              <w:rPr>
+                <w:noProof/>
+                <w:webHidden/>
+              </w:rPr>
+              <w:fldChar w:fldCharType="separate"/>
+            </w:r>
+            <w:r>
+              <w:rPr>
+                <w:noProof/>
+                <w:webHidden/>
+              </w:rPr>
+              <w:t>7</w:t>
+            </w:r>
+            <w:r>
+              <w:rPr>
+                <w:noProof/>
+                <w:webHidden/>
+              </w:rPr>
+              <w:fldChar w:fldCharType="end"/>
+            </w:r>
+          </w:hyperlink>
+        </w:p>
+        <w:p>
+          <w:pPr>
+            <w:pStyle w:val="Sumrio1"/>
+            <w:tabs>
+              <w:tab w:val="right" w:leader="dot" w:pos="8494"/>
+            </w:tabs>
+            <w:rPr>
+              <w:rFonts w:asciiTheme="minorHAnsi" w:eastAsiaTheme="minorEastAsia" w:hAnsiTheme="minorHAnsi" w:cstheme="minorBidi"/>
+              <w:noProof/>
+              <w:kern w:val="2"/>
+              <w:sz w:val="24"/>
+              <w:szCs w:val="24"/>
+              <w14:ligatures w14:val="standardContextual"/>
+            </w:rPr>
+          </w:pPr>
+          <w:hyperlink w:anchor="_Toc225002380" w:history="1">
+            <w:r>
+              <w:rPr>
+                <w:rStyle w:val="Hyperlink"/>
+                <w:noProof/>
+              </w:rPr>
+              <w:t>Conclusão</w:t>
+            </w:r>
+            <w:r>
+              <w:rPr>
+                <w:noProof/>
+                <w:webHidden/>
+              </w:rPr>
+              <w:tab/>
+            </w:r>
+            <w:r>
+              <w:rPr>
+                <w:noProof/>
+                <w:webHidden/>
+              </w:rPr>
+              <w:fldChar w:fldCharType="begin"/>
+            </w:r>
+            <w:r>
+              <w:rPr>
+                <w:noProof/>
+                <w:webHidden/>
+              </w:rPr>
+              <w:instrText xml:space="preserve"> PAGEREF _Toc225002380 \h </w:instrText>
+            </w:r>
+            <w:r>
+              <w:rPr>
+                <w:noProof/>
+                <w:webHidden/>
+              </w:rPr>
+            </w:r>
+            <w:r>
+              <w:rPr>
+                <w:noProof/>
+                <w:webHidden/>
+              </w:rPr>
+              <w:fldChar w:fldCharType="separate"/>
+            </w:r>
+            <w:r>
+              <w:rPr>
+                <w:noProof/>
+                <w:webHidden/>
+              </w:rPr>
+              <w:t>9</w:t>
+            </w:r>
+            <w:r>
+              <w:rPr>
+                <w:noProof/>
+                <w:webHidden/>
+              </w:rPr>
+              <w:fldChar w:fldCharType="end"/>
+            </w:r>
+          </w:hyperlink>
+        </w:p>
+        <w:p>
+          <w:pPr>
+            <w:pStyle w:val="Sumrio1"/>
+            <w:tabs>
+              <w:tab w:val="right" w:leader="dot" w:pos="8494"/>
+            </w:tabs>
+            <w:rPr>
+              <w:rFonts w:asciiTheme="minorHAnsi" w:eastAsiaTheme="minorEastAsia" w:hAnsiTheme="minorHAnsi" w:cstheme="minorBidi"/>
+              <w:noProof/>
+              <w:kern w:val="2"/>
+              <w:sz w:val="24"/>
+              <w:szCs w:val="24"/>
+              <w14:ligatures w14:val="standardContextual"/>
+            </w:rPr>
+          </w:pPr>
+          <w:hyperlink w:anchor="_Toc225002381" w:history="1">
+            <w:r>
+              <w:rPr>
+                <w:rStyle w:val="Hyperlink"/>
+                <w:noProof/>
+              </w:rPr>
+              <w:t>Referências</w:t>
+            </w:r>
+            <w:r>
+              <w:rPr>
+                <w:noProof/>
+                <w:webHidden/>
+              </w:rPr>
+              <w:tab/>
+            </w:r>
+            <w:r>
+              <w:rPr>
+                <w:noProof/>
+                <w:webHidden/>
+              </w:rPr>
+              <w:fldChar w:fldCharType="begin"/>
+            </w:r>
+            <w:r>
+              <w:rPr>
+                <w:noProof/>
+                <w:webHidden/>
+              </w:rPr>
+              <w:instrText xml:space="preserve"> PAGEREF _Toc225002381 \h </w:instrText>
+            </w:r>
+            <w:r>
+              <w:rPr>
+                <w:noProof/>
+                <w:webHidden/>
+              </w:rPr>
+            </w:r>
+            <w:r>
+              <w:rPr>
+                <w:noProof/>
+                <w:webHidden/>
+              </w:rPr>
+              <w:fldChar w:fldCharType="separate"/>
+            </w:r>
+            <w:r>
+              <w:rPr>
+                <w:noProof/>
+                <w:webHidden/>
+              </w:rPr>
+              <w:t>9</w:t>
+            </w:r>
+            <w:r>
+              <w:rPr>
+                <w:noProof/>
+                <w:webHidden/>
+              </w:rPr>
               <w:fldChar w:fldCharType="end"/>
             </w:r>
           </w:hyperlink>
@@ -1899,204 +2337,10 @@
             <w:tabs>
               <w:tab w:val="right" w:leader="dot" w:pos="8490"/>
             </w:tabs>
-            <w:bidi w:val="0"/>
             <w:rPr>
               <w:rStyle w:val="Hyperlink"/>
             </w:rPr>
           </w:pPr>
-          <w:hyperlink w:anchor="_Toc1709063961">
-            <w:r>
-              <w:rPr>
-                <w:rStyle w:val="Hyperlink"/>
-              </w:rPr>
-              <w:t>Desenvolvimento</w:t>
-            </w:r>
-            <w:r>
-              <w:tab/>
-            </w:r>
-            <w:r>
-              <w:fldChar w:fldCharType="begin"/>
-            </w:r>
-            <w:r>
-              <w:instrText xml:space="preserve">PAGEREF _Toc1709063961 \h</w:instrText>
-            </w:r>
-            <w:r>
-              <w:fldChar w:fldCharType="separate"/>
-            </w:r>
-            <w:r>
-              <w:rPr>
-                <w:rStyle w:val="Hyperlink"/>
-              </w:rPr>
-              <w:t>2</w:t>
-            </w:r>
-            <w:r>
-              <w:fldChar w:fldCharType="end"/>
-            </w:r>
-          </w:hyperlink>
-        </w:p>
-        <w:p>
-          <w:pPr>
-            <w:pStyle w:val="Sumrio2"/>
-            <w:tabs>
-              <w:tab w:val="right" w:leader="dot" w:pos="8490"/>
-            </w:tabs>
-            <w:bidi w:val="0"/>
-            <w:rPr>
-              <w:rStyle w:val="Hyperlink"/>
-            </w:rPr>
-          </w:pPr>
-          <w:hyperlink w:anchor="_Toc275265700">
-            <w:r>
-              <w:rPr>
-                <w:rStyle w:val="Hyperlink"/>
-              </w:rPr>
-              <w:t>Pergunta 1</w:t>
-            </w:r>
-            <w:r>
-              <w:tab/>
-            </w:r>
-            <w:r>
-              <w:fldChar w:fldCharType="begin"/>
-            </w:r>
-            <w:r>
-              <w:instrText xml:space="preserve">PAGEREF _Toc275265700 \h</w:instrText>
-            </w:r>
-            <w:r>
-              <w:fldChar w:fldCharType="separate"/>
-            </w:r>
-            <w:r>
-              <w:rPr>
-                <w:rStyle w:val="Hyperlink"/>
-              </w:rPr>
-              <w:t>2</w:t>
-            </w:r>
-            <w:r>
-              <w:fldChar w:fldCharType="end"/>
-            </w:r>
-          </w:hyperlink>
-        </w:p>
-        <w:p>
-          <w:pPr>
-            <w:pStyle w:val="Sumrio2"/>
-            <w:tabs>
-              <w:tab w:val="right" w:leader="dot" w:pos="8490"/>
-            </w:tabs>
-            <w:bidi w:val="0"/>
-            <w:rPr>
-              <w:rStyle w:val="Hyperlink"/>
-            </w:rPr>
-          </w:pPr>
-          <w:hyperlink w:anchor="_Toc1729753733">
-            <w:r>
-              <w:rPr>
-                <w:rStyle w:val="Hyperlink"/>
-              </w:rPr>
-              <w:t>Pergunta 2</w:t>
-            </w:r>
-            <w:r>
-              <w:tab/>
-            </w:r>
-            <w:r>
-              <w:fldChar w:fldCharType="begin"/>
-            </w:r>
-            <w:r>
-              <w:instrText xml:space="preserve">PAGEREF _Toc1729753733 \h</w:instrText>
-            </w:r>
-            <w:r>
-              <w:fldChar w:fldCharType="separate"/>
-            </w:r>
-            <w:r>
-              <w:rPr>
-                <w:rStyle w:val="Hyperlink"/>
-              </w:rPr>
-              <w:t>6</w:t>
-            </w:r>
-            <w:r>
-              <w:fldChar w:fldCharType="end"/>
-            </w:r>
-          </w:hyperlink>
-        </w:p>
-        <w:p>
-          <w:pPr>
-            <w:pStyle w:val="Sumrio1"/>
-            <w:tabs>
-              <w:tab w:val="right" w:leader="dot" w:pos="8490"/>
-            </w:tabs>
-            <w:bidi w:val="0"/>
-            <w:rPr>
-              <w:rStyle w:val="Hyperlink"/>
-            </w:rPr>
-          </w:pPr>
-          <w:hyperlink w:anchor="_Toc1689570429">
-            <w:r>
-              <w:rPr>
-                <w:rStyle w:val="Hyperlink"/>
-              </w:rPr>
-              <w:t>Conclusão</w:t>
-            </w:r>
-            <w:r>
-              <w:tab/>
-            </w:r>
-            <w:r>
-              <w:fldChar w:fldCharType="begin"/>
-            </w:r>
-            <w:r>
-              <w:instrText xml:space="preserve">PAGEREF _Toc1689570429 \h</w:instrText>
-            </w:r>
-            <w:r>
-              <w:fldChar w:fldCharType="separate"/>
-            </w:r>
-            <w:r>
-              <w:rPr>
-                <w:rStyle w:val="Hyperlink"/>
-              </w:rPr>
-              <w:t>8</w:t>
-            </w:r>
-            <w:r>
-              <w:fldChar w:fldCharType="end"/>
-            </w:r>
-          </w:hyperlink>
-        </w:p>
-        <w:p>
-          <w:pPr>
-            <w:pStyle w:val="Sumrio1"/>
-            <w:tabs>
-              <w:tab w:val="right" w:leader="dot" w:pos="8490"/>
-            </w:tabs>
-            <w:bidi w:val="0"/>
-            <w:rPr>
-              <w:rStyle w:val="Hyperlink"/>
-            </w:rPr>
-          </w:pPr>
-          <w:hyperlink w:anchor="_Toc1523569552">
-            <w:r>
-              <w:rPr>
-                <w:rStyle w:val="Hyperlink"/>
-              </w:rPr>
-              <w:t>Referências</w:t>
-            </w:r>
-            <w:r>
-              <w:tab/>
-            </w:r>
-            <w:r>
-              <w:fldChar w:fldCharType="begin"/>
-            </w:r>
-            <w:r>
-              <w:instrText xml:space="preserve">PAGEREF _Toc1523569552 \h</w:instrText>
-            </w:r>
-            <w:r>
-              <w:fldChar w:fldCharType="separate"/>
-            </w:r>
-            <w:r>
-              <w:rPr>
-                <w:rStyle w:val="Hyperlink"/>
-              </w:rPr>
-              <w:t>8</w:t>
-            </w:r>
-            <w:r>
-              <w:fldChar w:fldCharType="end"/>
-            </w:r>
-          </w:hyperlink>
           <w:r>
             <w:fldChar w:fldCharType="end"/>
           </w:r>
@@ -2106,7 +2350,7 @@
     <w:p>
       <w:pPr>
         <w:rPr>
-          <w:rFonts w:ascii="Arial" w:hAnsi="Arial" w:eastAsia="Arial" w:cs="Arial"/>
+          <w:rFonts w:ascii="Arial" w:eastAsia="Arial" w:hAnsi="Arial" w:cs="Arial"/>
           <w:b/>
           <w:sz w:val="24"/>
           <w:szCs w:val="24"/>
@@ -2116,7 +2360,7 @@
     <w:p>
       <w:pPr>
         <w:rPr>
-          <w:rFonts w:ascii="Arial" w:hAnsi="Arial" w:eastAsia="Arial" w:cs="Arial"/>
+          <w:rFonts w:ascii="Arial" w:eastAsia="Arial" w:hAnsi="Arial" w:cs="Arial"/>
           <w:b/>
           <w:sz w:val="24"/>
           <w:szCs w:val="24"/>
@@ -2126,7 +2370,7 @@
     <w:p>
       <w:pPr>
         <w:rPr>
-          <w:rFonts w:ascii="Arial" w:hAnsi="Arial" w:eastAsia="Arial" w:cs="Arial"/>
+          <w:rFonts w:ascii="Arial" w:eastAsia="Arial" w:hAnsi="Arial" w:cs="Arial"/>
           <w:b/>
           <w:sz w:val="24"/>
           <w:szCs w:val="24"/>
@@ -2136,7 +2380,7 @@
     <w:p>
       <w:pPr>
         <w:rPr>
-          <w:rFonts w:ascii="Arial" w:hAnsi="Arial" w:eastAsia="Arial" w:cs="Arial"/>
+          <w:rFonts w:ascii="Arial" w:eastAsia="Arial" w:hAnsi="Arial" w:cs="Arial"/>
           <w:b/>
           <w:sz w:val="24"/>
           <w:szCs w:val="24"/>
@@ -2146,62 +2390,92 @@
     <w:p>
       <w:pPr>
         <w:rPr>
-          <w:rFonts w:ascii="Arial" w:hAnsi="Arial" w:eastAsia="Arial" w:cs="Arial"/>
+          <w:rFonts w:ascii="Arial" w:eastAsia="Arial" w:hAnsi="Arial" w:cs="Arial"/>
           <w:b/>
           <w:sz w:val="24"/>
           <w:szCs w:val="24"/>
         </w:rPr>
       </w:pPr>
+      <w:r>
+        <w:rPr>
+          <w:rFonts w:ascii="Arial" w:eastAsia="Arial" w:hAnsi="Arial" w:cs="Arial"/>
+          <w:b/>
+          <w:sz w:val="24"/>
+          <w:szCs w:val="24"/>
+        </w:rPr>
+        <w:br w:type="page"/>
+      </w:r>
     </w:p>
     <w:p>
       <w:pPr>
-        <w:rPr>
-          <w:rFonts w:ascii="Arial" w:hAnsi="Arial" w:eastAsia="Arial" w:cs="Arial"/>
-          <w:b/>
-          <w:sz w:val="24"/>
-          <w:szCs w:val="24"/>
+        <w:pStyle w:val="TtuloGuardian"/>
+        <w:rPr>
+          <w:rFonts w:eastAsia="Arial"/>
+          <w:color w:val="000000" w:themeColor="text1"/>
         </w:rPr>
       </w:pPr>
+      <w:bookmarkStart w:id="0" w:name="_Toc225002376"/>
+      <w:r>
+        <w:lastRenderedPageBreak/>
+        <w:t>Contextualização</w:t>
+      </w:r>
+      <w:bookmarkEnd w:id="0"/>
     </w:p>
     <w:p>
       <w:pPr>
         <w:rPr>
-          <w:rFonts w:ascii="Arial" w:hAnsi="Arial" w:eastAsia="Arial" w:cs="Arial"/>
-          <w:b/>
+          <w:rFonts w:ascii="Arial" w:eastAsia="Arial" w:hAnsi="Arial" w:cs="Arial"/>
+          <w:color w:val="000000" w:themeColor="text1"/>
           <w:sz w:val="24"/>
           <w:szCs w:val="24"/>
         </w:rPr>
       </w:pPr>
+      <w:r>
+        <w:rPr>
+          <w:rFonts w:ascii="Arial" w:eastAsia="Arial" w:hAnsi="Arial" w:cs="Arial"/>
+          <w:color w:val="000000" w:themeColor="text1"/>
+          <w:sz w:val="24"/>
+          <w:szCs w:val="24"/>
+        </w:rPr>
+        <w:t xml:space="preserve">O CTF consiste em </w:t>
+      </w:r>
+      <w:r>
+        <w:rPr>
+          <w:rFonts w:ascii="Arial" w:eastAsia="Arial" w:hAnsi="Arial" w:cs="Arial"/>
+          <w:color w:val="000000" w:themeColor="text1"/>
+          <w:sz w:val="24"/>
+          <w:szCs w:val="24"/>
+        </w:rPr>
+        <w:t>descriptografar cookies e conseguir encontrar as flags dentro de um usuário.</w:t>
+      </w:r>
     </w:p>
     <w:p>
       <w:pPr>
-        <w:rPr>
-          <w:rFonts w:ascii="Arial" w:hAnsi="Arial" w:eastAsia="Arial" w:cs="Arial"/>
-          <w:b/>
-          <w:sz w:val="24"/>
-          <w:szCs w:val="24"/>
+        <w:pStyle w:val="TtuloGuardian"/>
+        <w:rPr>
+          <w:rFonts w:eastAsia="Arial"/>
+          <w:color w:val="000000" w:themeColor="text1"/>
         </w:rPr>
       </w:pPr>
+      <w:bookmarkStart w:id="1" w:name="_Toc225002377"/>
+      <w:r>
+        <w:t>Desenvolvimento</w:t>
+      </w:r>
+      <w:bookmarkEnd w:id="1"/>
     </w:p>
     <w:p>
       <w:pPr>
-        <w:rPr>
-          <w:rFonts w:ascii="Arial" w:hAnsi="Arial" w:eastAsia="Arial" w:cs="Arial"/>
-          <w:b/>
-          <w:sz w:val="24"/>
-          <w:szCs w:val="24"/>
+        <w:pStyle w:val="SubttuloGuardian"/>
+        <w:rPr>
+          <w:rFonts w:eastAsia="Arial"/>
+          <w:color w:val="000000" w:themeColor="text1"/>
         </w:rPr>
       </w:pPr>
-    </w:p>
-    <w:p>
-      <w:pPr>
-        <w:rPr>
-          <w:rFonts w:ascii="Arial" w:hAnsi="Arial" w:eastAsia="Arial" w:cs="Arial"/>
-          <w:b/>
-          <w:sz w:val="24"/>
-          <w:szCs w:val="24"/>
-        </w:rPr>
-      </w:pPr>
+      <w:bookmarkStart w:id="2" w:name="_Toc225002378"/>
+      <w:r>
+        <w:t>Pergunta 1</w:t>
+      </w:r>
+      <w:bookmarkEnd w:id="2"/>
     </w:p>
     <w:p>
       <w:pPr>
@@ -2214,568 +2488,343 @@
         </w:pBdr>
         <w:spacing w:after="0" w:line="360" w:lineRule="auto"/>
         <w:rPr>
-          <w:rFonts w:ascii="Arial" w:hAnsi="Arial" w:eastAsia="Arial" w:cs="Arial"/>
+          <w:rFonts w:ascii="Arial" w:eastAsia="Arial" w:hAnsi="Arial" w:cs="Arial"/>
+          <w:sz w:val="24"/>
+          <w:szCs w:val="24"/>
+        </w:rPr>
+      </w:pPr>
+      <w:r>
+        <w:rPr>
+          <w:rFonts w:ascii="Arial" w:eastAsia="Arial" w:hAnsi="Arial" w:cs="Arial"/>
           <w:b/>
+          <w:bCs/>
           <w:smallCaps/>
-          <w:color w:val="000000"/>
-          <w:sz w:val="32"/>
-          <w:szCs w:val="32"/>
-        </w:rPr>
-      </w:pPr>
+          <w:color w:val="000000" w:themeColor="text1"/>
+          <w:sz w:val="24"/>
+          <w:szCs w:val="24"/>
+        </w:rPr>
+        <w:t xml:space="preserve">- </w:t>
+      </w:r>
+      <w:proofErr w:type="spellStart"/>
+      <w:r>
+        <w:rPr>
+          <w:rFonts w:ascii="Source Sans Pro" w:eastAsia="Source Sans Pro" w:hAnsi="Source Sans Pro" w:cs="Source Sans Pro"/>
+          <w:b/>
+          <w:bCs/>
+          <w:color w:val="151C2B"/>
+          <w:sz w:val="24"/>
+          <w:szCs w:val="24"/>
+        </w:rPr>
+        <w:t>What</w:t>
+      </w:r>
+      <w:proofErr w:type="spellEnd"/>
+      <w:r>
+        <w:rPr>
+          <w:rFonts w:ascii="Source Sans Pro" w:eastAsia="Source Sans Pro" w:hAnsi="Source Sans Pro" w:cs="Source Sans Pro"/>
+          <w:b/>
+          <w:bCs/>
+          <w:color w:val="151C2B"/>
+          <w:sz w:val="24"/>
+          <w:szCs w:val="24"/>
+        </w:rPr>
+        <w:t xml:space="preserve"> </w:t>
+      </w:r>
+      <w:proofErr w:type="spellStart"/>
+      <w:r>
+        <w:rPr>
+          <w:rFonts w:ascii="Source Sans Pro" w:eastAsia="Source Sans Pro" w:hAnsi="Source Sans Pro" w:cs="Source Sans Pro"/>
+          <w:b/>
+          <w:bCs/>
+          <w:color w:val="151C2B"/>
+          <w:sz w:val="24"/>
+          <w:szCs w:val="24"/>
+        </w:rPr>
+        <w:t>is</w:t>
+      </w:r>
+      <w:proofErr w:type="spellEnd"/>
+      <w:r>
+        <w:rPr>
+          <w:rFonts w:ascii="Source Sans Pro" w:eastAsia="Source Sans Pro" w:hAnsi="Source Sans Pro" w:cs="Source Sans Pro"/>
+          <w:b/>
+          <w:bCs/>
+          <w:color w:val="151C2B"/>
+          <w:sz w:val="24"/>
+          <w:szCs w:val="24"/>
+        </w:rPr>
+        <w:t xml:space="preserve"> </w:t>
+      </w:r>
+      <w:proofErr w:type="spellStart"/>
+      <w:r>
+        <w:rPr>
+          <w:rFonts w:ascii="Source Sans Pro" w:eastAsia="Source Sans Pro" w:hAnsi="Source Sans Pro" w:cs="Source Sans Pro"/>
+          <w:b/>
+          <w:bCs/>
+          <w:color w:val="151C2B"/>
+          <w:sz w:val="24"/>
+          <w:szCs w:val="24"/>
+        </w:rPr>
+        <w:t>the</w:t>
+      </w:r>
+      <w:proofErr w:type="spellEnd"/>
+      <w:r>
+        <w:rPr>
+          <w:rFonts w:ascii="Source Sans Pro" w:eastAsia="Source Sans Pro" w:hAnsi="Source Sans Pro" w:cs="Source Sans Pro"/>
+          <w:b/>
+          <w:bCs/>
+          <w:color w:val="151C2B"/>
+          <w:sz w:val="24"/>
+          <w:szCs w:val="24"/>
+        </w:rPr>
+        <w:t xml:space="preserve"> </w:t>
+      </w:r>
+      <w:proofErr w:type="spellStart"/>
+      <w:r>
+        <w:rPr>
+          <w:rFonts w:ascii="Source Sans Pro" w:eastAsia="Source Sans Pro" w:hAnsi="Source Sans Pro" w:cs="Source Sans Pro"/>
+          <w:b/>
+          <w:bCs/>
+          <w:color w:val="151C2B"/>
+          <w:sz w:val="24"/>
+          <w:szCs w:val="24"/>
+        </w:rPr>
+        <w:t>value</w:t>
+      </w:r>
+      <w:proofErr w:type="spellEnd"/>
+      <w:r>
+        <w:rPr>
+          <w:rFonts w:ascii="Source Sans Pro" w:eastAsia="Source Sans Pro" w:hAnsi="Source Sans Pro" w:cs="Source Sans Pro"/>
+          <w:b/>
+          <w:bCs/>
+          <w:color w:val="151C2B"/>
+          <w:sz w:val="24"/>
+          <w:szCs w:val="24"/>
+        </w:rPr>
+        <w:t xml:space="preserve"> </w:t>
+      </w:r>
+      <w:proofErr w:type="spellStart"/>
+      <w:r>
+        <w:rPr>
+          <w:rFonts w:ascii="Source Sans Pro" w:eastAsia="Source Sans Pro" w:hAnsi="Source Sans Pro" w:cs="Source Sans Pro"/>
+          <w:b/>
+          <w:bCs/>
+          <w:color w:val="151C2B"/>
+          <w:sz w:val="24"/>
+          <w:szCs w:val="24"/>
+        </w:rPr>
+        <w:t>of</w:t>
+      </w:r>
+      <w:proofErr w:type="spellEnd"/>
+      <w:r>
+        <w:rPr>
+          <w:rFonts w:ascii="Source Sans Pro" w:eastAsia="Source Sans Pro" w:hAnsi="Source Sans Pro" w:cs="Source Sans Pro"/>
+          <w:b/>
+          <w:bCs/>
+          <w:color w:val="151C2B"/>
+          <w:sz w:val="24"/>
+          <w:szCs w:val="24"/>
+        </w:rPr>
+        <w:t xml:space="preserve"> </w:t>
+      </w:r>
+      <w:proofErr w:type="spellStart"/>
+      <w:r>
+        <w:rPr>
+          <w:rFonts w:ascii="Source Sans Pro" w:eastAsia="Source Sans Pro" w:hAnsi="Source Sans Pro" w:cs="Source Sans Pro"/>
+          <w:b/>
+          <w:bCs/>
+          <w:color w:val="151C2B"/>
+          <w:sz w:val="24"/>
+          <w:szCs w:val="24"/>
+        </w:rPr>
+        <w:t>the</w:t>
+      </w:r>
+      <w:proofErr w:type="spellEnd"/>
+      <w:r>
+        <w:rPr>
+          <w:rFonts w:ascii="Source Sans Pro" w:eastAsia="Source Sans Pro" w:hAnsi="Source Sans Pro" w:cs="Source Sans Pro"/>
+          <w:b/>
+          <w:bCs/>
+          <w:color w:val="151C2B"/>
+          <w:sz w:val="24"/>
+          <w:szCs w:val="24"/>
+        </w:rPr>
+        <w:t xml:space="preserve"> web flag?</w:t>
+      </w:r>
     </w:p>
     <w:p>
       <w:pPr>
-        <w:pStyle w:val="TtuloGuardian"/>
-        <w:rPr>
-          <w:rFonts w:ascii="Arial" w:hAnsi="Arial" w:eastAsia="Arial" w:cs="Arial"/>
-          <w:color w:val="000000" w:themeColor="text1" w:themeTint="FF" w:themeShade="FF"/>
-          <w:sz w:val="32"/>
-          <w:szCs w:val="32"/>
+        <w:rPr>
+          <w:color w:val="000000" w:themeColor="text1"/>
         </w:rPr>
       </w:pPr>
-      <w:bookmarkStart w:name="_Toc1044849095" w:id="1462704773"/>
-      <w:r>
-        <w:rPr/>
-        <w:t>Contextualização</w:t>
-      </w:r>
-      <w:bookmarkEnd w:id="1462704773"/>
+      <w:r>
+        <w:rPr>
+          <w:color w:val="000000" w:themeColor="text1"/>
+        </w:rPr>
+        <w:t xml:space="preserve">Inicialmente </w:t>
+      </w:r>
+      <w:r>
+        <w:rPr>
+          <w:color w:val="000000" w:themeColor="text1"/>
+        </w:rPr>
+        <w:t xml:space="preserve">temos a página web do </w:t>
+      </w:r>
+      <w:proofErr w:type="spellStart"/>
+      <w:r>
+        <w:rPr>
+          <w:color w:val="000000" w:themeColor="text1"/>
+        </w:rPr>
+        <w:t>ip</w:t>
+      </w:r>
+      <w:proofErr w:type="spellEnd"/>
+      <w:r>
+        <w:rPr>
+          <w:color w:val="000000" w:themeColor="text1"/>
+        </w:rPr>
+        <w:t xml:space="preserve">, junto sendo feito um </w:t>
+      </w:r>
+      <w:proofErr w:type="spellStart"/>
+      <w:r>
+        <w:rPr>
+          <w:color w:val="000000" w:themeColor="text1"/>
+        </w:rPr>
+        <w:t>nmap</w:t>
+      </w:r>
+      <w:proofErr w:type="spellEnd"/>
+      <w:r>
+        <w:rPr>
+          <w:color w:val="000000" w:themeColor="text1"/>
+        </w:rPr>
+        <w:t xml:space="preserve"> </w:t>
+      </w:r>
+      <w:r>
+        <w:rPr>
+          <w:color w:val="000000" w:themeColor="text1"/>
+        </w:rPr>
+        <w:t xml:space="preserve">(possuindo as portas </w:t>
+      </w:r>
+      <w:r>
+        <w:rPr>
+          <w:color w:val="000000" w:themeColor="text1"/>
+          <w:sz w:val="24"/>
+          <w:szCs w:val="24"/>
+        </w:rPr>
+        <w:t>22(</w:t>
+      </w:r>
+      <w:proofErr w:type="spellStart"/>
+      <w:r>
+        <w:rPr>
+          <w:color w:val="000000" w:themeColor="text1"/>
+          <w:sz w:val="24"/>
+          <w:szCs w:val="24"/>
+        </w:rPr>
+        <w:t>tcp</w:t>
+      </w:r>
+      <w:proofErr w:type="spellEnd"/>
+      <w:r>
+        <w:rPr>
+          <w:color w:val="000000" w:themeColor="text1"/>
+          <w:sz w:val="24"/>
+          <w:szCs w:val="24"/>
+        </w:rPr>
+        <w:t xml:space="preserve"> open </w:t>
+      </w:r>
+      <w:proofErr w:type="spellStart"/>
+      <w:r>
+        <w:rPr>
+          <w:color w:val="000000" w:themeColor="text1"/>
+          <w:sz w:val="24"/>
+          <w:szCs w:val="24"/>
+        </w:rPr>
+        <w:t>ssh</w:t>
+      </w:r>
+      <w:proofErr w:type="spellEnd"/>
+      <w:r>
+        <w:rPr>
+          <w:color w:val="000000" w:themeColor="text1"/>
+          <w:sz w:val="24"/>
+          <w:szCs w:val="24"/>
+        </w:rPr>
+        <w:t>), 80(</w:t>
+      </w:r>
+      <w:proofErr w:type="spellStart"/>
+      <w:r>
+        <w:rPr>
+          <w:color w:val="000000" w:themeColor="text1"/>
+          <w:sz w:val="24"/>
+          <w:szCs w:val="24"/>
+        </w:rPr>
+        <w:t>tcp</w:t>
+      </w:r>
+      <w:proofErr w:type="spellEnd"/>
+      <w:r>
+        <w:rPr>
+          <w:color w:val="000000" w:themeColor="text1"/>
+          <w:sz w:val="24"/>
+          <w:szCs w:val="24"/>
+        </w:rPr>
+        <w:t xml:space="preserve"> open http)</w:t>
+      </w:r>
+      <w:r>
+        <w:rPr>
+          <w:color w:val="000000" w:themeColor="text1"/>
+          <w:sz w:val="24"/>
+          <w:szCs w:val="24"/>
+        </w:rPr>
+        <w:t xml:space="preserve"> abertas</w:t>
+      </w:r>
+      <w:r>
+        <w:rPr>
+          <w:color w:val="000000" w:themeColor="text1"/>
+          <w:sz w:val="24"/>
+          <w:szCs w:val="24"/>
+        </w:rPr>
+        <w:t>)</w:t>
+      </w:r>
+      <w:r>
+        <w:rPr>
+          <w:color w:val="000000" w:themeColor="text1"/>
+        </w:rPr>
+        <w:t xml:space="preserve">, e um </w:t>
+      </w:r>
+      <w:proofErr w:type="spellStart"/>
+      <w:r>
+        <w:rPr>
+          <w:color w:val="000000" w:themeColor="text1"/>
+        </w:rPr>
+        <w:t>gobuster</w:t>
+      </w:r>
+      <w:proofErr w:type="spellEnd"/>
+      <w:r>
+        <w:rPr>
+          <w:color w:val="000000" w:themeColor="text1"/>
+        </w:rPr>
+        <w:t>.</w:t>
+      </w:r>
     </w:p>
     <w:p>
-      <w:pPr>
-        <w:rPr>
-          <w:rFonts w:ascii="Arial" w:hAnsi="Arial" w:eastAsia="Arial" w:cs="Arial"/>
-          <w:color w:val="000000" w:themeColor="text1"/>
-          <w:sz w:val="24"/>
-          <w:szCs w:val="24"/>
-        </w:rPr>
-      </w:pPr>
-      <w:r>
-        <w:rPr>
-          <w:rFonts w:ascii="Arial" w:hAnsi="Arial" w:eastAsia="Arial" w:cs="Arial"/>
-          <w:color w:val="000000" w:themeColor="text1" w:themeTint="FF" w:themeShade="FF"/>
-          <w:sz w:val="24"/>
-          <w:szCs w:val="24"/>
-        </w:rPr>
-        <w:t xml:space="preserve">O CTF consiste em </w:t>
-      </w:r>
-      <w:r>
-        <w:rPr>
-          <w:rFonts w:ascii="Arial" w:hAnsi="Arial" w:eastAsia="Arial" w:cs="Arial"/>
-          <w:color w:val="000000" w:themeColor="text1" w:themeTint="FF" w:themeShade="FF"/>
-          <w:sz w:val="24"/>
-          <w:szCs w:val="24"/>
-        </w:rPr>
-        <w:t>descriptografar cookies e conseguir encontrar as flags dentro de um usuário.</w:t>
-      </w:r>
-    </w:p>
-    <w:p>
-      <w:pPr>
-        <w:pStyle w:val="TtuloGuardian"/>
-        <w:rPr>
-          <w:rFonts w:ascii="Arial" w:hAnsi="Arial" w:eastAsia="Arial" w:cs="Arial"/>
-          <w:color w:val="000000" w:themeColor="text1" w:themeTint="FF" w:themeShade="FF"/>
-          <w:sz w:val="32"/>
-          <w:szCs w:val="32"/>
-        </w:rPr>
-      </w:pPr>
-      <w:bookmarkStart w:name="_Toc1709063961" w:id="604306222"/>
-      <w:r>
-        <w:rPr/>
-        <w:t>Desenvolvimento</w:t>
-      </w:r>
-      <w:bookmarkEnd w:id="604306222"/>
-    </w:p>
-    <w:p>
-      <w:pPr>
-        <w:pStyle w:val="SubttuloGuardian"/>
-        <w:rPr>
-          <w:rFonts w:ascii="Arial" w:hAnsi="Arial" w:eastAsia="Arial" w:cs="Arial"/>
-          <w:color w:val="000000" w:themeColor="text1" w:themeTint="FF" w:themeShade="FF"/>
-          <w:sz w:val="24"/>
-          <w:szCs w:val="24"/>
-        </w:rPr>
-      </w:pPr>
-      <w:bookmarkStart w:name="_Toc275265700" w:id="774605365"/>
-      <w:r>
-        <w:rPr/>
-        <w:t>Pergunta 1</w:t>
-      </w:r>
-      <w:bookmarkEnd w:id="774605365"/>
-    </w:p>
-    <w:p>
-      <w:pPr>
-        <w:pStyle w:val="Normal"/>
-        <w:pBdr>
-          <w:top w:val="nil" w:color="000000" w:sz="0" w:space="0"/>
-          <w:left w:val="nil" w:color="000000" w:sz="0" w:space="0"/>
-          <w:bottom w:val="nil" w:color="000000" w:sz="0" w:space="0"/>
-          <w:right w:val="nil" w:color="000000" w:sz="0" w:space="0"/>
-          <w:between w:val="nil" w:color="000000" w:sz="0" w:space="0"/>
-        </w:pBdr>
-        <w:spacing w:after="0" w:line="360" w:lineRule="auto"/>
-        <w:rPr>
-          <w:rFonts w:ascii="Arial" w:hAnsi="Arial" w:eastAsia="Arial" w:cs="Arial"/>
-          <w:noProof w:val="0"/>
-          <w:sz w:val="24"/>
-          <w:szCs w:val="24"/>
-          <w:lang w:val="pt-BR"/>
-        </w:rPr>
-      </w:pPr>
-      <w:r>
-        <w:rPr>
-          <w:rFonts w:ascii="Arial" w:hAnsi="Arial" w:eastAsia="Arial" w:cs="Arial"/>
-          <w:b w:val="1"/>
-          <w:bCs w:val="1"/>
-          <w:smallCaps w:val="1"/>
-          <w:color w:val="000000" w:themeColor="text1" w:themeTint="FF" w:themeShade="FF"/>
-          <w:sz w:val="24"/>
-          <w:szCs w:val="24"/>
-        </w:rPr>
-        <w:t xml:space="preserve">- </w:t>
-      </w:r>
-      <w:r>
-        <w:rPr>
-          <w:rFonts w:ascii="Source Sans Pro" w:hAnsi="Source Sans Pro" w:eastAsia="Source Sans Pro" w:cs="Source Sans Pro"/>
-          <w:b w:val="1"/>
-          <w:bCs w:val="1"/>
-          <w:i w:val="0"/>
-          <w:iCs w:val="0"/>
-          <w:caps w:val="0"/>
-          <w:smallCaps w:val="0"/>
-          <w:noProof w:val="0"/>
-          <w:color w:val="151C2B"/>
-          <w:sz w:val="24"/>
-          <w:szCs w:val="24"/>
-          <w:lang w:val="pt-BR"/>
-        </w:rPr>
-        <w:t>What</w:t>
-      </w:r>
-      <w:r>
-        <w:rPr>
-          <w:rFonts w:ascii="Source Sans Pro" w:hAnsi="Source Sans Pro" w:eastAsia="Source Sans Pro" w:cs="Source Sans Pro"/>
-          <w:b w:val="1"/>
-          <w:bCs w:val="1"/>
-          <w:i w:val="0"/>
-          <w:iCs w:val="0"/>
-          <w:caps w:val="0"/>
-          <w:smallCaps w:val="0"/>
-          <w:noProof w:val="0"/>
-          <w:color w:val="151C2B"/>
-          <w:sz w:val="24"/>
-          <w:szCs w:val="24"/>
-          <w:lang w:val="pt-BR"/>
-        </w:rPr>
-        <w:t xml:space="preserve"> </w:t>
-      </w:r>
-      <w:r>
-        <w:rPr>
-          <w:rFonts w:ascii="Source Sans Pro" w:hAnsi="Source Sans Pro" w:eastAsia="Source Sans Pro" w:cs="Source Sans Pro"/>
-          <w:b w:val="1"/>
-          <w:bCs w:val="1"/>
-          <w:i w:val="0"/>
-          <w:iCs w:val="0"/>
-          <w:caps w:val="0"/>
-          <w:smallCaps w:val="0"/>
-          <w:noProof w:val="0"/>
-          <w:color w:val="151C2B"/>
-          <w:sz w:val="24"/>
-          <w:szCs w:val="24"/>
-          <w:lang w:val="pt-BR"/>
-        </w:rPr>
-        <w:t>is</w:t>
-      </w:r>
-      <w:r>
-        <w:rPr>
-          <w:rFonts w:ascii="Source Sans Pro" w:hAnsi="Source Sans Pro" w:eastAsia="Source Sans Pro" w:cs="Source Sans Pro"/>
-          <w:b w:val="1"/>
-          <w:bCs w:val="1"/>
-          <w:i w:val="0"/>
-          <w:iCs w:val="0"/>
-          <w:caps w:val="0"/>
-          <w:smallCaps w:val="0"/>
-          <w:noProof w:val="0"/>
-          <w:color w:val="151C2B"/>
-          <w:sz w:val="24"/>
-          <w:szCs w:val="24"/>
-          <w:lang w:val="pt-BR"/>
-        </w:rPr>
-        <w:t xml:space="preserve"> </w:t>
-      </w:r>
-      <w:r>
-        <w:rPr>
-          <w:rFonts w:ascii="Source Sans Pro" w:hAnsi="Source Sans Pro" w:eastAsia="Source Sans Pro" w:cs="Source Sans Pro"/>
-          <w:b w:val="1"/>
-          <w:bCs w:val="1"/>
-          <w:i w:val="0"/>
-          <w:iCs w:val="0"/>
-          <w:caps w:val="0"/>
-          <w:smallCaps w:val="0"/>
-          <w:noProof w:val="0"/>
-          <w:color w:val="151C2B"/>
-          <w:sz w:val="24"/>
-          <w:szCs w:val="24"/>
-          <w:lang w:val="pt-BR"/>
-        </w:rPr>
-        <w:t>the</w:t>
-      </w:r>
-      <w:r>
-        <w:rPr>
-          <w:rFonts w:ascii="Source Sans Pro" w:hAnsi="Source Sans Pro" w:eastAsia="Source Sans Pro" w:cs="Source Sans Pro"/>
-          <w:b w:val="1"/>
-          <w:bCs w:val="1"/>
-          <w:i w:val="0"/>
-          <w:iCs w:val="0"/>
-          <w:caps w:val="0"/>
-          <w:smallCaps w:val="0"/>
-          <w:noProof w:val="0"/>
-          <w:color w:val="151C2B"/>
-          <w:sz w:val="24"/>
-          <w:szCs w:val="24"/>
-          <w:lang w:val="pt-BR"/>
-        </w:rPr>
-        <w:t xml:space="preserve"> </w:t>
-      </w:r>
-      <w:r>
-        <w:rPr>
-          <w:rFonts w:ascii="Source Sans Pro" w:hAnsi="Source Sans Pro" w:eastAsia="Source Sans Pro" w:cs="Source Sans Pro"/>
-          <w:b w:val="1"/>
-          <w:bCs w:val="1"/>
-          <w:i w:val="0"/>
-          <w:iCs w:val="0"/>
-          <w:caps w:val="0"/>
-          <w:smallCaps w:val="0"/>
-          <w:noProof w:val="0"/>
-          <w:color w:val="151C2B"/>
-          <w:sz w:val="24"/>
-          <w:szCs w:val="24"/>
-          <w:lang w:val="pt-BR"/>
-        </w:rPr>
-        <w:t>value</w:t>
-      </w:r>
-      <w:r>
-        <w:rPr>
-          <w:rFonts w:ascii="Source Sans Pro" w:hAnsi="Source Sans Pro" w:eastAsia="Source Sans Pro" w:cs="Source Sans Pro"/>
-          <w:b w:val="1"/>
-          <w:bCs w:val="1"/>
-          <w:i w:val="0"/>
-          <w:iCs w:val="0"/>
-          <w:caps w:val="0"/>
-          <w:smallCaps w:val="0"/>
-          <w:noProof w:val="0"/>
-          <w:color w:val="151C2B"/>
-          <w:sz w:val="24"/>
-          <w:szCs w:val="24"/>
-          <w:lang w:val="pt-BR"/>
-        </w:rPr>
-        <w:t xml:space="preserve"> </w:t>
-      </w:r>
-      <w:r>
-        <w:rPr>
-          <w:rFonts w:ascii="Source Sans Pro" w:hAnsi="Source Sans Pro" w:eastAsia="Source Sans Pro" w:cs="Source Sans Pro"/>
-          <w:b w:val="1"/>
-          <w:bCs w:val="1"/>
-          <w:i w:val="0"/>
-          <w:iCs w:val="0"/>
-          <w:caps w:val="0"/>
-          <w:smallCaps w:val="0"/>
-          <w:noProof w:val="0"/>
-          <w:color w:val="151C2B"/>
-          <w:sz w:val="24"/>
-          <w:szCs w:val="24"/>
-          <w:lang w:val="pt-BR"/>
-        </w:rPr>
-        <w:t>of</w:t>
-      </w:r>
-      <w:r>
-        <w:rPr>
-          <w:rFonts w:ascii="Source Sans Pro" w:hAnsi="Source Sans Pro" w:eastAsia="Source Sans Pro" w:cs="Source Sans Pro"/>
-          <w:b w:val="1"/>
-          <w:bCs w:val="1"/>
-          <w:i w:val="0"/>
-          <w:iCs w:val="0"/>
-          <w:caps w:val="0"/>
-          <w:smallCaps w:val="0"/>
-          <w:noProof w:val="0"/>
-          <w:color w:val="151C2B"/>
-          <w:sz w:val="24"/>
-          <w:szCs w:val="24"/>
-          <w:lang w:val="pt-BR"/>
-        </w:rPr>
-        <w:t xml:space="preserve"> </w:t>
-      </w:r>
-      <w:r>
-        <w:rPr>
-          <w:rFonts w:ascii="Source Sans Pro" w:hAnsi="Source Sans Pro" w:eastAsia="Source Sans Pro" w:cs="Source Sans Pro"/>
-          <w:b w:val="1"/>
-          <w:bCs w:val="1"/>
-          <w:i w:val="0"/>
-          <w:iCs w:val="0"/>
-          <w:caps w:val="0"/>
-          <w:smallCaps w:val="0"/>
-          <w:noProof w:val="0"/>
-          <w:color w:val="151C2B"/>
-          <w:sz w:val="24"/>
-          <w:szCs w:val="24"/>
-          <w:lang w:val="pt-BR"/>
-        </w:rPr>
-        <w:t>the</w:t>
-      </w:r>
-      <w:r>
-        <w:rPr>
-          <w:rFonts w:ascii="Source Sans Pro" w:hAnsi="Source Sans Pro" w:eastAsia="Source Sans Pro" w:cs="Source Sans Pro"/>
-          <w:b w:val="1"/>
-          <w:bCs w:val="1"/>
-          <w:i w:val="0"/>
-          <w:iCs w:val="0"/>
-          <w:caps w:val="0"/>
-          <w:smallCaps w:val="0"/>
-          <w:noProof w:val="0"/>
-          <w:color w:val="151C2B"/>
-          <w:sz w:val="24"/>
-          <w:szCs w:val="24"/>
-          <w:lang w:val="pt-BR"/>
-        </w:rPr>
-        <w:t xml:space="preserve"> web flag?</w:t>
-      </w:r>
-    </w:p>
-    <w:p>
-      <w:pPr>
-        <w:rPr>
-          <w:color w:val="000000" w:themeColor="text1"/>
-        </w:rPr>
-      </w:pPr>
-      <w:r>
-        <w:rPr>
-          <w:color w:val="000000" w:themeColor="text1" w:themeTint="FF" w:themeShade="FF"/>
-        </w:rPr>
-        <w:t xml:space="preserve">Inicialmente </w:t>
-      </w:r>
-      <w:r>
-        <w:rPr>
-          <w:color w:val="000000" w:themeColor="text1" w:themeTint="FF" w:themeShade="FF"/>
-        </w:rPr>
-        <w:t xml:space="preserve">temos a página web do </w:t>
-      </w:r>
-      <w:r>
-        <w:rPr>
-          <w:color w:val="000000" w:themeColor="text1" w:themeTint="FF" w:themeShade="FF"/>
-        </w:rPr>
-        <w:t>ip</w:t>
-      </w:r>
-      <w:r>
-        <w:rPr>
-          <w:color w:val="000000" w:themeColor="text1" w:themeTint="FF" w:themeShade="FF"/>
-        </w:rPr>
-        <w:t xml:space="preserve">, junto sendo feito um </w:t>
-      </w:r>
-      <w:r>
-        <w:rPr>
-          <w:color w:val="000000" w:themeColor="text1" w:themeTint="FF" w:themeShade="FF"/>
-        </w:rPr>
-        <w:t>nmap</w:t>
-      </w:r>
-      <w:r>
-        <w:rPr>
-          <w:color w:val="000000" w:themeColor="text1" w:themeTint="FF" w:themeShade="FF"/>
-        </w:rPr>
-        <w:t xml:space="preserve"> </w:t>
-      </w:r>
-      <w:r>
-        <w:rPr>
-          <w:color w:val="000000" w:themeColor="text1" w:themeTint="FF" w:themeShade="FF"/>
-        </w:rPr>
-        <w:t xml:space="preserve">(possuindo as portas </w:t>
-      </w:r>
-      <w:r>
-        <w:rPr>
-          <w:rFonts w:ascii="Aptos" w:hAnsi="Aptos" w:eastAsia="Aptos" w:cs="Aptos"/>
-          <w:b w:val="0"/>
-          <w:bCs w:val="0"/>
-          <w:i w:val="0"/>
-          <w:iCs w:val="0"/>
-          <w:caps w:val="0"/>
-          <w:smallCaps w:val="0"/>
-          <w:noProof w:val="0"/>
-          <w:color w:val="000000" w:themeColor="text1" w:themeTint="FF" w:themeShade="FF"/>
-          <w:sz w:val="24"/>
-          <w:szCs w:val="24"/>
-          <w:lang w:val="pt-BR"/>
-        </w:rPr>
-        <w:t>22(</w:t>
-      </w:r>
-      <w:r>
-        <w:rPr>
-          <w:rFonts w:ascii="Aptos" w:hAnsi="Aptos" w:eastAsia="Aptos" w:cs="Aptos"/>
-          <w:b w:val="0"/>
-          <w:bCs w:val="0"/>
-          <w:i w:val="0"/>
-          <w:iCs w:val="0"/>
-          <w:caps w:val="0"/>
-          <w:smallCaps w:val="0"/>
-          <w:noProof w:val="0"/>
-          <w:color w:val="000000" w:themeColor="text1" w:themeTint="FF" w:themeShade="FF"/>
-          <w:sz w:val="24"/>
-          <w:szCs w:val="24"/>
-          <w:lang w:val="pt-BR"/>
-        </w:rPr>
-        <w:t>tcp</w:t>
-      </w:r>
-      <w:r>
-        <w:rPr>
-          <w:rFonts w:ascii="Aptos" w:hAnsi="Aptos" w:eastAsia="Aptos" w:cs="Aptos"/>
-          <w:b w:val="0"/>
-          <w:bCs w:val="0"/>
-          <w:i w:val="0"/>
-          <w:iCs w:val="0"/>
-          <w:caps w:val="0"/>
-          <w:smallCaps w:val="0"/>
-          <w:noProof w:val="0"/>
-          <w:color w:val="000000" w:themeColor="text1" w:themeTint="FF" w:themeShade="FF"/>
-          <w:sz w:val="24"/>
-          <w:szCs w:val="24"/>
-          <w:lang w:val="pt-BR"/>
-        </w:rPr>
-        <w:t xml:space="preserve"> open </w:t>
-      </w:r>
-      <w:r>
-        <w:rPr>
-          <w:rFonts w:ascii="Aptos" w:hAnsi="Aptos" w:eastAsia="Aptos" w:cs="Aptos"/>
-          <w:b w:val="0"/>
-          <w:bCs w:val="0"/>
-          <w:i w:val="0"/>
-          <w:iCs w:val="0"/>
-          <w:caps w:val="0"/>
-          <w:smallCaps w:val="0"/>
-          <w:noProof w:val="0"/>
-          <w:color w:val="000000" w:themeColor="text1" w:themeTint="FF" w:themeShade="FF"/>
-          <w:sz w:val="24"/>
-          <w:szCs w:val="24"/>
-          <w:lang w:val="pt-BR"/>
-        </w:rPr>
-        <w:t>ssh</w:t>
-      </w:r>
-      <w:r>
-        <w:rPr>
-          <w:rFonts w:ascii="Aptos" w:hAnsi="Aptos" w:eastAsia="Aptos" w:cs="Aptos"/>
-          <w:b w:val="0"/>
-          <w:bCs w:val="0"/>
-          <w:i w:val="0"/>
-          <w:iCs w:val="0"/>
-          <w:caps w:val="0"/>
-          <w:smallCaps w:val="0"/>
-          <w:noProof w:val="0"/>
-          <w:color w:val="000000" w:themeColor="text1" w:themeTint="FF" w:themeShade="FF"/>
-          <w:sz w:val="24"/>
-          <w:szCs w:val="24"/>
-          <w:lang w:val="pt-BR"/>
-        </w:rPr>
-        <w:t>), 80(</w:t>
-      </w:r>
-      <w:r>
-        <w:rPr>
-          <w:rFonts w:ascii="Aptos" w:hAnsi="Aptos" w:eastAsia="Aptos" w:cs="Aptos"/>
-          <w:b w:val="0"/>
-          <w:bCs w:val="0"/>
-          <w:i w:val="0"/>
-          <w:iCs w:val="0"/>
-          <w:caps w:val="0"/>
-          <w:smallCaps w:val="0"/>
-          <w:noProof w:val="0"/>
-          <w:color w:val="000000" w:themeColor="text1" w:themeTint="FF" w:themeShade="FF"/>
-          <w:sz w:val="24"/>
-          <w:szCs w:val="24"/>
-          <w:lang w:val="pt-BR"/>
-        </w:rPr>
-        <w:t>tcp</w:t>
-      </w:r>
-      <w:r>
-        <w:rPr>
-          <w:rFonts w:ascii="Aptos" w:hAnsi="Aptos" w:eastAsia="Aptos" w:cs="Aptos"/>
-          <w:b w:val="0"/>
-          <w:bCs w:val="0"/>
-          <w:i w:val="0"/>
-          <w:iCs w:val="0"/>
-          <w:caps w:val="0"/>
-          <w:smallCaps w:val="0"/>
-          <w:noProof w:val="0"/>
-          <w:color w:val="000000" w:themeColor="text1" w:themeTint="FF" w:themeShade="FF"/>
-          <w:sz w:val="24"/>
-          <w:szCs w:val="24"/>
-          <w:lang w:val="pt-BR"/>
-        </w:rPr>
-        <w:t xml:space="preserve"> open http)</w:t>
-      </w:r>
-      <w:r>
-        <w:rPr>
-          <w:rFonts w:ascii="Aptos" w:hAnsi="Aptos" w:eastAsia="Aptos" w:cs="Aptos"/>
-          <w:b w:val="0"/>
-          <w:bCs w:val="0"/>
-          <w:i w:val="0"/>
-          <w:iCs w:val="0"/>
-          <w:caps w:val="0"/>
-          <w:smallCaps w:val="0"/>
-          <w:noProof w:val="0"/>
-          <w:color w:val="000000" w:themeColor="text1" w:themeTint="FF" w:themeShade="FF"/>
-          <w:sz w:val="24"/>
-          <w:szCs w:val="24"/>
-          <w:lang w:val="pt-BR"/>
-        </w:rPr>
-        <w:t xml:space="preserve"> abertas</w:t>
-      </w:r>
-      <w:r>
-        <w:rPr>
-          <w:rFonts w:ascii="Aptos" w:hAnsi="Aptos" w:eastAsia="Aptos" w:cs="Aptos"/>
-          <w:b w:val="0"/>
-          <w:bCs w:val="0"/>
-          <w:i w:val="0"/>
-          <w:iCs w:val="0"/>
-          <w:caps w:val="0"/>
-          <w:smallCaps w:val="0"/>
-          <w:noProof w:val="0"/>
-          <w:color w:val="000000" w:themeColor="text1" w:themeTint="FF" w:themeShade="FF"/>
-          <w:sz w:val="24"/>
-          <w:szCs w:val="24"/>
-          <w:lang w:val="pt-BR"/>
-        </w:rPr>
-        <w:t>)</w:t>
-      </w:r>
-      <w:r>
-        <w:rPr>
-          <w:color w:val="000000" w:themeColor="text1" w:themeTint="FF" w:themeShade="FF"/>
-        </w:rPr>
-        <w:t>, e um gobuster</w:t>
-      </w:r>
-      <w:r>
-        <w:rPr>
-          <w:color w:val="000000" w:themeColor="text1" w:themeTint="FF" w:themeShade="FF"/>
-        </w:rPr>
-        <w:t>.</w:t>
-      </w:r>
-    </w:p>
-    <w:p>
-      <w:pPr>
-        <w:pStyle w:val="Normal"/>
-      </w:pPr>
-      <w:r>
+      <w:r>
+        <w:rPr>
+          <w:noProof/>
+        </w:rPr>
         <w:drawing>
-          <wp:inline wp14:editId="46E1B56D" wp14:anchorId="2C7B6B5E">
+          <wp:inline distT="0" distB="0" distL="0" distR="0" wp14:anchorId="2C7B6B5E" wp14:editId="46E1B56D">
             <wp:extent cx="5391150" cy="1704975"/>
             <wp:effectExtent l="0" t="0" r="0" b="0"/>
             <wp:docPr id="1237149433" name="drawing"/>
             <wp:cNvGraphicFramePr>
-              <a:graphicFrameLocks noChangeAspect="1"/>
+              <a:graphicFrameLocks xmlns:a="http://schemas.openxmlformats.org/drawingml/2006/main" noChangeAspect="1"/>
             </wp:cNvGraphicFramePr>
-            <a:graphic>
-              <a:graphicData xmlns:a="http://schemas.openxmlformats.org/drawingml/2006/main" uri="http://schemas.openxmlformats.org/drawingml/2006/picture">
+            <a:graphic xmlns:a="http://schemas.openxmlformats.org/drawingml/2006/main">
+              <a:graphicData uri="http://schemas.openxmlformats.org/drawingml/2006/picture">
                 <pic:pic xmlns:pic="http://schemas.openxmlformats.org/drawingml/2006/picture">
                   <pic:nvPicPr>
                     <pic:cNvPr id="1237149433" name=""/>
                     <pic:cNvPicPr/>
                   </pic:nvPicPr>
                   <pic:blipFill>
-                    <a:blip xmlns:r="http://schemas.openxmlformats.org/officeDocument/2006/relationships" r:embed="rId1061182276">
+                    <a:blip r:embed="rId9">
                       <a:extLst>
-                        <a:ext xmlns:a="http://schemas.openxmlformats.org/drawingml/2006/main" uri="{28A0092B-C50C-407E-A947-70E740481C1C}">
+                        <a:ext uri="{28A0092B-C50C-407E-A947-70E740481C1C}">
                           <a14:useLocalDpi xmlns:a14="http://schemas.microsoft.com/office/drawing/2010/main" val="0"/>
                         </a:ext>
                       </a:extLst>
@@ -2801,29 +2850,29 @@
       </w:r>
     </w:p>
     <w:p>
-      <w:pPr>
-        <w:pStyle w:val="Normal"/>
-      </w:pPr>
-      <w:r>
+      <w:r>
+        <w:rPr>
+          <w:noProof/>
+        </w:rPr>
         <w:drawing>
-          <wp:inline wp14:editId="2DE98BE1" wp14:anchorId="215230F6">
+          <wp:inline distT="0" distB="0" distL="0" distR="0" wp14:anchorId="215230F6" wp14:editId="2DE98BE1">
             <wp:extent cx="5391150" cy="923925"/>
             <wp:effectExtent l="0" t="0" r="0" b="0"/>
             <wp:docPr id="1583292645" name="drawing"/>
             <wp:cNvGraphicFramePr>
-              <a:graphicFrameLocks noChangeAspect="1"/>
+              <a:graphicFrameLocks xmlns:a="http://schemas.openxmlformats.org/drawingml/2006/main" noChangeAspect="1"/>
             </wp:cNvGraphicFramePr>
-            <a:graphic>
-              <a:graphicData xmlns:a="http://schemas.openxmlformats.org/drawingml/2006/main" uri="http://schemas.openxmlformats.org/drawingml/2006/picture">
+            <a:graphic xmlns:a="http://schemas.openxmlformats.org/drawingml/2006/main">
+              <a:graphicData uri="http://schemas.openxmlformats.org/drawingml/2006/picture">
                 <pic:pic xmlns:pic="http://schemas.openxmlformats.org/drawingml/2006/picture">
                   <pic:nvPicPr>
                     <pic:cNvPr id="1583292645" name=""/>
                     <pic:cNvPicPr/>
                   </pic:nvPicPr>
                   <pic:blipFill>
-                    <a:blip xmlns:r="http://schemas.openxmlformats.org/officeDocument/2006/relationships" r:embed="rId971404813">
+                    <a:blip r:embed="rId10">
                       <a:extLst>
-                        <a:ext xmlns:a="http://schemas.openxmlformats.org/drawingml/2006/main" uri="{28A0092B-C50C-407E-A947-70E740481C1C}">
+                        <a:ext uri="{28A0092B-C50C-407E-A947-70E740481C1C}">
                           <a14:useLocalDpi xmlns:a14="http://schemas.microsoft.com/office/drawing/2010/main" val="0"/>
                         </a:ext>
                       </a:extLst>
@@ -2849,50 +2898,45 @@
       </w:r>
     </w:p>
     <w:p>
-      <w:pPr>
-        <w:pStyle w:val="Normal"/>
-      </w:pPr>
-      <w:r>
-        <w:rPr/>
+      <w:r>
         <w:t>Junto com a página web temos também o código fonte que possui uma informação importante, q</w:t>
       </w:r>
       <w:r>
-        <w:rPr/>
         <w:t>ue provavelmente possui um .</w:t>
       </w:r>
-      <w:r>
-        <w:rPr/>
+      <w:proofErr w:type="spellStart"/>
+      <w:r>
         <w:t>bak</w:t>
       </w:r>
-      <w:r>
-        <w:rPr/>
+      <w:proofErr w:type="spellEnd"/>
+      <w:r>
         <w:t>.</w:t>
       </w:r>
     </w:p>
     <w:p>
-      <w:pPr>
-        <w:pStyle w:val="Normal"/>
-      </w:pPr>
-      <w:r>
+      <w:r>
+        <w:rPr>
+          <w:noProof/>
+        </w:rPr>
         <w:drawing>
-          <wp:inline wp14:editId="0261D9C8" wp14:anchorId="62BABE7C">
+          <wp:inline distT="0" distB="0" distL="0" distR="0" wp14:anchorId="62BABE7C" wp14:editId="0261D9C8">
             <wp:extent cx="5391150" cy="523875"/>
             <wp:effectExtent l="0" t="0" r="0" b="0"/>
             <wp:docPr id="1497258160" name="drawing"/>
             <wp:cNvGraphicFramePr>
-              <a:graphicFrameLocks noChangeAspect="1"/>
+              <a:graphicFrameLocks xmlns:a="http://schemas.openxmlformats.org/drawingml/2006/main" noChangeAspect="1"/>
             </wp:cNvGraphicFramePr>
-            <a:graphic>
-              <a:graphicData xmlns:a="http://schemas.openxmlformats.org/drawingml/2006/main" uri="http://schemas.openxmlformats.org/drawingml/2006/picture">
+            <a:graphic xmlns:a="http://schemas.openxmlformats.org/drawingml/2006/main">
+              <a:graphicData uri="http://schemas.openxmlformats.org/drawingml/2006/picture">
                 <pic:pic xmlns:pic="http://schemas.openxmlformats.org/drawingml/2006/picture">
                   <pic:nvPicPr>
                     <pic:cNvPr id="1497258160" name=""/>
                     <pic:cNvPicPr/>
                   </pic:nvPicPr>
                   <pic:blipFill>
-                    <a:blip xmlns:r="http://schemas.openxmlformats.org/officeDocument/2006/relationships" r:embed="rId1650848145">
+                    <a:blip r:embed="rId11">
                       <a:extLst>
-                        <a:ext xmlns:a="http://schemas.openxmlformats.org/drawingml/2006/main" uri="{28A0092B-C50C-407E-A947-70E740481C1C}">
+                        <a:ext uri="{28A0092B-C50C-407E-A947-70E740481C1C}">
                           <a14:useLocalDpi xmlns:a14="http://schemas.microsoft.com/office/drawing/2010/main" val="0"/>
                         </a:ext>
                       </a:extLst>
@@ -2918,119 +2962,100 @@
       </w:r>
     </w:p>
     <w:p>
-      <w:pPr>
-        <w:pStyle w:val="Normal"/>
-        <w:suppressLineNumbers w:val="0"/>
-        <w:bidi w:val="0"/>
-        <w:spacing w:before="0" w:beforeAutospacing="off" w:after="160" w:afterAutospacing="off" w:line="259" w:lineRule="auto"/>
-        <w:ind w:left="0" w:right="0"/>
-        <w:jc w:val="left"/>
-      </w:pPr>
-      <w:r>
-        <w:rPr/>
+      <w:r>
+        <w:br w:type="page"/>
+      </w:r>
+    </w:p>
+    <w:p/>
+    <w:p>
+      <w:r>
         <w:t xml:space="preserve">Assim junto com os diretórios encontrados no </w:t>
       </w:r>
-      <w:r>
-        <w:rPr/>
+      <w:proofErr w:type="spellStart"/>
+      <w:r>
         <w:t>gobuster</w:t>
       </w:r>
-      <w:r>
-        <w:rPr/>
+      <w:proofErr w:type="spellEnd"/>
+      <w:r>
         <w:t xml:space="preserve"> e a informação do .</w:t>
       </w:r>
-      <w:r>
-        <w:rPr/>
+      <w:proofErr w:type="spellStart"/>
+      <w:r>
         <w:t>bak</w:t>
       </w:r>
-      <w:r>
-        <w:rPr/>
+      <w:proofErr w:type="spellEnd"/>
+      <w:r>
         <w:t xml:space="preserve">, tentamos colocar na </w:t>
       </w:r>
-      <w:r>
-        <w:rPr/>
+      <w:proofErr w:type="spellStart"/>
+      <w:r>
         <w:t>url</w:t>
       </w:r>
-      <w:r>
-        <w:rPr/>
+      <w:proofErr w:type="spellEnd"/>
+      <w:r>
         <w:t>, o diretório do “</w:t>
       </w:r>
-      <w:r>
-        <w:rPr/>
+      <w:proofErr w:type="spellStart"/>
+      <w:r>
         <w:t>in</w:t>
       </w:r>
       <w:r>
-        <w:rPr/>
         <w:t>dex.php</w:t>
       </w:r>
-      <w:r>
-        <w:rPr/>
+      <w:proofErr w:type="spellEnd"/>
+      <w:r>
         <w:t>”</w:t>
       </w:r>
       <w:r>
-        <w:rPr/>
         <w:t xml:space="preserve"> junto com o </w:t>
       </w:r>
-      <w:r>
-        <w:rPr/>
+      <w:proofErr w:type="spellStart"/>
+      <w:r>
         <w:t>bak</w:t>
       </w:r>
-      <w:r>
-        <w:rPr/>
+      <w:proofErr w:type="spellEnd"/>
+      <w:r>
         <w:t xml:space="preserve"> para ver se é possível pegar alguma informação</w:t>
       </w:r>
       <w:r>
-        <w:rPr/>
         <w:t xml:space="preserve">, e ao baixar ele, abrindo com o vim temos o </w:t>
       </w:r>
-      <w:r>
-        <w:rPr/>
+      <w:proofErr w:type="spellStart"/>
+      <w:r>
         <w:t>php</w:t>
       </w:r>
-      <w:r>
-        <w:rPr/>
+      <w:proofErr w:type="spellEnd"/>
+      <w:r>
         <w:t xml:space="preserve"> que </w:t>
       </w:r>
       <w:r>
-        <w:rPr/>
-        <w:t xml:space="preserve">mostra o </w:t>
-      </w:r>
-      <w:r>
-        <w:rPr/>
-        <w:t>código</w:t>
-      </w:r>
-      <w:r>
-        <w:rPr/>
-        <w:t>.</w:t>
+        <w:t>mostra o código.</w:t>
       </w:r>
     </w:p>
     <w:p>
-      <w:pPr>
-        <w:pStyle w:val="Normal"/>
-        <w:bidi w:val="0"/>
-        <w:spacing w:before="0" w:beforeAutospacing="off" w:after="160" w:afterAutospacing="off" w:line="259" w:lineRule="auto"/>
-        <w:ind w:left="0" w:right="0"/>
-        <w:jc w:val="left"/>
-      </w:pPr>
-      <w:r>
+      <w:r>
+        <w:rPr>
+          <w:noProof/>
+        </w:rPr>
         <w:drawing>
-          <wp:inline wp14:editId="30FDCE4C" wp14:anchorId="21A5244D">
+          <wp:inline distT="0" distB="0" distL="0" distR="0" wp14:anchorId="21A5244D" wp14:editId="30FDCE4C">
             <wp:extent cx="4810125" cy="5724525"/>
             <wp:effectExtent l="0" t="0" r="0" b="0"/>
             <wp:docPr id="942435265" name="drawing"/>
             <wp:cNvGraphicFramePr>
-              <a:graphicFrameLocks noChangeAspect="1"/>
+              <a:graphicFrameLocks xmlns:a="http://schemas.openxmlformats.org/drawingml/2006/main" noChangeAspect="1"/>
             </wp:cNvGraphicFramePr>
-            <a:graphic>
-              <a:graphicData xmlns:a="http://schemas.openxmlformats.org/drawingml/2006/main" uri="http://schemas.openxmlformats.org/drawingml/2006/picture">
+            <a:graphic xmlns:a="http://schemas.openxmlformats.org/drawingml/2006/main">
+              <a:graphicData uri="http://schemas.openxmlformats.org/drawingml/2006/picture">
                 <pic:pic xmlns:pic="http://schemas.openxmlformats.org/drawingml/2006/picture">
                   <pic:nvPicPr>
                     <pic:cNvPr id="942435265" name=""/>
                     <pic:cNvPicPr/>
                   </pic:nvPicPr>
                   <pic:blipFill>
-                    <a:blip xmlns:r="http://schemas.openxmlformats.org/officeDocument/2006/relationships" r:embed="rId2068034248">
+                    <a:blip r:embed="rId12">
                       <a:extLst>
-                        <a:ext xmlns:a="http://schemas.openxmlformats.org/drawingml/2006/main" uri="{28A0092B-C50C-407E-A947-70E740481C1C}">
+                        <a:ext uri="{28A0092B-C50C-407E-A947-70E740481C1C}">
                           <a14:useLocalDpi xmlns:a14="http://schemas.microsoft.com/office/drawing/2010/main" val="0"/>
                         </a:ext>
                       </a:extLst>
@@ -3056,33 +3081,30 @@
       </w:r>
     </w:p>
     <w:p>
-      <w:pPr>
-        <w:pStyle w:val="Normal"/>
-        <w:bidi w:val="0"/>
-        <w:spacing w:before="0" w:beforeAutospacing="off" w:after="160" w:afterAutospacing="off" w:line="259" w:lineRule="auto"/>
-        <w:ind w:left="0" w:right="0"/>
-        <w:jc w:val="left"/>
-      </w:pPr>
-      <w:r>
+      <w:r>
+        <w:rPr>
+          <w:noProof/>
+        </w:rPr>
+        <w:lastRenderedPageBreak/>
         <w:drawing>
-          <wp:inline wp14:editId="4A3B27C6" wp14:anchorId="1E5F50B5">
+          <wp:inline distT="0" distB="0" distL="0" distR="0" wp14:anchorId="1E5F50B5" wp14:editId="4A3B27C6">
             <wp:extent cx="5391150" cy="5257800"/>
             <wp:effectExtent l="0" t="0" r="0" b="0"/>
             <wp:docPr id="2896696" name="drawing"/>
             <wp:cNvGraphicFramePr>
-              <a:graphicFrameLocks noChangeAspect="1"/>
+              <a:graphicFrameLocks xmlns:a="http://schemas.openxmlformats.org/drawingml/2006/main" noChangeAspect="1"/>
             </wp:cNvGraphicFramePr>
-            <a:graphic>
-              <a:graphicData xmlns:a="http://schemas.openxmlformats.org/drawingml/2006/main" uri="http://schemas.openxmlformats.org/drawingml/2006/picture">
+            <a:graphic xmlns:a="http://schemas.openxmlformats.org/drawingml/2006/main">
+              <a:graphicData uri="http://schemas.openxmlformats.org/drawingml/2006/picture">
                 <pic:pic xmlns:pic="http://schemas.openxmlformats.org/drawingml/2006/picture">
                   <pic:nvPicPr>
                     <pic:cNvPr id="2896696" name=""/>
                     <pic:cNvPicPr/>
                   </pic:nvPicPr>
                   <pic:blipFill>
-                    <a:blip xmlns:r="http://schemas.openxmlformats.org/officeDocument/2006/relationships" r:embed="rId1865896753">
+                    <a:blip r:embed="rId13">
                       <a:extLst>
-                        <a:ext xmlns:a="http://schemas.openxmlformats.org/drawingml/2006/main" uri="{28A0092B-C50C-407E-A947-70E740481C1C}">
+                        <a:ext uri="{28A0092B-C50C-407E-A947-70E740481C1C}">
                           <a14:useLocalDpi xmlns:a14="http://schemas.microsoft.com/office/drawing/2010/main" val="0"/>
                         </a:ext>
                       </a:extLst>
@@ -3108,110 +3130,78 @@
       </w:r>
     </w:p>
     <w:p>
-      <w:pPr>
-        <w:pStyle w:val="Normal"/>
-        <w:bidi w:val="0"/>
-        <w:spacing w:before="0" w:beforeAutospacing="off" w:after="160" w:afterAutospacing="off" w:line="259" w:lineRule="auto"/>
-        <w:ind w:left="0" w:right="0"/>
-        <w:jc w:val="left"/>
-      </w:pPr>
-      <w:r>
-        <w:rPr/>
+      <w:r>
         <w:t xml:space="preserve">Analisando o código é possível ver a forma de como é feita a criptografa dos cookies, que tendo um </w:t>
       </w:r>
       <w:r>
-        <w:rPr/>
         <w:t>usuário (</w:t>
       </w:r>
-      <w:r>
-        <w:rPr/>
+      <w:proofErr w:type="spellStart"/>
+      <w:r>
         <w:t>user</w:t>
       </w:r>
-      <w:r>
-        <w:rPr/>
+      <w:proofErr w:type="spellEnd"/>
+      <w:r>
         <w:t xml:space="preserve"> </w:t>
       </w:r>
-      <w:r>
-        <w:rPr/>
+      <w:proofErr w:type="spellStart"/>
+      <w:r>
         <w:t>agent</w:t>
       </w:r>
-      <w:r>
-        <w:rPr/>
+      <w:proofErr w:type="spellEnd"/>
+      <w:r>
         <w:t xml:space="preserve"> do </w:t>
       </w:r>
-      <w:r>
-        <w:rPr/>
+      <w:proofErr w:type="spellStart"/>
+      <w:r>
         <w:t>kali</w:t>
       </w:r>
-      <w:r>
-        <w:rPr/>
+      <w:proofErr w:type="spellEnd"/>
+      <w:r>
         <w:t>)</w:t>
       </w:r>
       <w:r>
-        <w:rPr/>
-        <w:t xml:space="preserve">, o </w:t>
-      </w:r>
-      <w:r>
-        <w:rPr/>
-        <w:t>“</w:t>
-      </w:r>
-      <w:r>
-        <w:rPr/>
-        <w:t>sal</w:t>
-      </w:r>
-      <w:r>
-        <w:rPr/>
-        <w:t>t</w:t>
-      </w:r>
-      <w:r>
-        <w:rPr/>
+        <w:t>, o “</w:t>
+      </w:r>
+      <w:proofErr w:type="spellStart"/>
+      <w:r>
+        <w:t>salt</w:t>
+      </w:r>
+      <w:proofErr w:type="spellEnd"/>
+      <w:r>
         <w:t>” que seria a repetição, e uma chave secreta,</w:t>
       </w:r>
       <w:r>
-        <w:rPr/>
         <w:t xml:space="preserve"> é gerada uma combinação p</w:t>
       </w:r>
       <w:r>
-        <w:rPr/>
-        <w:t>adrão que sempre se repete depois de 13 caracteres</w:t>
-      </w:r>
-      <w:r>
-        <w:rPr/>
-        <w:t xml:space="preserve">, abaixo na imagem fica mais </w:t>
-      </w:r>
-      <w:r>
-        <w:rPr/>
-        <w:t>fácil de entender</w:t>
+        <w:t>adrão que sempre se repete depois de 13 caracteres, abaixo na imagem fica mais fácil de entender</w:t>
       </w:r>
     </w:p>
     <w:p>
-      <w:pPr>
-        <w:pStyle w:val="Normal"/>
-        <w:bidi w:val="0"/>
-        <w:spacing w:before="0" w:beforeAutospacing="off" w:after="160" w:afterAutospacing="off" w:line="259" w:lineRule="auto"/>
-        <w:ind w:left="0" w:right="0"/>
-        <w:jc w:val="left"/>
-      </w:pPr>
-      <w:r>
+      <w:r>
+        <w:rPr>
+          <w:noProof/>
+        </w:rPr>
         <w:drawing>
-          <wp:inline wp14:editId="099C2E2B" wp14:anchorId="3E32978F">
+          <wp:inline distT="0" distB="0" distL="0" distR="0" wp14:anchorId="3E32978F" wp14:editId="099C2E2B">
             <wp:extent cx="5391150" cy="762000"/>
             <wp:effectExtent l="0" t="0" r="0" b="0"/>
             <wp:docPr id="233958991" name="drawing"/>
             <wp:cNvGraphicFramePr>
-              <a:graphicFrameLocks noChangeAspect="1"/>
+              <a:graphicFrameLocks xmlns:a="http://schemas.openxmlformats.org/drawingml/2006/main" noChangeAspect="1"/>
             </wp:cNvGraphicFramePr>
-            <a:graphic>
-              <a:graphicData xmlns:a="http://schemas.openxmlformats.org/drawingml/2006/main" uri="http://schemas.openxmlformats.org/drawingml/2006/picture">
+            <a:graphic xmlns:a="http://schemas.openxmlformats.org/drawingml/2006/main">
+              <a:graphicData uri="http://schemas.openxmlformats.org/drawingml/2006/picture">
                 <pic:pic xmlns:pic="http://schemas.openxmlformats.org/drawingml/2006/picture">
                   <pic:nvPicPr>
                     <pic:cNvPr id="233958991" name=""/>
                     <pic:cNvPicPr/>
                   </pic:nvPicPr>
                   <pic:blipFill>
-                    <a:blip xmlns:r="http://schemas.openxmlformats.org/officeDocument/2006/relationships" r:embed="rId2122564413">
+                    <a:blip r:embed="rId14">
                       <a:extLst>
-                        <a:ext xmlns:a="http://schemas.openxmlformats.org/drawingml/2006/main" uri="{28A0092B-C50C-407E-A947-70E740481C1C}">
+                        <a:ext uri="{28A0092B-C50C-407E-A947-70E740481C1C}">
                           <a14:useLocalDpi xmlns:a14="http://schemas.microsoft.com/office/drawing/2010/main" val="0"/>
                         </a:ext>
                       </a:extLst>
@@ -3237,33 +3227,30 @@
       </w:r>
     </w:p>
     <w:p>
-      <w:pPr>
-        <w:pStyle w:val="Normal"/>
-        <w:bidi w:val="0"/>
-        <w:spacing w:before="0" w:beforeAutospacing="off" w:after="160" w:afterAutospacing="off" w:line="259" w:lineRule="auto"/>
-        <w:ind w:left="0" w:right="0"/>
-        <w:jc w:val="left"/>
-      </w:pPr>
-      <w:r>
+      <w:r>
+        <w:rPr>
+          <w:noProof/>
+        </w:rPr>
+        <w:lastRenderedPageBreak/>
         <w:drawing>
-          <wp:inline wp14:editId="1CC12C1D" wp14:anchorId="62C7AD50">
+          <wp:inline distT="0" distB="0" distL="0" distR="0" wp14:anchorId="62C7AD50" wp14:editId="1CC12C1D">
             <wp:extent cx="3257550" cy="2857500"/>
             <wp:effectExtent l="0" t="0" r="0" b="0"/>
             <wp:docPr id="794057801" name="drawing"/>
             <wp:cNvGraphicFramePr>
-              <a:graphicFrameLocks noChangeAspect="1"/>
+              <a:graphicFrameLocks xmlns:a="http://schemas.openxmlformats.org/drawingml/2006/main" noChangeAspect="1"/>
             </wp:cNvGraphicFramePr>
-            <a:graphic>
-              <a:graphicData xmlns:a="http://schemas.openxmlformats.org/drawingml/2006/main" uri="http://schemas.openxmlformats.org/drawingml/2006/picture">
+            <a:graphic xmlns:a="http://schemas.openxmlformats.org/drawingml/2006/main">
+              <a:graphicData uri="http://schemas.openxmlformats.org/drawingml/2006/picture">
                 <pic:pic xmlns:pic="http://schemas.openxmlformats.org/drawingml/2006/picture">
                   <pic:nvPicPr>
                     <pic:cNvPr id="794057801" name=""/>
                     <pic:cNvPicPr/>
                   </pic:nvPicPr>
                   <pic:blipFill>
-                    <a:blip xmlns:r="http://schemas.openxmlformats.org/officeDocument/2006/relationships" r:embed="rId1018726458">
+                    <a:blip r:embed="rId15">
                       <a:extLst>
-                        <a:ext xmlns:a="http://schemas.openxmlformats.org/drawingml/2006/main" uri="{28A0092B-C50C-407E-A947-70E740481C1C}">
+                        <a:ext uri="{28A0092B-C50C-407E-A947-70E740481C1C}">
                           <a14:useLocalDpi xmlns:a14="http://schemas.microsoft.com/office/drawing/2010/main" val="0"/>
                         </a:ext>
                       </a:extLst>
@@ -3289,66 +3276,51 @@
       </w:r>
     </w:p>
     <w:p>
-      <w:pPr>
-        <w:pStyle w:val="Normal"/>
-        <w:bidi w:val="0"/>
-        <w:spacing w:before="0" w:beforeAutospacing="off" w:after="160" w:afterAutospacing="off" w:line="259" w:lineRule="auto"/>
-        <w:ind w:left="0" w:right="0"/>
-        <w:jc w:val="left"/>
-      </w:pPr>
-      <w:r>
-        <w:rPr/>
+      <w:r>
         <w:t xml:space="preserve">Assim tendo uma repetição sempre no “8H”, sendo a primeira </w:t>
       </w:r>
-      <w:r>
-        <w:rPr/>
+      <w:proofErr w:type="spellStart"/>
+      <w:r>
         <w:t>string</w:t>
       </w:r>
-      <w:r>
-        <w:rPr/>
+      <w:proofErr w:type="spellEnd"/>
+      <w:r>
         <w:t xml:space="preserve"> o valor do u</w:t>
       </w:r>
       <w:r>
-        <w:rPr/>
         <w:t>suário, assim fazendo a mesma repetição trocando para admin</w:t>
       </w:r>
       <w:r>
-        <w:rPr/>
         <w:t xml:space="preserve"> conseguimos encontrar outro valor para ele</w:t>
       </w:r>
       <w:r>
-        <w:rPr/>
         <w:t>.</w:t>
       </w:r>
     </w:p>
     <w:p>
-      <w:pPr>
-        <w:pStyle w:val="Normal"/>
-        <w:bidi w:val="0"/>
-        <w:spacing w:before="0" w:beforeAutospacing="off" w:after="160" w:afterAutospacing="off" w:line="259" w:lineRule="auto"/>
-        <w:ind w:left="0" w:right="0"/>
-        <w:jc w:val="left"/>
-      </w:pPr>
-      <w:r>
+      <w:r>
+        <w:rPr>
+          <w:noProof/>
+        </w:rPr>
         <w:drawing>
-          <wp:inline wp14:editId="680E9F34" wp14:anchorId="16051CD7">
+          <wp:inline distT="0" distB="0" distL="0" distR="0" wp14:anchorId="16051CD7" wp14:editId="680E9F34">
             <wp:extent cx="2381250" cy="1333500"/>
             <wp:effectExtent l="0" t="0" r="0" b="0"/>
             <wp:docPr id="668741940" name="drawing"/>
             <wp:cNvGraphicFramePr>
-              <a:graphicFrameLocks noChangeAspect="1"/>
+              <a:graphicFrameLocks xmlns:a="http://schemas.openxmlformats.org/drawingml/2006/main" noChangeAspect="1"/>
             </wp:cNvGraphicFramePr>
-            <a:graphic>
-              <a:graphicData xmlns:a="http://schemas.openxmlformats.org/drawingml/2006/main" uri="http://schemas.openxmlformats.org/drawingml/2006/picture">
+            <a:graphic xmlns:a="http://schemas.openxmlformats.org/drawingml/2006/main">
+              <a:graphicData uri="http://schemas.openxmlformats.org/drawingml/2006/picture">
                 <pic:pic xmlns:pic="http://schemas.openxmlformats.org/drawingml/2006/picture">
                   <pic:nvPicPr>
                     <pic:cNvPr id="668741940" name=""/>
                     <pic:cNvPicPr/>
                   </pic:nvPicPr>
                   <pic:blipFill>
-                    <a:blip xmlns:r="http://schemas.openxmlformats.org/officeDocument/2006/relationships" r:embed="rId1134739562">
+                    <a:blip r:embed="rId16">
                       <a:extLst>
-                        <a:ext xmlns:a="http://schemas.openxmlformats.org/drawingml/2006/main" uri="{28A0092B-C50C-407E-A947-70E740481C1C}">
+                        <a:ext uri="{28A0092B-C50C-407E-A947-70E740481C1C}">
                           <a14:useLocalDpi xmlns:a14="http://schemas.microsoft.com/office/drawing/2010/main" val="0"/>
                         </a:ext>
                       </a:extLst>
@@ -3373,38 +3345,33 @@
         </w:drawing>
       </w:r>
       <w:r>
-        <w:rPr/>
         <w:t xml:space="preserve"> </w:t>
       </w:r>
     </w:p>
     <w:p>
-      <w:pPr>
-        <w:pStyle w:val="Normal"/>
-        <w:bidi w:val="0"/>
-        <w:spacing w:before="0" w:beforeAutospacing="off" w:after="160" w:afterAutospacing="off" w:line="259" w:lineRule="auto"/>
-        <w:ind w:left="0" w:right="0"/>
-        <w:jc w:val="left"/>
-      </w:pPr>
-      <w:r>
+      <w:r>
+        <w:rPr>
+          <w:noProof/>
+        </w:rPr>
         <w:drawing>
-          <wp:inline wp14:editId="6DD71B7B" wp14:anchorId="16B411D4">
+          <wp:inline distT="0" distB="0" distL="0" distR="0" wp14:anchorId="16B411D4" wp14:editId="6DD71B7B">
             <wp:extent cx="1952625" cy="1038225"/>
             <wp:effectExtent l="0" t="0" r="0" b="0"/>
             <wp:docPr id="1677490842" name="drawing"/>
             <wp:cNvGraphicFramePr>
-              <a:graphicFrameLocks noChangeAspect="1"/>
+              <a:graphicFrameLocks xmlns:a="http://schemas.openxmlformats.org/drawingml/2006/main" noChangeAspect="1"/>
             </wp:cNvGraphicFramePr>
-            <a:graphic>
-              <a:graphicData xmlns:a="http://schemas.openxmlformats.org/drawingml/2006/main" uri="http://schemas.openxmlformats.org/drawingml/2006/picture">
+            <a:graphic xmlns:a="http://schemas.openxmlformats.org/drawingml/2006/main">
+              <a:graphicData uri="http://schemas.openxmlformats.org/drawingml/2006/picture">
                 <pic:pic xmlns:pic="http://schemas.openxmlformats.org/drawingml/2006/picture">
                   <pic:nvPicPr>
                     <pic:cNvPr id="1677490842" name=""/>
                     <pic:cNvPicPr/>
                   </pic:nvPicPr>
                   <pic:blipFill>
-                    <a:blip xmlns:r="http://schemas.openxmlformats.org/officeDocument/2006/relationships" r:embed="rId1723196934">
+                    <a:blip r:embed="rId17">
                       <a:extLst>
-                        <a:ext xmlns:a="http://schemas.openxmlformats.org/drawingml/2006/main" uri="{28A0092B-C50C-407E-A947-70E740481C1C}">
+                        <a:ext uri="{28A0092B-C50C-407E-A947-70E740481C1C}">
                           <a14:useLocalDpi xmlns:a14="http://schemas.microsoft.com/office/drawing/2010/main" val="0"/>
                         </a:ext>
                       </a:extLst>
@@ -3430,66 +3397,304 @@
       </w:r>
     </w:p>
     <w:p>
+      <w:r>
+        <w:t>Portanto ao trocar a primeira repetição que seria do “</w:t>
+      </w:r>
+      <w:proofErr w:type="spellStart"/>
+      <w:r>
+        <w:t>guest:Mo</w:t>
+      </w:r>
+      <w:proofErr w:type="spellEnd"/>
+      <w:r>
+        <w:t>”, para a do “</w:t>
+      </w:r>
+      <w:proofErr w:type="spellStart"/>
+      <w:r>
+        <w:t>admin:Mo</w:t>
+      </w:r>
+      <w:proofErr w:type="spellEnd"/>
+      <w:r>
+        <w:t>”, é possível encontrar a flag</w:t>
+      </w:r>
+      <w:r>
+        <w:t>.</w:t>
+      </w:r>
+    </w:p>
+    <w:p>
+      <w:r>
+        <w:drawing>
+          <wp:inline distT="0" distB="0" distL="0" distR="0" wp14:anchorId="6BE44DA3" wp14:editId="30835E07">
+            <wp:extent cx="5353797" cy="828791"/>
+            <wp:effectExtent l="0" t="0" r="0" b="9525"/>
+            <wp:docPr id="768488951" name="Imagem 1"/>
+            <wp:cNvGraphicFramePr>
+              <a:graphicFrameLocks xmlns:a="http://schemas.openxmlformats.org/drawingml/2006/main" noChangeAspect="1"/>
+            </wp:cNvGraphicFramePr>
+            <a:graphic xmlns:a="http://schemas.openxmlformats.org/drawingml/2006/main">
+              <a:graphicData uri="http://schemas.openxmlformats.org/drawingml/2006/picture">
+                <pic:pic xmlns:pic="http://schemas.openxmlformats.org/drawingml/2006/picture">
+                  <pic:nvPicPr>
+                    <pic:cNvPr id="768488951" name=""/>
+                    <pic:cNvPicPr/>
+                  </pic:nvPicPr>
+                  <pic:blipFill>
+                    <a:blip r:embed="rId18"/>
+                    <a:stretch>
+                      <a:fillRect/>
+                    </a:stretch>
+                  </pic:blipFill>
+                  <pic:spPr>
+                    <a:xfrm>
+                      <a:off x="0" y="0"/>
+                      <a:ext cx="5353797" cy="828791"/>
+                    </a:xfrm>
+                    <a:prstGeom prst="rect">
+                      <a:avLst/>
+                    </a:prstGeom>
+                  </pic:spPr>
+                </pic:pic>
+              </a:graphicData>
+            </a:graphic>
+          </wp:inline>
+        </w:drawing>
+      </w:r>
+    </w:p>
+    <w:p>
+      <w:r>
+        <w:br w:type="page"/>
+      </w:r>
+    </w:p>
+    <w:p/>
+    <w:p>
       <w:pPr>
-        <w:pStyle w:val="Normal"/>
-        <w:bidi w:val="0"/>
-        <w:spacing w:before="0" w:beforeAutospacing="off" w:after="160" w:afterAutospacing="off" w:line="259" w:lineRule="auto"/>
-        <w:ind w:left="0" w:right="0"/>
-        <w:jc w:val="left"/>
+        <w:pStyle w:val="SubttuloGuardian"/>
+        <w:rPr>
+          <w:rFonts w:eastAsia="Arial"/>
+          <w:smallCaps/>
+          <w:color w:val="000000" w:themeColor="text1"/>
+        </w:rPr>
       </w:pPr>
-      <w:r>
-        <w:rPr/>
-        <w:t>Portanto ao trocar a primeira repetição que seria do “</w:t>
-      </w:r>
-      <w:r>
-        <w:rPr/>
-        <w:t>guest:Mo</w:t>
-      </w:r>
-      <w:r>
-        <w:rPr/>
-        <w:t>”, para a do “</w:t>
-      </w:r>
-      <w:r>
-        <w:rPr/>
-        <w:t>admin:Mo</w:t>
-      </w:r>
-      <w:r>
-        <w:rPr/>
-        <w:t>”, é possível encontrar a flag</w:t>
-      </w:r>
-      <w:r>
-        <w:rPr/>
-        <w:t>.</w:t>
+      <w:bookmarkStart w:id="3" w:name="_Toc225002379"/>
+      <w:r>
+        <w:t>Pergunta 2</w:t>
+      </w:r>
+      <w:bookmarkEnd w:id="3"/>
+      <w:r>
+        <w:t xml:space="preserve"> </w:t>
       </w:r>
     </w:p>
     <w:p>
       <w:pPr>
-        <w:pStyle w:val="Normal"/>
-        <w:bidi w:val="0"/>
-        <w:spacing w:before="0" w:beforeAutospacing="off" w:after="160" w:afterAutospacing="off" w:line="259" w:lineRule="auto"/>
-        <w:ind w:left="0" w:right="0"/>
-        <w:jc w:val="left"/>
+        <w:pBdr>
+          <w:top w:val="nil"/>
+          <w:left w:val="nil"/>
+          <w:bottom w:val="nil"/>
+          <w:right w:val="nil"/>
+          <w:between w:val="nil"/>
+        </w:pBdr>
+        <w:spacing w:after="0" w:line="360" w:lineRule="auto"/>
+        <w:rPr>
+          <w:rFonts w:ascii="Arial" w:eastAsia="Arial" w:hAnsi="Arial" w:cs="Arial"/>
+          <w:b/>
+          <w:bCs/>
+          <w:sz w:val="24"/>
+          <w:szCs w:val="24"/>
+        </w:rPr>
       </w:pPr>
       <w:r>
+        <w:rPr>
+          <w:rFonts w:ascii="Arial" w:eastAsia="Arial" w:hAnsi="Arial" w:cs="Arial"/>
+          <w:b/>
+          <w:bCs/>
+          <w:smallCaps/>
+          <w:color w:val="000000" w:themeColor="text1"/>
+          <w:sz w:val="24"/>
+          <w:szCs w:val="24"/>
+        </w:rPr>
+        <w:t xml:space="preserve">– </w:t>
+      </w:r>
+      <w:proofErr w:type="spellStart"/>
+      <w:r>
+        <w:rPr>
+          <w:rFonts w:ascii="Source Sans Pro" w:eastAsia="Source Sans Pro" w:hAnsi="Source Sans Pro" w:cs="Source Sans Pro"/>
+          <w:b/>
+          <w:bCs/>
+          <w:color w:val="151C2B"/>
+          <w:sz w:val="24"/>
+          <w:szCs w:val="24"/>
+        </w:rPr>
+        <w:t>What</w:t>
+      </w:r>
+      <w:proofErr w:type="spellEnd"/>
+      <w:r>
+        <w:rPr>
+          <w:rFonts w:ascii="Source Sans Pro" w:eastAsia="Source Sans Pro" w:hAnsi="Source Sans Pro" w:cs="Source Sans Pro"/>
+          <w:b/>
+          <w:bCs/>
+          <w:color w:val="151C2B"/>
+          <w:sz w:val="24"/>
+          <w:szCs w:val="24"/>
+        </w:rPr>
+        <w:t xml:space="preserve"> </w:t>
+      </w:r>
+      <w:proofErr w:type="spellStart"/>
+      <w:r>
+        <w:rPr>
+          <w:rFonts w:ascii="Source Sans Pro" w:eastAsia="Source Sans Pro" w:hAnsi="Source Sans Pro" w:cs="Source Sans Pro"/>
+          <w:b/>
+          <w:bCs/>
+          <w:color w:val="151C2B"/>
+          <w:sz w:val="24"/>
+          <w:szCs w:val="24"/>
+        </w:rPr>
+        <w:t>is</w:t>
+      </w:r>
+      <w:proofErr w:type="spellEnd"/>
+      <w:r>
+        <w:rPr>
+          <w:rFonts w:ascii="Source Sans Pro" w:eastAsia="Source Sans Pro" w:hAnsi="Source Sans Pro" w:cs="Source Sans Pro"/>
+          <w:b/>
+          <w:bCs/>
+          <w:color w:val="151C2B"/>
+          <w:sz w:val="24"/>
+          <w:szCs w:val="24"/>
+        </w:rPr>
+        <w:t xml:space="preserve"> </w:t>
+      </w:r>
+      <w:proofErr w:type="spellStart"/>
+      <w:r>
+        <w:rPr>
+          <w:rFonts w:ascii="Source Sans Pro" w:eastAsia="Source Sans Pro" w:hAnsi="Source Sans Pro" w:cs="Source Sans Pro"/>
+          <w:b/>
+          <w:bCs/>
+          <w:color w:val="151C2B"/>
+          <w:sz w:val="24"/>
+          <w:szCs w:val="24"/>
+        </w:rPr>
+        <w:t>the</w:t>
+      </w:r>
+      <w:proofErr w:type="spellEnd"/>
+      <w:r>
+        <w:rPr>
+          <w:rFonts w:ascii="Source Sans Pro" w:eastAsia="Source Sans Pro" w:hAnsi="Source Sans Pro" w:cs="Source Sans Pro"/>
+          <w:b/>
+          <w:bCs/>
+          <w:color w:val="151C2B"/>
+          <w:sz w:val="24"/>
+          <w:szCs w:val="24"/>
+        </w:rPr>
+        <w:t xml:space="preserve"> </w:t>
+      </w:r>
+      <w:proofErr w:type="spellStart"/>
+      <w:r>
+        <w:rPr>
+          <w:rFonts w:ascii="Source Sans Pro" w:eastAsia="Source Sans Pro" w:hAnsi="Source Sans Pro" w:cs="Source Sans Pro"/>
+          <w:b/>
+          <w:bCs/>
+          <w:color w:val="151C2B"/>
+          <w:sz w:val="24"/>
+          <w:szCs w:val="24"/>
+        </w:rPr>
+        <w:t>encryption</w:t>
+      </w:r>
+      <w:proofErr w:type="spellEnd"/>
+      <w:r>
+        <w:rPr>
+          <w:rFonts w:ascii="Source Sans Pro" w:eastAsia="Source Sans Pro" w:hAnsi="Source Sans Pro" w:cs="Source Sans Pro"/>
+          <w:b/>
+          <w:bCs/>
+          <w:color w:val="151C2B"/>
+          <w:sz w:val="24"/>
+          <w:szCs w:val="24"/>
+        </w:rPr>
+        <w:t xml:space="preserve"> </w:t>
+      </w:r>
+      <w:proofErr w:type="spellStart"/>
+      <w:r>
+        <w:rPr>
+          <w:rFonts w:ascii="Source Sans Pro" w:eastAsia="Source Sans Pro" w:hAnsi="Source Sans Pro" w:cs="Source Sans Pro"/>
+          <w:b/>
+          <w:bCs/>
+          <w:color w:val="151C2B"/>
+          <w:sz w:val="24"/>
+          <w:szCs w:val="24"/>
+        </w:rPr>
+        <w:t>key</w:t>
+      </w:r>
+      <w:proofErr w:type="spellEnd"/>
+      <w:r>
+        <w:rPr>
+          <w:rFonts w:ascii="Source Sans Pro" w:eastAsia="Source Sans Pro" w:hAnsi="Source Sans Pro" w:cs="Source Sans Pro"/>
+          <w:b/>
+          <w:bCs/>
+          <w:color w:val="151C2B"/>
+          <w:sz w:val="24"/>
+          <w:szCs w:val="24"/>
+        </w:rPr>
+        <w:t>?</w:t>
+      </w:r>
+    </w:p>
+    <w:p>
+      <w:pPr>
+        <w:rPr>
+          <w:rFonts w:ascii="Arial" w:eastAsia="Arial" w:hAnsi="Arial" w:cs="Arial"/>
+          <w:color w:val="000000" w:themeColor="text1"/>
+          <w:sz w:val="24"/>
+          <w:szCs w:val="24"/>
+        </w:rPr>
+      </w:pPr>
+      <w:r>
+        <w:rPr>
+          <w:rFonts w:ascii="Arial" w:eastAsia="Arial" w:hAnsi="Arial" w:cs="Arial"/>
+          <w:color w:val="000000" w:themeColor="text1"/>
+          <w:sz w:val="24"/>
+          <w:szCs w:val="24"/>
+        </w:rPr>
+        <w:t>Agora temos que descobrir como que esta chave é criptografada</w:t>
+      </w:r>
+      <w:r>
+        <w:rPr>
+          <w:rFonts w:ascii="Arial" w:eastAsia="Arial" w:hAnsi="Arial" w:cs="Arial"/>
+          <w:color w:val="000000" w:themeColor="text1"/>
+          <w:sz w:val="24"/>
+          <w:szCs w:val="24"/>
+        </w:rPr>
+        <w:t xml:space="preserve">, assim pesquisando um script para decodificar ela junto com </w:t>
+      </w:r>
+      <w:r>
+        <w:rPr>
+          <w:rFonts w:ascii="Arial" w:eastAsia="Arial" w:hAnsi="Arial" w:cs="Arial"/>
+          <w:color w:val="000000" w:themeColor="text1"/>
+          <w:sz w:val="24"/>
+          <w:szCs w:val="24"/>
+        </w:rPr>
+        <w:t>a inteligência artificial para ajeitar o código para funcionar perfeitamente, temos o seguinte script.</w:t>
+      </w:r>
+    </w:p>
+    <w:p>
+      <w:r>
+        <w:rPr>
+          <w:noProof/>
+        </w:rPr>
         <w:drawing>
-          <wp:inline wp14:editId="58C0A2E8" wp14:anchorId="1B8BE65B">
-            <wp:extent cx="5391150" cy="838200"/>
+          <wp:inline distT="0" distB="0" distL="0" distR="0" wp14:anchorId="5409D48F" wp14:editId="1DCD1955">
+            <wp:extent cx="3587843" cy="4934310"/>
             <wp:effectExtent l="0" t="0" r="0" b="0"/>
-            <wp:docPr id="225732091" name="drawing"/>
+            <wp:docPr id="403952541" name="drawing"/>
             <wp:cNvGraphicFramePr>
-              <a:graphicFrameLocks noChangeAspect="1"/>
+              <a:graphicFrameLocks xmlns:a="http://schemas.openxmlformats.org/drawingml/2006/main" noChangeAspect="1"/>
             </wp:cNvGraphicFramePr>
-            <a:graphic>
-              <a:graphicData xmlns:a="http://schemas.openxmlformats.org/drawingml/2006/main" uri="http://schemas.openxmlformats.org/drawingml/2006/picture">
+            <a:graphic xmlns:a="http://schemas.openxmlformats.org/drawingml/2006/main">
+              <a:graphicData uri="http://schemas.openxmlformats.org/drawingml/2006/picture">
                 <pic:pic xmlns:pic="http://schemas.openxmlformats.org/drawingml/2006/picture">
                   <pic:nvPicPr>
-                    <pic:cNvPr id="225732091" name=""/>
+                    <pic:cNvPr id="403952541" name=""/>
                     <pic:cNvPicPr/>
                   </pic:nvPicPr>
                   <pic:blipFill>
-                    <a:blip xmlns:r="http://schemas.openxmlformats.org/officeDocument/2006/relationships" r:embed="rId1572850113">
+                    <a:blip r:embed="rId19">
                       <a:extLst>
-                        <a:ext xmlns:a="http://schemas.openxmlformats.org/drawingml/2006/main" uri="{28A0092B-C50C-407E-A947-70E740481C1C}">
+                        <a:ext uri="{28A0092B-C50C-407E-A947-70E740481C1C}">
                           <a14:useLocalDpi xmlns:a14="http://schemas.microsoft.com/office/drawing/2010/main" val="0"/>
                         </a:ext>
                       </a:extLst>
@@ -3501,7 +3706,7 @@
                   <pic:spPr>
                     <a:xfrm>
                       <a:off x="0" y="0"/>
-                      <a:ext cx="5391150" cy="838200"/>
+                      <a:ext cx="3591987" cy="4940009"/>
                     </a:xfrm>
                     <a:prstGeom prst="rect">
                       <a:avLst/>
@@ -3515,347 +3720,30 @@
       </w:r>
     </w:p>
     <w:p>
-      <w:pPr>
-        <w:pStyle w:val="SubttuloGuardian"/>
-        <w:rPr>
-          <w:rFonts w:ascii="Arial" w:hAnsi="Arial" w:eastAsia="Arial" w:cs="Arial"/>
-          <w:b w:val="1"/>
-          <w:bCs w:val="1"/>
-          <w:smallCaps w:val="1"/>
-          <w:color w:val="000000" w:themeColor="text1" w:themeTint="FF" w:themeShade="FF"/>
-          <w:sz w:val="24"/>
-          <w:szCs w:val="24"/>
-        </w:rPr>
-      </w:pPr>
-      <w:bookmarkStart w:name="_Toc1729753733" w:id="1030599945"/>
-      <w:r>
-        <w:rPr/>
-        <w:t>Pergunta 2</w:t>
-      </w:r>
-      <w:bookmarkEnd w:id="1030599945"/>
-      <w:r>
-        <w:rPr/>
-        <w:t xml:space="preserve"> </w:t>
-      </w:r>
-    </w:p>
-    <w:p>
-      <w:pPr>
-        <w:pStyle w:val="Normal"/>
-        <w:pBdr>
-          <w:top w:val="nil" w:color="000000" w:sz="0" w:space="0"/>
-          <w:left w:val="nil" w:color="000000" w:sz="0" w:space="0"/>
-          <w:bottom w:val="nil" w:color="000000" w:sz="0" w:space="0"/>
-          <w:right w:val="nil" w:color="000000" w:sz="0" w:space="0"/>
-          <w:between w:val="nil" w:color="000000" w:sz="0" w:space="0"/>
-        </w:pBdr>
-        <w:spacing w:after="0" w:line="360" w:lineRule="auto"/>
-        <w:rPr>
-          <w:rFonts w:ascii="Arial" w:hAnsi="Arial" w:eastAsia="Arial" w:cs="Arial"/>
-          <w:b w:val="1"/>
-          <w:bCs w:val="1"/>
-          <w:noProof w:val="0"/>
-          <w:sz w:val="24"/>
-          <w:szCs w:val="24"/>
-          <w:lang w:val="pt-BR"/>
-        </w:rPr>
-      </w:pPr>
-      <w:r>
-        <w:rPr>
-          <w:rFonts w:ascii="Arial" w:hAnsi="Arial" w:eastAsia="Arial" w:cs="Arial"/>
-          <w:b w:val="1"/>
-          <w:bCs w:val="1"/>
-          <w:smallCaps w:val="1"/>
-          <w:color w:val="000000" w:themeColor="text1" w:themeTint="FF" w:themeShade="FF"/>
-          <w:sz w:val="24"/>
-          <w:szCs w:val="24"/>
-        </w:rPr>
-        <w:t xml:space="preserve">– </w:t>
-      </w:r>
-      <w:r>
-        <w:rPr>
-          <w:rFonts w:ascii="Source Sans Pro" w:hAnsi="Source Sans Pro" w:eastAsia="Source Sans Pro" w:cs="Source Sans Pro"/>
-          <w:b w:val="1"/>
-          <w:bCs w:val="1"/>
-          <w:i w:val="0"/>
-          <w:iCs w:val="0"/>
-          <w:caps w:val="0"/>
-          <w:smallCaps w:val="0"/>
-          <w:noProof w:val="0"/>
-          <w:color w:val="151C2B"/>
-          <w:sz w:val="24"/>
-          <w:szCs w:val="24"/>
-          <w:lang w:val="pt-BR"/>
-        </w:rPr>
-        <w:t>What</w:t>
-      </w:r>
-      <w:r>
-        <w:rPr>
-          <w:rFonts w:ascii="Source Sans Pro" w:hAnsi="Source Sans Pro" w:eastAsia="Source Sans Pro" w:cs="Source Sans Pro"/>
-          <w:b w:val="1"/>
-          <w:bCs w:val="1"/>
-          <w:i w:val="0"/>
-          <w:iCs w:val="0"/>
-          <w:caps w:val="0"/>
-          <w:smallCaps w:val="0"/>
-          <w:noProof w:val="0"/>
-          <w:color w:val="151C2B"/>
-          <w:sz w:val="24"/>
-          <w:szCs w:val="24"/>
-          <w:lang w:val="pt-BR"/>
-        </w:rPr>
-        <w:t xml:space="preserve"> </w:t>
-      </w:r>
-      <w:r>
-        <w:rPr>
-          <w:rFonts w:ascii="Source Sans Pro" w:hAnsi="Source Sans Pro" w:eastAsia="Source Sans Pro" w:cs="Source Sans Pro"/>
-          <w:b w:val="1"/>
-          <w:bCs w:val="1"/>
-          <w:i w:val="0"/>
-          <w:iCs w:val="0"/>
-          <w:caps w:val="0"/>
-          <w:smallCaps w:val="0"/>
-          <w:noProof w:val="0"/>
-          <w:color w:val="151C2B"/>
-          <w:sz w:val="24"/>
-          <w:szCs w:val="24"/>
-          <w:lang w:val="pt-BR"/>
-        </w:rPr>
-        <w:t>is</w:t>
-      </w:r>
-      <w:r>
-        <w:rPr>
-          <w:rFonts w:ascii="Source Sans Pro" w:hAnsi="Source Sans Pro" w:eastAsia="Source Sans Pro" w:cs="Source Sans Pro"/>
-          <w:b w:val="1"/>
-          <w:bCs w:val="1"/>
-          <w:i w:val="0"/>
-          <w:iCs w:val="0"/>
-          <w:caps w:val="0"/>
-          <w:smallCaps w:val="0"/>
-          <w:noProof w:val="0"/>
-          <w:color w:val="151C2B"/>
-          <w:sz w:val="24"/>
-          <w:szCs w:val="24"/>
-          <w:lang w:val="pt-BR"/>
-        </w:rPr>
-        <w:t xml:space="preserve"> </w:t>
-      </w:r>
-      <w:r>
-        <w:rPr>
-          <w:rFonts w:ascii="Source Sans Pro" w:hAnsi="Source Sans Pro" w:eastAsia="Source Sans Pro" w:cs="Source Sans Pro"/>
-          <w:b w:val="1"/>
-          <w:bCs w:val="1"/>
-          <w:i w:val="0"/>
-          <w:iCs w:val="0"/>
-          <w:caps w:val="0"/>
-          <w:smallCaps w:val="0"/>
-          <w:noProof w:val="0"/>
-          <w:color w:val="151C2B"/>
-          <w:sz w:val="24"/>
-          <w:szCs w:val="24"/>
-          <w:lang w:val="pt-BR"/>
-        </w:rPr>
-        <w:t>the</w:t>
-      </w:r>
-      <w:r>
-        <w:rPr>
-          <w:rFonts w:ascii="Source Sans Pro" w:hAnsi="Source Sans Pro" w:eastAsia="Source Sans Pro" w:cs="Source Sans Pro"/>
-          <w:b w:val="1"/>
-          <w:bCs w:val="1"/>
-          <w:i w:val="0"/>
-          <w:iCs w:val="0"/>
-          <w:caps w:val="0"/>
-          <w:smallCaps w:val="0"/>
-          <w:noProof w:val="0"/>
-          <w:color w:val="151C2B"/>
-          <w:sz w:val="24"/>
-          <w:szCs w:val="24"/>
-          <w:lang w:val="pt-BR"/>
-        </w:rPr>
-        <w:t xml:space="preserve"> </w:t>
-      </w:r>
-      <w:r>
-        <w:rPr>
-          <w:rFonts w:ascii="Source Sans Pro" w:hAnsi="Source Sans Pro" w:eastAsia="Source Sans Pro" w:cs="Source Sans Pro"/>
-          <w:b w:val="1"/>
-          <w:bCs w:val="1"/>
-          <w:i w:val="0"/>
-          <w:iCs w:val="0"/>
-          <w:caps w:val="0"/>
-          <w:smallCaps w:val="0"/>
-          <w:noProof w:val="0"/>
-          <w:color w:val="151C2B"/>
-          <w:sz w:val="24"/>
-          <w:szCs w:val="24"/>
-          <w:lang w:val="pt-BR"/>
-        </w:rPr>
-        <w:t>encryption</w:t>
-      </w:r>
-      <w:r>
-        <w:rPr>
-          <w:rFonts w:ascii="Source Sans Pro" w:hAnsi="Source Sans Pro" w:eastAsia="Source Sans Pro" w:cs="Source Sans Pro"/>
-          <w:b w:val="1"/>
-          <w:bCs w:val="1"/>
-          <w:i w:val="0"/>
-          <w:iCs w:val="0"/>
-          <w:caps w:val="0"/>
-          <w:smallCaps w:val="0"/>
-          <w:noProof w:val="0"/>
-          <w:color w:val="151C2B"/>
-          <w:sz w:val="24"/>
-          <w:szCs w:val="24"/>
-          <w:lang w:val="pt-BR"/>
-        </w:rPr>
-        <w:t xml:space="preserve"> </w:t>
-      </w:r>
-      <w:r>
-        <w:rPr>
-          <w:rFonts w:ascii="Source Sans Pro" w:hAnsi="Source Sans Pro" w:eastAsia="Source Sans Pro" w:cs="Source Sans Pro"/>
-          <w:b w:val="1"/>
-          <w:bCs w:val="1"/>
-          <w:i w:val="0"/>
-          <w:iCs w:val="0"/>
-          <w:caps w:val="0"/>
-          <w:smallCaps w:val="0"/>
-          <w:noProof w:val="0"/>
-          <w:color w:val="151C2B"/>
-          <w:sz w:val="24"/>
-          <w:szCs w:val="24"/>
-          <w:lang w:val="pt-BR"/>
-        </w:rPr>
-        <w:t>key</w:t>
-      </w:r>
-      <w:r>
-        <w:rPr>
-          <w:rFonts w:ascii="Source Sans Pro" w:hAnsi="Source Sans Pro" w:eastAsia="Source Sans Pro" w:cs="Source Sans Pro"/>
-          <w:b w:val="1"/>
-          <w:bCs w:val="1"/>
-          <w:i w:val="0"/>
-          <w:iCs w:val="0"/>
-          <w:caps w:val="0"/>
-          <w:smallCaps w:val="0"/>
-          <w:noProof w:val="0"/>
-          <w:color w:val="151C2B"/>
-          <w:sz w:val="24"/>
-          <w:szCs w:val="24"/>
-          <w:lang w:val="pt-BR"/>
-        </w:rPr>
-        <w:t>?</w:t>
-      </w:r>
-    </w:p>
-    <w:p>
-      <w:pPr>
-        <w:rPr>
-          <w:rFonts w:ascii="Arial" w:hAnsi="Arial" w:eastAsia="Arial" w:cs="Arial"/>
-          <w:color w:val="000000" w:themeColor="text1" w:themeTint="FF" w:themeShade="FF"/>
-          <w:sz w:val="24"/>
-          <w:szCs w:val="24"/>
-        </w:rPr>
-      </w:pPr>
-    </w:p>
-    <w:p>
-      <w:pPr>
-        <w:rPr>
-          <w:rFonts w:ascii="Arial" w:hAnsi="Arial" w:eastAsia="Arial" w:cs="Arial"/>
-          <w:color w:val="000000" w:themeColor="text1"/>
-          <w:sz w:val="24"/>
-          <w:szCs w:val="24"/>
-        </w:rPr>
-      </w:pPr>
-      <w:r>
-        <w:rPr>
-          <w:rFonts w:ascii="Arial" w:hAnsi="Arial" w:eastAsia="Arial" w:cs="Arial"/>
-          <w:color w:val="000000" w:themeColor="text1" w:themeTint="FF" w:themeShade="FF"/>
-          <w:sz w:val="24"/>
-          <w:szCs w:val="24"/>
-        </w:rPr>
-        <w:t>Agora temos que descobrir como que esta chave é criptografada</w:t>
-      </w:r>
-      <w:r>
-        <w:rPr>
-          <w:rFonts w:ascii="Arial" w:hAnsi="Arial" w:eastAsia="Arial" w:cs="Arial"/>
-          <w:color w:val="000000" w:themeColor="text1" w:themeTint="FF" w:themeShade="FF"/>
-          <w:sz w:val="24"/>
-          <w:szCs w:val="24"/>
-        </w:rPr>
-        <w:t xml:space="preserve">, assim pesquisando um script para decodificar ela junto com </w:t>
-      </w:r>
-      <w:r>
-        <w:rPr>
-          <w:rFonts w:ascii="Arial" w:hAnsi="Arial" w:eastAsia="Arial" w:cs="Arial"/>
-          <w:color w:val="000000" w:themeColor="text1" w:themeTint="FF" w:themeShade="FF"/>
-          <w:sz w:val="24"/>
-          <w:szCs w:val="24"/>
-        </w:rPr>
-        <w:t>a inteligência artificial para ajeitar o código para funcionar perfeitamente, temos o seguinte script.</w:t>
-      </w:r>
-    </w:p>
-    <w:p>
-      <w:pPr>
-        <w:pStyle w:val="Normal"/>
-      </w:pPr>
-      <w:r>
+      <w:r>
+        <w:rPr>
+          <w:noProof/>
+        </w:rPr>
+        <w:lastRenderedPageBreak/>
         <w:drawing>
-          <wp:inline wp14:editId="38DE3DD7" wp14:anchorId="5409D48F">
-            <wp:extent cx="4162425" cy="5724525"/>
-            <wp:effectExtent l="0" t="0" r="0" b="0"/>
-            <wp:docPr id="403952541" name="drawing"/>
-            <wp:cNvGraphicFramePr>
-              <a:graphicFrameLocks noChangeAspect="1"/>
-            </wp:cNvGraphicFramePr>
-            <a:graphic>
-              <a:graphicData xmlns:a="http://schemas.openxmlformats.org/drawingml/2006/main" uri="http://schemas.openxmlformats.org/drawingml/2006/picture">
-                <pic:pic xmlns:pic="http://schemas.openxmlformats.org/drawingml/2006/picture">
-                  <pic:nvPicPr>
-                    <pic:cNvPr id="403952541" name=""/>
-                    <pic:cNvPicPr/>
-                  </pic:nvPicPr>
-                  <pic:blipFill>
-                    <a:blip xmlns:r="http://schemas.openxmlformats.org/officeDocument/2006/relationships" r:embed="rId1150230067">
-                      <a:extLst>
-                        <a:ext xmlns:a="http://schemas.openxmlformats.org/drawingml/2006/main" uri="{28A0092B-C50C-407E-A947-70E740481C1C}">
-                          <a14:useLocalDpi xmlns:a14="http://schemas.microsoft.com/office/drawing/2010/main" val="0"/>
-                        </a:ext>
-                      </a:extLst>
-                    </a:blip>
-                    <a:stretch>
-                      <a:fillRect/>
-                    </a:stretch>
-                  </pic:blipFill>
-                  <pic:spPr>
-                    <a:xfrm>
-                      <a:off x="0" y="0"/>
-                      <a:ext cx="4162425" cy="5724525"/>
-                    </a:xfrm>
-                    <a:prstGeom prst="rect">
-                      <a:avLst/>
-                    </a:prstGeom>
-                  </pic:spPr>
-                </pic:pic>
-              </a:graphicData>
-            </a:graphic>
-          </wp:inline>
-        </w:drawing>
-      </w:r>
-      <w:r>
-        <w:drawing>
-          <wp:inline wp14:editId="1DD20827" wp14:anchorId="37939794">
+          <wp:inline distT="0" distB="0" distL="0" distR="0" wp14:anchorId="37939794" wp14:editId="1DD20827">
             <wp:extent cx="4638675" cy="5724525"/>
             <wp:effectExtent l="0" t="0" r="0" b="0"/>
             <wp:docPr id="914739136" name="drawing"/>
             <wp:cNvGraphicFramePr>
-              <a:graphicFrameLocks noChangeAspect="1"/>
+              <a:graphicFrameLocks xmlns:a="http://schemas.openxmlformats.org/drawingml/2006/main" noChangeAspect="1"/>
             </wp:cNvGraphicFramePr>
-            <a:graphic>
-              <a:graphicData xmlns:a="http://schemas.openxmlformats.org/drawingml/2006/main" uri="http://schemas.openxmlformats.org/drawingml/2006/picture">
+            <a:graphic xmlns:a="http://schemas.openxmlformats.org/drawingml/2006/main">
+              <a:graphicData uri="http://schemas.openxmlformats.org/drawingml/2006/picture">
                 <pic:pic xmlns:pic="http://schemas.openxmlformats.org/drawingml/2006/picture">
                   <pic:nvPicPr>
                     <pic:cNvPr id="914739136" name=""/>
                     <pic:cNvPicPr/>
                   </pic:nvPicPr>
                   <pic:blipFill>
-                    <a:blip xmlns:r="http://schemas.openxmlformats.org/officeDocument/2006/relationships" r:embed="rId1024839153">
+                    <a:blip r:embed="rId20">
                       <a:extLst>
-                        <a:ext xmlns:a="http://schemas.openxmlformats.org/drawingml/2006/main" uri="{28A0092B-C50C-407E-A947-70E740481C1C}">
+                        <a:ext uri="{28A0092B-C50C-407E-A947-70E740481C1C}">
                           <a14:useLocalDpi xmlns:a14="http://schemas.microsoft.com/office/drawing/2010/main" val="0"/>
                         </a:ext>
                       </a:extLst>
@@ -3881,42 +3769,29 @@
       </w:r>
     </w:p>
     <w:p>
-      <w:pPr>
-        <w:pStyle w:val="Normal"/>
-      </w:pPr>
-      <w:r>
-        <w:rPr/>
+      <w:r>
         <w:t>No fim ao compilar ele, conseguimos encontrar a chave para encontrar a flag, assim finalizando o CTF.</w:t>
       </w:r>
     </w:p>
     <w:p>
-      <w:pPr>
-        <w:pStyle w:val="Normal"/>
-      </w:pPr>
       <w:r>
         <w:drawing>
-          <wp:inline wp14:editId="513D1BEB" wp14:anchorId="16D250F1">
-            <wp:extent cx="5391150" cy="1095375"/>
-            <wp:effectExtent l="0" t="0" r="0" b="0"/>
-            <wp:docPr id="189289899" name="drawing"/>
+          <wp:inline distT="0" distB="0" distL="0" distR="0" wp14:anchorId="39EF2B4F" wp14:editId="275D43A0">
+            <wp:extent cx="5306165" cy="1047896"/>
+            <wp:effectExtent l="0" t="0" r="8890" b="0"/>
+            <wp:docPr id="1398535861" name="Imagem 1"/>
             <wp:cNvGraphicFramePr>
-              <a:graphicFrameLocks noChangeAspect="1"/>
+              <a:graphicFrameLocks xmlns:a="http://schemas.openxmlformats.org/drawingml/2006/main" noChangeAspect="1"/>
             </wp:cNvGraphicFramePr>
-            <a:graphic>
-              <a:graphicData xmlns:a="http://schemas.openxmlformats.org/drawingml/2006/main" uri="http://schemas.openxmlformats.org/drawingml/2006/picture">
+            <a:graphic xmlns:a="http://schemas.openxmlformats.org/drawingml/2006/main">
+              <a:graphicData uri="http://schemas.openxmlformats.org/drawingml/2006/picture">
                 <pic:pic xmlns:pic="http://schemas.openxmlformats.org/drawingml/2006/picture">
                   <pic:nvPicPr>
-                    <pic:cNvPr id="189289899" name=""/>
+                    <pic:cNvPr id="1398535861" name=""/>
                     <pic:cNvPicPr/>
                   </pic:nvPicPr>
                   <pic:blipFill>
-                    <a:blip xmlns:r="http://schemas.openxmlformats.org/officeDocument/2006/relationships" r:embed="rId917766134">
-                      <a:extLst>
-                        <a:ext xmlns:a="http://schemas.openxmlformats.org/drawingml/2006/main" uri="{28A0092B-C50C-407E-A947-70E740481C1C}">
-                          <a14:useLocalDpi xmlns:a14="http://schemas.microsoft.com/office/drawing/2010/main" val="0"/>
-                        </a:ext>
-                      </a:extLst>
-                    </a:blip>
+                    <a:blip r:embed="rId21"/>
                     <a:stretch>
                       <a:fillRect/>
                     </a:stretch>
@@ -3924,7 +3799,7 @@
                   <pic:spPr>
                     <a:xfrm>
                       <a:off x="0" y="0"/>
-                      <a:ext cx="5391150" cy="1095375"/>
+                      <a:ext cx="5306165" cy="1047896"/>
                     </a:xfrm>
                     <a:prstGeom prst="rect">
                       <a:avLst/>
@@ -3938,29 +3813,30 @@
       </w:r>
     </w:p>
     <w:p>
-      <w:pPr>
-        <w:pStyle w:val="Normal"/>
-      </w:pPr>
-      <w:r>
+      <w:r>
+        <w:rPr>
+          <w:noProof/>
+        </w:rPr>
+        <w:lastRenderedPageBreak/>
         <w:drawing>
-          <wp:inline wp14:editId="3AC0931E" wp14:anchorId="272BB4FC">
+          <wp:inline distT="0" distB="0" distL="0" distR="0" wp14:anchorId="272BB4FC" wp14:editId="3AC0931E">
             <wp:extent cx="5391150" cy="3267075"/>
             <wp:effectExtent l="0" t="0" r="0" b="0"/>
             <wp:docPr id="643425512" name="drawing"/>
             <wp:cNvGraphicFramePr>
-              <a:graphicFrameLocks noChangeAspect="1"/>
+              <a:graphicFrameLocks xmlns:a="http://schemas.openxmlformats.org/drawingml/2006/main" noChangeAspect="1"/>
             </wp:cNvGraphicFramePr>
-            <a:graphic>
-              <a:graphicData xmlns:a="http://schemas.openxmlformats.org/drawingml/2006/main" uri="http://schemas.openxmlformats.org/drawingml/2006/picture">
+            <a:graphic xmlns:a="http://schemas.openxmlformats.org/drawingml/2006/main">
+              <a:graphicData uri="http://schemas.openxmlformats.org/drawingml/2006/picture">
                 <pic:pic xmlns:pic="http://schemas.openxmlformats.org/drawingml/2006/picture">
                   <pic:nvPicPr>
                     <pic:cNvPr id="643425512" name=""/>
                     <pic:cNvPicPr/>
                   </pic:nvPicPr>
                   <pic:blipFill>
-                    <a:blip xmlns:r="http://schemas.openxmlformats.org/officeDocument/2006/relationships" r:embed="rId1436685719">
+                    <a:blip r:embed="rId22">
                       <a:extLst>
-                        <a:ext xmlns:a="http://schemas.openxmlformats.org/drawingml/2006/main" uri="{28A0092B-C50C-407E-A947-70E740481C1C}">
+                        <a:ext uri="{28A0092B-C50C-407E-A947-70E740481C1C}">
                           <a14:useLocalDpi xmlns:a14="http://schemas.microsoft.com/office/drawing/2010/main" val="0"/>
                         </a:ext>
                       </a:extLst>
@@ -3985,27 +3861,25 @@
         </w:drawing>
       </w:r>
     </w:p>
+    <w:p/>
     <w:p>
       <w:pPr>
         <w:pStyle w:val="TtuloGuardian"/>
         <w:rPr>
-          <w:rFonts w:ascii="Arial" w:hAnsi="Arial" w:eastAsia="Arial" w:cs="Arial"/>
-          <w:color w:val="000000" w:themeColor="text1" w:themeTint="FF" w:themeShade="FF"/>
-          <w:sz w:val="32"/>
-          <w:szCs w:val="32"/>
+          <w:rFonts w:eastAsia="Arial"/>
+          <w:color w:val="000000" w:themeColor="text1"/>
         </w:rPr>
       </w:pPr>
-      <w:bookmarkStart w:name="_Toc1689570429" w:id="1984406367"/>
-      <w:r>
-        <w:rPr/>
+      <w:bookmarkStart w:id="4" w:name="_Toc225002380"/>
+      <w:r>
         <w:t>Conclusão</w:t>
       </w:r>
-      <w:bookmarkEnd w:id="1984406367"/>
+      <w:bookmarkEnd w:id="4"/>
     </w:p>
     <w:p>
       <w:pPr>
         <w:rPr>
-          <w:rFonts w:ascii="Arial" w:hAnsi="Arial" w:eastAsia="Arial" w:cs="Arial"/>
+          <w:rFonts w:ascii="Arial" w:eastAsia="Arial" w:hAnsi="Arial" w:cs="Arial"/>
           <w:color w:val="000000" w:themeColor="text1"/>
           <w:sz w:val="24"/>
           <w:szCs w:val="24"/>
@@ -4013,44 +3887,48 @@
       </w:pPr>
       <w:r>
         <w:rPr>
-          <w:rFonts w:ascii="Arial" w:hAnsi="Arial" w:eastAsia="Arial" w:cs="Arial"/>
-          <w:color w:val="000000" w:themeColor="text1" w:themeTint="FF" w:themeShade="FF"/>
+          <w:rFonts w:ascii="Arial" w:eastAsia="Arial" w:hAnsi="Arial" w:cs="Arial"/>
+          <w:color w:val="000000" w:themeColor="text1"/>
           <w:sz w:val="24"/>
           <w:szCs w:val="24"/>
         </w:rPr>
         <w:t xml:space="preserve">O CTF </w:t>
       </w:r>
-      <w:r>
-        <w:rPr>
-          <w:rFonts w:ascii="Arial" w:hAnsi="Arial" w:eastAsia="Arial" w:cs="Arial"/>
-          <w:color w:val="000000" w:themeColor="text1" w:themeTint="FF" w:themeShade="FF"/>
+      <w:proofErr w:type="spellStart"/>
+      <w:r>
+        <w:rPr>
+          <w:rFonts w:ascii="Arial" w:eastAsia="Arial" w:hAnsi="Arial" w:cs="Arial"/>
+          <w:color w:val="000000" w:themeColor="text1"/>
           <w:sz w:val="24"/>
           <w:szCs w:val="24"/>
         </w:rPr>
         <w:t>Crypto</w:t>
       </w:r>
-      <w:r>
-        <w:rPr>
-          <w:rFonts w:ascii="Arial" w:hAnsi="Arial" w:eastAsia="Arial" w:cs="Arial"/>
-          <w:color w:val="000000" w:themeColor="text1" w:themeTint="FF" w:themeShade="FF"/>
+      <w:proofErr w:type="spellEnd"/>
+      <w:r>
+        <w:rPr>
+          <w:rFonts w:ascii="Arial" w:eastAsia="Arial" w:hAnsi="Arial" w:cs="Arial"/>
+          <w:color w:val="000000" w:themeColor="text1"/>
           <w:sz w:val="24"/>
           <w:szCs w:val="24"/>
         </w:rPr>
         <w:t xml:space="preserve"> </w:t>
       </w:r>
-      <w:r>
-        <w:rPr>
-          <w:rFonts w:ascii="Arial" w:hAnsi="Arial" w:eastAsia="Arial" w:cs="Arial"/>
-          <w:color w:val="000000" w:themeColor="text1" w:themeTint="FF" w:themeShade="FF"/>
+      <w:proofErr w:type="spellStart"/>
+      <w:r>
+        <w:rPr>
+          <w:rFonts w:ascii="Arial" w:eastAsia="Arial" w:hAnsi="Arial" w:cs="Arial"/>
+          <w:color w:val="000000" w:themeColor="text1"/>
           <w:sz w:val="24"/>
           <w:szCs w:val="24"/>
         </w:rPr>
         <w:t>Failures</w:t>
       </w:r>
-      <w:r>
-        <w:rPr>
-          <w:rFonts w:ascii="Arial" w:hAnsi="Arial" w:eastAsia="Arial" w:cs="Arial"/>
-          <w:color w:val="000000" w:themeColor="text1" w:themeTint="FF" w:themeShade="FF"/>
+      <w:proofErr w:type="spellEnd"/>
+      <w:r>
+        <w:rPr>
+          <w:rFonts w:ascii="Arial" w:eastAsia="Arial" w:hAnsi="Arial" w:cs="Arial"/>
+          <w:color w:val="000000" w:themeColor="text1"/>
           <w:sz w:val="24"/>
           <w:szCs w:val="24"/>
         </w:rPr>
@@ -4058,8 +3936,8 @@
       </w:r>
       <w:r>
         <w:rPr>
-          <w:rFonts w:ascii="Arial" w:hAnsi="Arial" w:eastAsia="Arial" w:cs="Arial"/>
-          <w:color w:val="000000" w:themeColor="text1" w:themeTint="FF" w:themeShade="FF"/>
+          <w:rFonts w:ascii="Arial" w:eastAsia="Arial" w:hAnsi="Arial" w:cs="Arial"/>
+          <w:color w:val="000000" w:themeColor="text1"/>
           <w:sz w:val="24"/>
           <w:szCs w:val="24"/>
         </w:rPr>
@@ -4067,8 +3945,8 @@
       </w:r>
       <w:r>
         <w:rPr>
-          <w:rFonts w:ascii="Arial" w:hAnsi="Arial" w:eastAsia="Arial" w:cs="Arial"/>
-          <w:color w:val="000000" w:themeColor="text1" w:themeTint="FF" w:themeShade="FF"/>
+          <w:rFonts w:ascii="Arial" w:eastAsia="Arial" w:hAnsi="Arial" w:cs="Arial"/>
+          <w:color w:val="000000" w:themeColor="text1"/>
           <w:sz w:val="24"/>
           <w:szCs w:val="24"/>
         </w:rPr>
@@ -4086,33 +3964,30 @@
       <w:pPr>
         <w:pStyle w:val="TtuloGuardian"/>
         <w:rPr>
-          <w:rFonts w:ascii="Arial" w:hAnsi="Arial" w:eastAsia="Arial" w:cs="Arial"/>
-          <w:color w:val="000000" w:themeColor="text1" w:themeTint="FF" w:themeShade="FF"/>
-          <w:sz w:val="32"/>
-          <w:szCs w:val="32"/>
+          <w:rFonts w:eastAsia="Arial"/>
+          <w:color w:val="000000" w:themeColor="text1"/>
         </w:rPr>
       </w:pPr>
-      <w:bookmarkStart w:name="_Toc1523569552" w:id="1737906326"/>
-      <w:r>
-        <w:rPr/>
+      <w:bookmarkStart w:id="5" w:name="_Toc225002381"/>
+      <w:r>
         <w:t>Referências</w:t>
       </w:r>
-      <w:bookmarkEnd w:id="1737906326"/>
+      <w:bookmarkEnd w:id="5"/>
     </w:p>
     <w:p>
       <w:pPr>
         <w:rPr>
-          <w:rFonts w:ascii="Arial" w:hAnsi="Arial" w:eastAsia="Arial" w:cs="Arial"/>
-          <w:color w:val="000000" w:themeColor="text1" w:themeTint="FF" w:themeShade="FF"/>
+          <w:rFonts w:ascii="Arial" w:eastAsia="Arial" w:hAnsi="Arial" w:cs="Arial"/>
+          <w:color w:val="000000" w:themeColor="text1"/>
           <w:sz w:val="24"/>
           <w:szCs w:val="24"/>
         </w:rPr>
       </w:pPr>
-      <w:hyperlink r:id="Rcdcff0d80c5842bf">
+      <w:hyperlink r:id="rId23">
         <w:r>
           <w:rPr>
             <w:rStyle w:val="Hyperlink"/>
-            <w:rFonts w:ascii="Arial" w:hAnsi="Arial" w:eastAsia="Arial" w:cs="Arial"/>
+            <w:rFonts w:ascii="Arial" w:eastAsia="Arial" w:hAnsi="Arial" w:cs="Arial"/>
             <w:sz w:val="24"/>
             <w:szCs w:val="24"/>
           </w:rPr>
@@ -4121,7 +3996,7 @@
       </w:hyperlink>
       <w:r>
         <w:rPr>
-          <w:rFonts w:ascii="Arial" w:hAnsi="Arial" w:eastAsia="Arial" w:cs="Arial"/>
+          <w:rFonts w:ascii="Arial" w:eastAsia="Arial" w:hAnsi="Arial" w:cs="Arial"/>
           <w:sz w:val="24"/>
           <w:szCs w:val="24"/>
         </w:rPr>
@@ -4131,16 +4006,16 @@
     <w:p>
       <w:pPr>
         <w:rPr>
-          <w:rFonts w:ascii="Arial" w:hAnsi="Arial" w:eastAsia="Arial" w:cs="Arial"/>
+          <w:rFonts w:ascii="Arial" w:eastAsia="Arial" w:hAnsi="Arial" w:cs="Arial"/>
           <w:sz w:val="24"/>
           <w:szCs w:val="24"/>
         </w:rPr>
       </w:pPr>
     </w:p>
     <w:sectPr>
-      <w:headerReference w:type="default" r:id="rId30"/>
-      <w:footerReference w:type="default" r:id="rId31"/>
-      <w:pgSz w:w="11906" w:h="16838" w:orient="portrait"/>
+      <w:headerReference w:type="default" r:id="rId24"/>
+      <w:footerReference w:type="default" r:id="rId25"/>
+      <w:pgSz w:w="11906" w:h="16838"/>
       <w:pgMar w:top="1417" w:right="1701" w:bottom="1417" w:left="1701" w:header="708" w:footer="261" w:gutter="0"/>
       <w:pgNumType w:start="1"/>
       <w:cols w:space="720"/>
@@ -4232,7 +4107,7 @@
 </file>
 
 <file path=word/header1.xml><?xml version="1.0" encoding="utf-8"?>
-<w:hdr xmlns:wpc="http://schemas.microsoft.com/office/word/2010/wordprocessingCanvas" xmlns:cx="http://schemas.microsoft.com/office/drawing/2014/chartex" xmlns:cx1="http://schemas.microsoft.com/office/drawing/2015/9/8/chartex" xmlns:cx2="http://schemas.microsoft.com/office/drawing/2015/10/21/chartex" xmlns:cx3="http://schemas.microsoft.com/office/drawing/2016/5/9/chartex" xmlns:cx4="http://schemas.microsoft.com/office/drawing/2016/5/10/chartex" xmlns:cx5="http://schemas.microsoft.com/office/drawing/2016/5/11/chartex" xmlns:cx6="http://schemas.microsoft.com/office/drawing/2016/5/12/chartex" xmlns:cx7="http://schemas.microsoft.com/office/drawing/2016/5/13/chartex" xmlns:cx8="http://schemas.microsoft.com/office/drawing/2016/5/14/chartex" xmlns:mc="http://schemas.openxmlformats.org/markup-compatibility/2006" xmlns:aink="http://schemas.microsoft.com/office/drawing/2016/ink" xmlns:am3d="http://schemas.microsoft.com/office/drawing/2017/model3d" xmlns:o="urn:schemas-microsoft-com:office:office" xmlns:oel="http://schemas.microsoft.com/office/2019/extlst" xmlns:r="http://schemas.openxmlformats.org/officeDocument/2006/relationships" xmlns:m="http://schemas.openxmlformats.org/officeDocument/2006/math" xmlns:v="urn:schemas-microsoft-com:vml" xmlns:wp14="http://schemas.microsoft.com/office/word/2010/wordprocessingDrawing" xmlns:wp="http://schemas.openxmlformats.org/drawingml/2006/wordprocessingDrawing" xmlns:w10="urn:schemas-microsoft-com:office:word" xmlns:w="http://schemas.openxmlformats.org/wordprocessingml/2006/main" xmlns:w14="http://schemas.microsoft.com/office/word/2010/wordml" xmlns:w15="http://schemas.microsoft.com/office/word/2012/wordml" xmlns:w16cex="http://schemas.microsoft.com/office/word/2018/wordml/cex" xmlns:w16cid="http://schemas.microsoft.com/office/word/2016/wordml/cid" xmlns:w16="http://schemas.microsoft.com/office/word/2018/wordml" xmlns:w16du="http://schemas.microsoft.com/office/word/2023/wordml/word16du" xmlns:w16sdtdh="http://schemas.microsoft.com/office/word/2020/wordml/sdtdatahash" xmlns:w16sdtfl="http://schemas.microsoft.com/office/word/2024/wordml/sdtformatlock" xmlns:w16se="http://schemas.microsoft.com/office/word/2015/wordml/symex" xmlns:wpg="http://schemas.microsoft.com/office/word/2010/wordprocessingGroup" xmlns:wpi="http://schemas.microsoft.com/office/word/2010/wordprocessingInk" xmlns:wne="http://schemas.microsoft.com/office/word/2006/wordml" xmlns:wps="http://schemas.microsoft.com/office/word/2010/wordprocessingShape" xmlns:a="http://schemas.openxmlformats.org/drawingml/2006/main" xmlns:pic="http://schemas.openxmlformats.org/drawingml/2006/picture" xmlns:a14="http://schemas.microsoft.com/office/drawing/2010/main" mc:Ignorable="w14 w15 w16se w16cid w16 w16cex w16sdtdh w16sdtfl w16du wp14">
+<w:hdr xmlns:wpc="http://schemas.microsoft.com/office/word/2010/wordprocessingCanvas" xmlns:cx="http://schemas.microsoft.com/office/drawing/2014/chartex" xmlns:cx1="http://schemas.microsoft.com/office/drawing/2015/9/8/chartex" xmlns:cx2="http://schemas.microsoft.com/office/drawing/2015/10/21/chartex" xmlns:cx3="http://schemas.microsoft.com/office/drawing/2016/5/9/chartex" xmlns:cx4="http://schemas.microsoft.com/office/drawing/2016/5/10/chartex" xmlns:cx5="http://schemas.microsoft.com/office/drawing/2016/5/11/chartex" xmlns:cx6="http://schemas.microsoft.com/office/drawing/2016/5/12/chartex" xmlns:cx7="http://schemas.microsoft.com/office/drawing/2016/5/13/chartex" xmlns:cx8="http://schemas.microsoft.com/office/drawing/2016/5/14/chartex" xmlns:mc="http://schemas.openxmlformats.org/markup-compatibility/2006" xmlns:aink="http://schemas.microsoft.com/office/drawing/2016/ink" xmlns:am3d="http://schemas.microsoft.com/office/drawing/2017/model3d" xmlns:o="urn:schemas-microsoft-com:office:office" xmlns:oel="http://schemas.microsoft.com/office/2019/extlst" xmlns:r="http://schemas.openxmlformats.org/officeDocument/2006/relationships" xmlns:m="http://schemas.openxmlformats.org/officeDocument/2006/math" xmlns:v="urn:schemas-microsoft-com:vml" xmlns:wp14="http://schemas.microsoft.com/office/word/2010/wordprocessingDrawing" xmlns:wp="http://schemas.openxmlformats.org/drawingml/2006/wordprocessingDrawing" xmlns:w10="urn:schemas-microsoft-com:office:word" xmlns:w="http://schemas.openxmlformats.org/wordprocessingml/2006/main" xmlns:w14="http://schemas.microsoft.com/office/word/2010/wordml" xmlns:w15="http://schemas.microsoft.com/office/word/2012/wordml" xmlns:w16cex="http://schemas.microsoft.com/office/word/2018/wordml/cex" xmlns:w16cid="http://schemas.microsoft.com/office/word/2016/wordml/cid" xmlns:w16="http://schemas.microsoft.com/office/word/2018/wordml" xmlns:w16du="http://schemas.microsoft.com/office/word/2023/wordml/word16du" xmlns:w16sdtdh="http://schemas.microsoft.com/office/word/2020/wordml/sdtdatahash" xmlns:w16sdtfl="http://schemas.microsoft.com/office/word/2024/wordml/sdtformatlock" xmlns:w16se="http://schemas.microsoft.com/office/word/2015/wordml/symex" xmlns:wpg="http://schemas.microsoft.com/office/word/2010/wordprocessingGroup" xmlns:wpi="http://schemas.microsoft.com/office/word/2010/wordprocessingInk" xmlns:wne="http://schemas.microsoft.com/office/word/2006/wordml" xmlns:wps="http://schemas.microsoft.com/office/word/2010/wordprocessingShape" mc:Ignorable="w14 w15 w16se w16cid w16 w16cex w16sdtdh w16sdtfl w16du wp14">
   <w:p>
     <w:pPr>
       <w:keepNext/>
@@ -4243,7 +4118,7 @@
       </w:tabs>
       <w:spacing w:before="240" w:after="0"/>
       <w:rPr>
-        <w:rFonts w:ascii="Arial" w:hAnsi="Arial" w:eastAsia="Arial" w:cs="Arial"/>
+        <w:rFonts w:ascii="Arial" w:eastAsia="Arial" w:hAnsi="Arial" w:cs="Arial"/>
         <w:b/>
         <w:sz w:val="32"/>
         <w:szCs w:val="32"/>
@@ -4378,7 +4253,7 @@
   <w:docDefaults>
     <w:rPrDefault>
       <w:rPr>
-        <w:rFonts w:ascii="Aptos" w:hAnsi="Aptos" w:eastAsia="Aptos" w:cs="Aptos"/>
+        <w:rFonts w:ascii="Aptos" w:eastAsia="Aptos" w:hAnsi="Aptos" w:cs="Aptos"/>
         <w:sz w:val="22"/>
         <w:szCs w:val="22"/>
         <w:lang w:val="pt-BR" w:eastAsia="pt-BR" w:bidi="ar-SA"/>
@@ -4393,14 +4268,14 @@
   <w:latentStyles w:defLockedState="0" w:defUIPriority="99" w:defSemiHidden="0" w:defUnhideWhenUsed="0" w:defQFormat="0" w:count="376">
     <w:lsdException w:name="Normal" w:uiPriority="0" w:qFormat="1"/>
     <w:lsdException w:name="heading 1" w:uiPriority="9" w:qFormat="1"/>
-    <w:lsdException w:name="heading 2" w:uiPriority="9" w:semiHidden="1" w:unhideWhenUsed="1" w:qFormat="1"/>
-    <w:lsdException w:name="heading 3" w:uiPriority="9" w:semiHidden="1" w:unhideWhenUsed="1" w:qFormat="1"/>
-    <w:lsdException w:name="heading 4" w:uiPriority="9" w:semiHidden="1" w:unhideWhenUsed="1" w:qFormat="1"/>
-    <w:lsdException w:name="heading 5" w:uiPriority="9" w:semiHidden="1" w:unhideWhenUsed="1" w:qFormat="1"/>
-    <w:lsdException w:name="heading 6" w:uiPriority="9" w:semiHidden="1" w:unhideWhenUsed="1" w:qFormat="1"/>
-    <w:lsdException w:name="heading 7" w:uiPriority="9" w:semiHidden="1" w:unhideWhenUsed="1" w:qFormat="1"/>
-    <w:lsdException w:name="heading 8" w:uiPriority="9" w:semiHidden="1" w:unhideWhenUsed="1" w:qFormat="1"/>
-    <w:lsdException w:name="heading 9" w:uiPriority="9" w:semiHidden="1" w:unhideWhenUsed="1" w:qFormat="1"/>
+    <w:lsdException w:name="heading 2" w:semiHidden="1" w:uiPriority="9" w:unhideWhenUsed="1" w:qFormat="1"/>
+    <w:lsdException w:name="heading 3" w:semiHidden="1" w:uiPriority="9" w:unhideWhenUsed="1" w:qFormat="1"/>
+    <w:lsdException w:name="heading 4" w:semiHidden="1" w:uiPriority="9" w:unhideWhenUsed="1" w:qFormat="1"/>
+    <w:lsdException w:name="heading 5" w:semiHidden="1" w:uiPriority="9" w:unhideWhenUsed="1" w:qFormat="1"/>
+    <w:lsdException w:name="heading 6" w:semiHidden="1" w:uiPriority="9" w:unhideWhenUsed="1" w:qFormat="1"/>
+    <w:lsdException w:name="heading 7" w:semiHidden="1" w:uiPriority="9" w:unhideWhenUsed="1" w:qFormat="1"/>
+    <w:lsdException w:name="heading 8" w:semiHidden="1" w:uiPriority="9" w:unhideWhenUsed="1" w:qFormat="1"/>
+    <w:lsdException w:name="heading 9" w:semiHidden="1" w:uiPriority="9" w:unhideWhenUsed="1" w:qFormat="1"/>
     <w:lsdException w:name="index 1" w:semiHidden="1" w:unhideWhenUsed="1"/>
     <w:lsdException w:name="index 2" w:semiHidden="1" w:unhideWhenUsed="1"/>
     <w:lsdException w:name="index 3" w:semiHidden="1" w:unhideWhenUsed="1"/>
@@ -4410,22 +4285,22 @@
     <w:lsdException w:name="index 7" w:semiHidden="1" w:unhideWhenUsed="1"/>
     <w:lsdException w:name="index 8" w:semiHidden="1" w:unhideWhenUsed="1"/>
     <w:lsdException w:name="index 9" w:semiHidden="1" w:unhideWhenUsed="1"/>
-    <w:lsdException w:name="toc 1" w:uiPriority="39" w:semiHidden="1" w:unhideWhenUsed="1"/>
-    <w:lsdException w:name="toc 2" w:uiPriority="39" w:semiHidden="1" w:unhideWhenUsed="1"/>
-    <w:lsdException w:name="toc 3" w:uiPriority="39" w:semiHidden="1" w:unhideWhenUsed="1"/>
-    <w:lsdException w:name="toc 4" w:uiPriority="39" w:semiHidden="1" w:unhideWhenUsed="1"/>
-    <w:lsdException w:name="toc 5" w:uiPriority="39" w:semiHidden="1" w:unhideWhenUsed="1"/>
-    <w:lsdException w:name="toc 6" w:uiPriority="39" w:semiHidden="1" w:unhideWhenUsed="1"/>
-    <w:lsdException w:name="toc 7" w:uiPriority="39" w:semiHidden="1" w:unhideWhenUsed="1"/>
-    <w:lsdException w:name="toc 8" w:uiPriority="39" w:semiHidden="1" w:unhideWhenUsed="1"/>
-    <w:lsdException w:name="toc 9" w:uiPriority="39" w:semiHidden="1" w:unhideWhenUsed="1"/>
+    <w:lsdException w:name="toc 1" w:semiHidden="1" w:uiPriority="39" w:unhideWhenUsed="1"/>
+    <w:lsdException w:name="toc 2" w:semiHidden="1" w:uiPriority="39" w:unhideWhenUsed="1"/>
+    <w:lsdException w:name="toc 3" w:semiHidden="1" w:uiPriority="39" w:unhideWhenUsed="1"/>
+    <w:lsdException w:name="toc 4" w:semiHidden="1" w:uiPriority="39" w:unhideWhenUsed="1"/>
+    <w:lsdException w:name="toc 5" w:semiHidden="1" w:uiPriority="39" w:unhideWhenUsed="1"/>
+    <w:lsdException w:name="toc 6" w:semiHidden="1" w:uiPriority="39" w:unhideWhenUsed="1"/>
+    <w:lsdException w:name="toc 7" w:semiHidden="1" w:uiPriority="39" w:unhideWhenUsed="1"/>
+    <w:lsdException w:name="toc 8" w:semiHidden="1" w:uiPriority="39" w:unhideWhenUsed="1"/>
+    <w:lsdException w:name="toc 9" w:semiHidden="1" w:uiPriority="39" w:unhideWhenUsed="1"/>
     <w:lsdException w:name="Normal Indent" w:semiHidden="1" w:unhideWhenUsed="1"/>
     <w:lsdException w:name="footnote text" w:semiHidden="1" w:unhideWhenUsed="1"/>
     <w:lsdException w:name="annotation text" w:semiHidden="1" w:unhideWhenUsed="1"/>
     <w:lsdException w:name="header" w:semiHidden="1" w:unhideWhenUsed="1"/>
     <w:lsdException w:name="footer" w:semiHidden="1" w:unhideWhenUsed="1"/>
     <w:lsdException w:name="index heading" w:semiHidden="1" w:unhideWhenUsed="1"/>
-    <w:lsdException w:name="caption" w:uiPriority="35" w:semiHidden="1" w:unhideWhenUsed="1" w:qFormat="1"/>
+    <w:lsdException w:name="caption" w:semiHidden="1" w:uiPriority="35" w:unhideWhenUsed="1" w:qFormat="1"/>
     <w:lsdException w:name="table of figures" w:semiHidden="1" w:unhideWhenUsed="1"/>
     <w:lsdException w:name="envelope address" w:semiHidden="1" w:unhideWhenUsed="1"/>
     <w:lsdException w:name="envelope return" w:semiHidden="1" w:unhideWhenUsed="1"/>
@@ -4456,7 +4331,7 @@
     <w:lsdException w:name="Title" w:uiPriority="10" w:qFormat="1"/>
     <w:lsdException w:name="Closing" w:semiHidden="1" w:unhideWhenUsed="1"/>
     <w:lsdException w:name="Signature" w:semiHidden="1" w:unhideWhenUsed="1"/>
-    <w:lsdException w:name="Default Paragraph Font" w:uiPriority="1" w:semiHidden="1" w:unhideWhenUsed="1"/>
+    <w:lsdException w:name="Default Paragraph Font" w:semiHidden="1" w:uiPriority="1" w:unhideWhenUsed="1"/>
     <w:lsdException w:name="Body Text" w:semiHidden="1" w:unhideWhenUsed="1"/>
     <w:lsdException w:name="Body Text Indent" w:semiHidden="1" w:unhideWhenUsed="1"/>
     <w:lsdException w:name="List Continue" w:semiHidden="1" w:unhideWhenUsed="1"/>
@@ -4656,8 +4531,8 @@
     <w:lsdException w:name="Subtle Reference" w:uiPriority="31" w:qFormat="1"/>
     <w:lsdException w:name="Intense Reference" w:uiPriority="32" w:qFormat="1"/>
     <w:lsdException w:name="Book Title" w:uiPriority="33" w:qFormat="1"/>
-    <w:lsdException w:name="Bibliography" w:uiPriority="37" w:semiHidden="1" w:unhideWhenUsed="1"/>
-    <w:lsdException w:name="TOC Heading" w:uiPriority="39" w:semiHidden="1" w:unhideWhenUsed="1" w:qFormat="1"/>
+    <w:lsdException w:name="Bibliography" w:semiHidden="1" w:uiPriority="37" w:unhideWhenUsed="1"/>
+    <w:lsdException w:name="TOC Heading" w:semiHidden="1" w:uiPriority="39" w:unhideWhenUsed="1" w:qFormat="1"/>
     <w:lsdException w:name="Plain Table 1" w:uiPriority="41"/>
     <w:lsdException w:name="Plain Table 2" w:uiPriority="42"/>
     <w:lsdException w:name="Plain Table 3" w:uiPriority="43"/>
@@ -4768,7 +4643,7 @@
     <w:lsdException w:name="Unresolved Mention" w:semiHidden="1" w:unhideWhenUsed="1"/>
     <w:lsdException w:name="Smart Link" w:semiHidden="1" w:unhideWhenUsed="1"/>
   </w:latentStyles>
-  <w:style w:type="paragraph" w:styleId="Normal" w:default="1">
+  <w:style w:type="paragraph" w:default="1" w:styleId="Normal">
     <w:name w:val="Normal"/>
     <w:qFormat/>
     <w:rsid w:val="006D2886"/>
@@ -4788,7 +4663,7 @@
       <w:outlineLvl w:val="0"/>
     </w:pPr>
     <w:rPr>
-      <w:rFonts w:asciiTheme="majorHAnsi" w:hAnsiTheme="majorHAnsi" w:eastAsiaTheme="majorEastAsia" w:cstheme="majorBidi"/>
+      <w:rFonts w:asciiTheme="majorHAnsi" w:eastAsiaTheme="majorEastAsia" w:hAnsiTheme="majorHAnsi" w:cstheme="majorBidi"/>
       <w:color w:val="0F4761" w:themeColor="accent1" w:themeShade="BF"/>
       <w:sz w:val="40"/>
       <w:szCs w:val="40"/>
@@ -4811,7 +4686,7 @@
       <w:outlineLvl w:val="1"/>
     </w:pPr>
     <w:rPr>
-      <w:rFonts w:asciiTheme="majorHAnsi" w:hAnsiTheme="majorHAnsi" w:eastAsiaTheme="majorEastAsia" w:cstheme="majorBidi"/>
+      <w:rFonts w:asciiTheme="majorHAnsi" w:eastAsiaTheme="majorEastAsia" w:hAnsiTheme="majorHAnsi" w:cstheme="majorBidi"/>
       <w:color w:val="0F4761" w:themeColor="accent1" w:themeShade="BF"/>
       <w:sz w:val="32"/>
       <w:szCs w:val="32"/>
@@ -4972,13 +4847,13 @@
       <w:color w:val="272727" w:themeColor="text1" w:themeTint="D8"/>
     </w:rPr>
   </w:style>
-  <w:style w:type="character" w:styleId="Fontepargpadro" w:default="1">
+  <w:style w:type="character" w:default="1" w:styleId="Fontepargpadro">
     <w:name w:val="Default Paragraph Font"/>
     <w:uiPriority w:val="1"/>
     <w:semiHidden/>
     <w:unhideWhenUsed/>
   </w:style>
-  <w:style w:type="table" w:styleId="Tabelanormal" w:default="1">
+  <w:style w:type="table" w:default="1" w:styleId="Tabelanormal">
     <w:name w:val="Normal Table"/>
     <w:uiPriority w:val="99"/>
     <w:semiHidden/>
@@ -4993,13 +4868,13 @@
       </w:tblCellMar>
     </w:tblPr>
   </w:style>
-  <w:style w:type="numbering" w:styleId="Semlista" w:default="1">
+  <w:style w:type="numbering" w:default="1" w:styleId="Semlista">
     <w:name w:val="No List"/>
     <w:uiPriority w:val="99"/>
     <w:semiHidden/>
     <w:unhideWhenUsed/>
   </w:style>
-  <w:style w:type="table" w:styleId="TableNormal" w:customStyle="1">
+  <w:style w:type="table" w:customStyle="1" w:styleId="TableNormal">
     <w:name w:val="Table Normal"/>
     <w:tblPr>
       <w:tblCellMar>
@@ -5023,27 +4898,27 @@
       <w:contextualSpacing/>
     </w:pPr>
     <w:rPr>
-      <w:rFonts w:asciiTheme="majorHAnsi" w:hAnsiTheme="majorHAnsi" w:eastAsiaTheme="majorEastAsia" w:cstheme="majorBidi"/>
+      <w:rFonts w:asciiTheme="majorHAnsi" w:eastAsiaTheme="majorEastAsia" w:hAnsiTheme="majorHAnsi" w:cstheme="majorBidi"/>
       <w:spacing w:val="-10"/>
       <w:kern w:val="28"/>
       <w:sz w:val="56"/>
       <w:szCs w:val="56"/>
     </w:rPr>
   </w:style>
-  <w:style w:type="character" w:styleId="Ttulo1Char" w:customStyle="1">
+  <w:style w:type="character" w:customStyle="1" w:styleId="Ttulo1Char">
     <w:name w:val="Título 1 Char"/>
     <w:basedOn w:val="Fontepargpadro"/>
     <w:link w:val="Ttulo1"/>
     <w:uiPriority w:val="9"/>
     <w:rsid w:val="00C82D7E"/>
     <w:rPr>
-      <w:rFonts w:asciiTheme="majorHAnsi" w:hAnsiTheme="majorHAnsi" w:eastAsiaTheme="majorEastAsia" w:cstheme="majorBidi"/>
+      <w:rFonts w:asciiTheme="majorHAnsi" w:eastAsiaTheme="majorEastAsia" w:hAnsiTheme="majorHAnsi" w:cstheme="majorBidi"/>
       <w:color w:val="0F4761" w:themeColor="accent1" w:themeShade="BF"/>
       <w:sz w:val="40"/>
       <w:szCs w:val="40"/>
     </w:rPr>
   </w:style>
-  <w:style w:type="character" w:styleId="Ttulo2Char" w:customStyle="1">
+  <w:style w:type="character" w:customStyle="1" w:styleId="Ttulo2Char">
     <w:name w:val="Título 2 Char"/>
     <w:basedOn w:val="Fontepargpadro"/>
     <w:link w:val="Ttulo2"/>
@@ -5051,13 +4926,13 @@
     <w:semiHidden/>
     <w:rsid w:val="00C82D7E"/>
     <w:rPr>
-      <w:rFonts w:asciiTheme="majorHAnsi" w:hAnsiTheme="majorHAnsi" w:eastAsiaTheme="majorEastAsia" w:cstheme="majorBidi"/>
+      <w:rFonts w:asciiTheme="majorHAnsi" w:eastAsiaTheme="majorEastAsia" w:hAnsiTheme="majorHAnsi" w:cstheme="majorBidi"/>
       <w:color w:val="0F4761" w:themeColor="accent1" w:themeShade="BF"/>
       <w:sz w:val="32"/>
       <w:szCs w:val="32"/>
     </w:rPr>
   </w:style>
-  <w:style w:type="character" w:styleId="Ttulo3Char" w:customStyle="1">
+  <w:style w:type="character" w:customStyle="1" w:styleId="Ttulo3Char">
     <w:name w:val="Título 3 Char"/>
     <w:basedOn w:val="Fontepargpadro"/>
     <w:link w:val="Ttulo3"/>
@@ -5071,7 +4946,7 @@
       <w:szCs w:val="28"/>
     </w:rPr>
   </w:style>
-  <w:style w:type="character" w:styleId="Ttulo4Char" w:customStyle="1">
+  <w:style w:type="character" w:customStyle="1" w:styleId="Ttulo4Char">
     <w:name w:val="Título 4 Char"/>
     <w:basedOn w:val="Fontepargpadro"/>
     <w:link w:val="Ttulo4"/>
@@ -5085,7 +4960,7 @@
       <w:color w:val="0F4761" w:themeColor="accent1" w:themeShade="BF"/>
     </w:rPr>
   </w:style>
-  <w:style w:type="character" w:styleId="Ttulo5Char" w:customStyle="1">
+  <w:style w:type="character" w:customStyle="1" w:styleId="Ttulo5Char">
     <w:name w:val="Título 5 Char"/>
     <w:basedOn w:val="Fontepargpadro"/>
     <w:link w:val="Ttulo5"/>
@@ -5097,7 +4972,7 @@
       <w:color w:val="0F4761" w:themeColor="accent1" w:themeShade="BF"/>
     </w:rPr>
   </w:style>
-  <w:style w:type="character" w:styleId="Ttulo6Char" w:customStyle="1">
+  <w:style w:type="character" w:customStyle="1" w:styleId="Ttulo6Char">
     <w:name w:val="Título 6 Char"/>
     <w:basedOn w:val="Fontepargpadro"/>
     <w:link w:val="Ttulo6"/>
@@ -5111,7 +4986,7 @@
       <w:color w:val="595959" w:themeColor="text1" w:themeTint="A6"/>
     </w:rPr>
   </w:style>
-  <w:style w:type="character" w:styleId="Ttulo7Char" w:customStyle="1">
+  <w:style w:type="character" w:customStyle="1" w:styleId="Ttulo7Char">
     <w:name w:val="Título 7 Char"/>
     <w:basedOn w:val="Fontepargpadro"/>
     <w:link w:val="Ttulo7"/>
@@ -5123,7 +4998,7 @@
       <w:color w:val="595959" w:themeColor="text1" w:themeTint="A6"/>
     </w:rPr>
   </w:style>
-  <w:style w:type="character" w:styleId="Ttulo8Char" w:customStyle="1">
+  <w:style w:type="character" w:customStyle="1" w:styleId="Ttulo8Char">
     <w:name w:val="Título 8 Char"/>
     <w:basedOn w:val="Fontepargpadro"/>
     <w:link w:val="Ttulo8"/>
@@ -5137,7 +5012,7 @@
       <w:color w:val="272727" w:themeColor="text1" w:themeTint="D8"/>
     </w:rPr>
   </w:style>
-  <w:style w:type="character" w:styleId="Ttulo9Char" w:customStyle="1">
+  <w:style w:type="character" w:customStyle="1" w:styleId="Ttulo9Char">
     <w:name w:val="Título 9 Char"/>
     <w:basedOn w:val="Fontepargpadro"/>
     <w:link w:val="Ttulo9"/>
@@ -5149,14 +5024,14 @@
       <w:color w:val="272727" w:themeColor="text1" w:themeTint="D8"/>
     </w:rPr>
   </w:style>
-  <w:style w:type="character" w:styleId="TtuloChar" w:customStyle="1">
+  <w:style w:type="character" w:customStyle="1" w:styleId="TtuloChar">
     <w:name w:val="Título Char"/>
     <w:basedOn w:val="Fontepargpadro"/>
     <w:link w:val="Ttulo"/>
     <w:uiPriority w:val="10"/>
     <w:rsid w:val="00C82D7E"/>
     <w:rPr>
-      <w:rFonts w:asciiTheme="majorHAnsi" w:hAnsiTheme="majorHAnsi" w:eastAsiaTheme="majorEastAsia" w:cstheme="majorBidi"/>
+      <w:rFonts w:asciiTheme="majorHAnsi" w:eastAsiaTheme="majorEastAsia" w:hAnsiTheme="majorHAnsi" w:cstheme="majorBidi"/>
       <w:spacing w:val="-10"/>
       <w:kern w:val="28"/>
       <w:sz w:val="56"/>
@@ -5176,7 +5051,7 @@
       <w:szCs w:val="28"/>
     </w:rPr>
   </w:style>
-  <w:style w:type="character" w:styleId="SubttuloChar" w:customStyle="1">
+  <w:style w:type="character" w:customStyle="1" w:styleId="SubttuloChar">
     <w:name w:val="Subtítulo Char"/>
     <w:basedOn w:val="Fontepargpadro"/>
     <w:link w:val="Subttulo"/>
@@ -5208,7 +5083,7 @@
       <w:color w:val="404040" w:themeColor="text1" w:themeTint="BF"/>
     </w:rPr>
   </w:style>
-  <w:style w:type="character" w:styleId="CitaoChar" w:customStyle="1">
+  <w:style w:type="character" w:customStyle="1" w:styleId="CitaoChar">
     <w:name w:val="Citação Char"/>
     <w:basedOn w:val="Fontepargpadro"/>
     <w:link w:val="Citao"/>
@@ -5253,8 +5128,8 @@
     <w:rsid w:val="00C82D7E"/>
     <w:pPr>
       <w:pBdr>
-        <w:top w:val="single" w:color="0F4761" w:themeColor="accent1" w:themeShade="BF" w:sz="4" w:space="10"/>
-        <w:bottom w:val="single" w:color="0F4761" w:themeColor="accent1" w:themeShade="BF" w:sz="4" w:space="10"/>
+        <w:top w:val="single" w:sz="4" w:space="10" w:color="0F4761" w:themeColor="accent1" w:themeShade="BF"/>
+        <w:bottom w:val="single" w:sz="4" w:space="10" w:color="0F4761" w:themeColor="accent1" w:themeShade="BF"/>
       </w:pBdr>
       <w:spacing w:before="360" w:after="360"/>
       <w:ind w:left="864" w:right="864"/>
@@ -5266,7 +5141,7 @@
       <w:color w:val="0F4761" w:themeColor="accent1" w:themeShade="BF"/>
     </w:rPr>
   </w:style>
-  <w:style w:type="character" w:styleId="CitaoIntensaChar" w:customStyle="1">
+  <w:style w:type="character" w:customStyle="1" w:styleId="CitaoIntensaChar">
     <w:name w:val="Citação Intensa Char"/>
     <w:basedOn w:val="Fontepargpadro"/>
     <w:link w:val="CitaoIntensa"/>
@@ -5302,12 +5177,12 @@
     </w:pPr>
     <w:tblPr>
       <w:tblBorders>
-        <w:top w:val="single" w:color="auto" w:sz="4" w:space="0"/>
-        <w:left w:val="single" w:color="auto" w:sz="4" w:space="0"/>
-        <w:bottom w:val="single" w:color="auto" w:sz="4" w:space="0"/>
-        <w:right w:val="single" w:color="auto" w:sz="4" w:space="0"/>
-        <w:insideH w:val="single" w:color="auto" w:sz="4" w:space="0"/>
-        <w:insideV w:val="single" w:color="auto" w:sz="4" w:space="0"/>
+        <w:top w:val="single" w:sz="4" w:space="0" w:color="auto"/>
+        <w:left w:val="single" w:sz="4" w:space="0" w:color="auto"/>
+        <w:bottom w:val="single" w:sz="4" w:space="0" w:color="auto"/>
+        <w:right w:val="single" w:sz="4" w:space="0" w:color="auto"/>
+        <w:insideH w:val="single" w:sz="4" w:space="0" w:color="auto"/>
+        <w:insideV w:val="single" w:sz="4" w:space="0" w:color="auto"/>
       </w:tblBorders>
     </w:tblPr>
   </w:style>
@@ -5326,7 +5201,7 @@
       <w:spacing w:after="0" w:line="240" w:lineRule="auto"/>
     </w:pPr>
   </w:style>
-  <w:style w:type="character" w:styleId="CabealhoChar" w:customStyle="1">
+  <w:style w:type="character" w:customStyle="1" w:styleId="CabealhoChar">
     <w:name w:val="Cabeçalho Char"/>
     <w:basedOn w:val="Fontepargpadro"/>
     <w:link w:val="Cabealho"/>
@@ -5348,7 +5223,7 @@
       <w:spacing w:after="0" w:line="240" w:lineRule="auto"/>
     </w:pPr>
   </w:style>
-  <w:style w:type="character" w:styleId="RodapChar" w:customStyle="1">
+  <w:style w:type="character" w:customStyle="1" w:styleId="RodapChar">
     <w:name w:val="Rodapé Char"/>
     <w:basedOn w:val="Fontepargpadro"/>
     <w:link w:val="Rodap"/>
@@ -5372,7 +5247,7 @@
       <w:szCs w:val="32"/>
     </w:rPr>
   </w:style>
-  <w:style w:type="paragraph" w:styleId="TtuloGuardian" w:customStyle="1">
+  <w:style w:type="paragraph" w:customStyle="1" w:styleId="TtuloGuardian">
     <w:name w:val="Título [Guardian]"/>
     <w:basedOn w:val="Normal"/>
     <w:link w:val="TtuloGuardianChar"/>
@@ -5391,7 +5266,7 @@
       <w:szCs w:val="32"/>
     </w:rPr>
   </w:style>
-  <w:style w:type="character" w:styleId="TtuloGuardianChar" w:customStyle="1">
+  <w:style w:type="character" w:customStyle="1" w:styleId="TtuloGuardianChar">
     <w:name w:val="Título [Guardian] Char"/>
     <w:basedOn w:val="Fontepargpadro"/>
     <w:link w:val="TtuloGuardian"/>
@@ -5428,7 +5303,7 @@
       <w:u w:val="single"/>
     </w:rPr>
   </w:style>
-  <w:style w:type="paragraph" w:styleId="SubttuloGuardian" w:customStyle="1">
+  <w:style w:type="paragraph" w:customStyle="1" w:styleId="SubttuloGuardian">
     <w:name w:val="Subtítulo [Guardian]"/>
     <w:basedOn w:val="TtuloGuardian"/>
     <w:link w:val="SubttuloGuardianChar"/>
@@ -5442,7 +5317,7 @@
       <w:szCs w:val="24"/>
     </w:rPr>
   </w:style>
-  <w:style w:type="character" w:styleId="SubttuloGuardianChar" w:customStyle="1">
+  <w:style w:type="character" w:customStyle="1" w:styleId="SubttuloGuardianChar">
     <w:name w:val="Subtítulo [Guardian] Char"/>
     <w:basedOn w:val="TtuloGuardianChar"/>
     <w:link w:val="SubttuloGuardian"/>
@@ -5469,7 +5344,7 @@
       <w:ind w:left="220"/>
     </w:pPr>
   </w:style>
-  <w:style w:type="table" w:styleId="a" w:customStyle="1">
+  <w:style w:type="table" w:customStyle="1" w:styleId="a">
     <w:basedOn w:val="TableNormal"/>
     <w:pPr>
       <w:spacing w:after="0" w:line="240" w:lineRule="auto"/>
@@ -5483,7 +5358,7 @@
       </w:tblCellMar>
     </w:tblPr>
   </w:style>
-  <w:style w:type="table" w:styleId="a0" w:customStyle="1">
+  <w:style w:type="table" w:customStyle="1" w:styleId="a0">
     <w:basedOn w:val="TableNormal"/>
     <w:pPr>
       <w:spacing w:after="0" w:line="240" w:lineRule="auto"/>
@@ -5497,7 +5372,7 @@
       </w:tblCellMar>
     </w:tblPr>
   </w:style>
-  <w:style w:type="table" w:styleId="a1" w:customStyle="1">
+  <w:style w:type="table" w:customStyle="1" w:styleId="a1">
     <w:basedOn w:val="TableNormal"/>
     <w:pPr>
       <w:spacing w:after="0" w:line="240" w:lineRule="auto"/>
@@ -5515,7 +5390,7 @@
 </file>
 
 <file path=word/theme/theme1.xml><?xml version="1.0" encoding="utf-8"?>
-<a:theme xmlns:a="http://schemas.openxmlformats.org/drawingml/2006/main" xmlns:thm15="http://schemas.microsoft.com/office/thememl/2012/main" name="Tema do Office">
+<a:theme xmlns:a="http://schemas.openxmlformats.org/drawingml/2006/main" name="Tema do Office">
   <a:themeElements>
     <a:clrScheme name="Office">
       <a:dk1>
